--- a/prog_appliquer/exercice/Exercice2/ExercicesListesÉnoncé.docx
+++ b/prog_appliquer/exercice/Exercice2/ExercicesListesÉnoncé.docx
@@ -1,14 +1,12 @@
 
 <file path=word/document.xml><?xml version="1.0" encoding="utf-8"?>
-<w:document xmlns:o="urn:schemas-microsoft-com:office:office" xmlns:r="http://schemas.openxmlformats.org/officeDocument/2006/relationships" xmlns:v="urn:schemas-microsoft-com:vml" xmlns:w="http://schemas.openxmlformats.org/wordprocessingml/2006/main" xmlns:w10="urn:schemas-microsoft-com:office:word" xmlns:wp="http://schemas.openxmlformats.org/drawingml/2006/wordprocessingDrawing" xmlns:wps="http://schemas.microsoft.com/office/word/2010/wordprocessingShape" xmlns:wpg="http://schemas.microsoft.com/office/word/2010/wordprocessingGroup" xmlns:mc="http://schemas.openxmlformats.org/markup-compatibility/2006" xmlns:wp14="http://schemas.microsoft.com/office/word/2010/wordprocessingDrawing" xmlns:w14="http://schemas.microsoft.com/office/word/2010/wordml" xmlns:w15="http://schemas.microsoft.com/office/word/2012/wordml" mc:Ignorable="w14 wp14 w15">
+<w:document xmlns:wpc="http://schemas.microsoft.com/office/word/2010/wordprocessingCanvas" xmlns:cx="http://schemas.microsoft.com/office/drawing/2014/chartex" xmlns:cx1="http://schemas.microsoft.com/office/drawing/2015/9/8/chartex" xmlns:cx2="http://schemas.microsoft.com/office/drawing/2015/10/21/chartex" xmlns:cx3="http://schemas.microsoft.com/office/drawing/2016/5/9/chartex" xmlns:cx4="http://schemas.microsoft.com/office/drawing/2016/5/10/chartex" xmlns:cx5="http://schemas.microsoft.com/office/drawing/2016/5/11/chartex" xmlns:cx6="http://schemas.microsoft.com/office/drawing/2016/5/12/chartex" xmlns:cx7="http://schemas.microsoft.com/office/drawing/2016/5/13/chartex" xmlns:cx8="http://schemas.microsoft.com/office/drawing/2016/5/14/chartex" xmlns:mc="http://schemas.openxmlformats.org/markup-compatibility/2006" xmlns:aink="http://schemas.microsoft.com/office/drawing/2016/ink" xmlns:am3d="http://schemas.microsoft.com/office/drawing/2017/model3d" xmlns:o="urn:schemas-microsoft-com:office:office" xmlns:oel="http://schemas.microsoft.com/office/2019/extlst" xmlns:r="http://schemas.openxmlformats.org/officeDocument/2006/relationships" xmlns:m="http://schemas.openxmlformats.org/officeDocument/2006/math" xmlns:v="urn:schemas-microsoft-com:vml" xmlns:wp14="http://schemas.microsoft.com/office/word/2010/wordprocessingDrawing" xmlns:wp="http://schemas.openxmlformats.org/drawingml/2006/wordprocessingDrawing" xmlns:w10="urn:schemas-microsoft-com:office:word" xmlns:w="http://schemas.openxmlformats.org/wordprocessingml/2006/main" xmlns:w14="http://schemas.microsoft.com/office/word/2010/wordml" xmlns:w15="http://schemas.microsoft.com/office/word/2012/wordml" xmlns:w16cex="http://schemas.microsoft.com/office/word/2018/wordml/cex" xmlns:w16cid="http://schemas.microsoft.com/office/word/2016/wordml/cid" xmlns:w16="http://schemas.microsoft.com/office/word/2018/wordml" xmlns:w16sdtdh="http://schemas.microsoft.com/office/word/2020/wordml/sdtdatahash" xmlns:w16se="http://schemas.microsoft.com/office/word/2015/wordml/symex" xmlns:wpg="http://schemas.microsoft.com/office/word/2010/wordprocessingGroup" xmlns:wpi="http://schemas.microsoft.com/office/word/2010/wordprocessingInk" xmlns:wne="http://schemas.microsoft.com/office/word/2006/wordml" xmlns:wps="http://schemas.microsoft.com/office/word/2010/wordprocessingShape" mc:Ignorable="w14 w15 w16se w16cid w16 w16cex w16sdtdh wp14">
   <w:body>
     <w:p>
       <w:pPr>
-        <w:pStyle w:val="Normal"/>
-        <w:spacing w:lineRule="auto" w:line="276" w:before="0" w:after="200"/>
-        <w:rPr>
-          <w:rFonts w:ascii="Calibri" w:hAnsi="Calibri" w:eastAsia="Calibri" w:cs="Calibri"/>
-          <w:b/>
+        <w:spacing w:after="200" w:line="276" w:lineRule="auto"/>
+        <w:rPr>
+          <w:rFonts w:ascii="Calibri" w:eastAsia="Calibri" w:hAnsi="Calibri" w:cs="Calibri"/>
           <w:b/>
           <w:color w:val="FF0000"/>
         </w:rPr>
@@ -18,8 +16,23 @@
           <w:rFonts w:eastAsia="Calibri" w:cs="Calibri"/>
         </w:rPr>
         <w:tab/>
+      </w:r>
+      <w:r>
+        <w:rPr>
+          <w:rFonts w:eastAsia="Calibri" w:cs="Calibri"/>
+        </w:rPr>
         <w:tab/>
+      </w:r>
+      <w:r>
+        <w:rPr>
+          <w:rFonts w:eastAsia="Calibri" w:cs="Calibri"/>
+        </w:rPr>
         <w:tab/>
+      </w:r>
+      <w:r>
+        <w:rPr>
+          <w:rFonts w:eastAsia="Calibri" w:cs="Calibri"/>
+        </w:rPr>
         <w:tab/>
       </w:r>
       <w:r>
@@ -32,10 +45,9 @@
     </w:p>
     <w:p>
       <w:pPr>
-        <w:pStyle w:val="Normal"/>
-        <w:spacing w:lineRule="auto" w:line="276" w:before="0" w:after="200"/>
-        <w:rPr>
-          <w:rFonts w:ascii="Calibri" w:hAnsi="Calibri" w:eastAsia="Calibri" w:cs="Calibri"/>
+        <w:spacing w:after="200" w:line="276" w:lineRule="auto"/>
+        <w:rPr>
+          <w:rFonts w:ascii="Calibri" w:eastAsia="Calibri" w:hAnsi="Calibri" w:cs="Calibri"/>
         </w:rPr>
       </w:pPr>
       <w:r>
@@ -44,12 +56,21 @@
         </w:rPr>
         <w:t xml:space="preserve">1. Définissez une chaîne et affectez-la à une variable, par exemple </w:t>
       </w:r>
-      <w:r>
-        <w:rPr>
-          <w:rFonts w:eastAsia="Calibri" w:cs="Calibri"/>
-          <w:b/>
-        </w:rPr>
-        <w:t xml:space="preserve">ma_chaine = 'Ma Chaine' </w:t>
+      <w:proofErr w:type="spellStart"/>
+      <w:r>
+        <w:rPr>
+          <w:rFonts w:eastAsia="Calibri" w:cs="Calibri"/>
+          <w:b/>
+        </w:rPr>
+        <w:t>ma_chaine</w:t>
+      </w:r>
+      <w:proofErr w:type="spellEnd"/>
+      <w:r>
+        <w:rPr>
+          <w:rFonts w:eastAsia="Calibri" w:cs="Calibri"/>
+          <w:b/>
+        </w:rPr>
+        <w:t xml:space="preserve"> = 'Ma Chaine' </w:t>
       </w:r>
       <w:r>
         <w:rPr>
@@ -57,6 +78,7 @@
         </w:rPr>
         <w:t xml:space="preserve">(mais mettez quelque chose de plus intéressant dans la chaîne). Imprimez le contenu de cette variable de deux manières, d'abord en tapant simplement le nom de la variable et en appuyant sur Entrée, puis en utilisant l'instruction </w:t>
       </w:r>
+      <w:proofErr w:type="spellStart"/>
       <w:r>
         <w:rPr>
           <w:rFonts w:eastAsia="Calibri" w:cs="Calibri"/>
@@ -64,6 +86,7 @@
         </w:rPr>
         <w:t>print</w:t>
       </w:r>
+      <w:proofErr w:type="spellEnd"/>
       <w:r>
         <w:rPr>
           <w:rFonts w:eastAsia="Calibri" w:cs="Calibri"/>
@@ -73,36 +96,23 @@
     </w:p>
     <w:p>
       <w:pPr>
-        <w:pStyle w:val="Normal"/>
-        <w:rPr>
-          <w:rFonts w:ascii="Calibri" w:hAnsi="Calibri" w:eastAsia="Calibri" w:cs="Calibri"/>
-        </w:rPr>
-      </w:pPr>
-      <w:r>
-        <w:rPr>
-          <w:rFonts w:eastAsia="Calibri" w:cs="Calibri"/>
-        </w:rPr>
-      </w:r>
-    </w:p>
-    <w:p>
-      <w:pPr>
-        <w:pStyle w:val="Normal"/>
-        <w:rPr>
-          <w:rFonts w:ascii="Calibri" w:hAnsi="Calibri" w:eastAsia="Calibri" w:cs="Calibri"/>
-        </w:rPr>
-      </w:pPr>
-      <w:r>
-        <w:rPr>
-          <w:rFonts w:eastAsia="Calibri" w:cs="Calibri"/>
-        </w:rPr>
-      </w:r>
-    </w:p>
-    <w:p>
-      <w:pPr>
-        <w:pStyle w:val="Normal"/>
-        <w:spacing w:lineRule="auto" w:line="276" w:before="0" w:after="200"/>
-        <w:rPr>
-          <w:rFonts w:ascii="Calibri" w:hAnsi="Calibri" w:eastAsia="Calibri" w:cs="Calibri"/>
+        <w:rPr>
+          <w:rFonts w:ascii="Calibri" w:eastAsia="Calibri" w:hAnsi="Calibri" w:cs="Calibri"/>
+        </w:rPr>
+      </w:pPr>
+    </w:p>
+    <w:p>
+      <w:pPr>
+        <w:rPr>
+          <w:rFonts w:ascii="Calibri" w:eastAsia="Calibri" w:hAnsi="Calibri" w:cs="Calibri"/>
+        </w:rPr>
+      </w:pPr>
+    </w:p>
+    <w:p>
+      <w:pPr>
+        <w:spacing w:after="200" w:line="276" w:lineRule="auto"/>
+        <w:rPr>
+          <w:rFonts w:ascii="Calibri" w:eastAsia="Calibri" w:hAnsi="Calibri" w:cs="Calibri"/>
         </w:rPr>
       </w:pPr>
       <w:r>
@@ -111,25 +121,66 @@
         </w:rPr>
         <w:t xml:space="preserve">2. Essayez d'ajouter la chaîne à elle-même en utilisant </w:t>
       </w:r>
-      <w:r>
-        <w:rPr>
-          <w:rFonts w:eastAsia="Calibri" w:cs="Calibri"/>
-          <w:b/>
-        </w:rPr>
-        <w:t>ma_chaine + ma_chaine</w:t>
-      </w:r>
-      <w:r>
-        <w:rPr>
-          <w:rFonts w:eastAsia="Calibri" w:cs="Calibri"/>
-        </w:rPr>
-        <w:t xml:space="preserve">, ou en la multipliant par un nombre,  par exemple, </w:t>
-      </w:r>
-      <w:r>
-        <w:rPr>
-          <w:rFonts w:eastAsia="Calibri" w:cs="Calibri"/>
-          <w:b/>
-        </w:rPr>
-        <w:t>ma_chaine * 3</w:t>
+      <w:proofErr w:type="spellStart"/>
+      <w:r>
+        <w:rPr>
+          <w:rFonts w:eastAsia="Calibri" w:cs="Calibri"/>
+          <w:b/>
+        </w:rPr>
+        <w:t>ma_chaine</w:t>
+      </w:r>
+      <w:proofErr w:type="spellEnd"/>
+      <w:r>
+        <w:rPr>
+          <w:rFonts w:eastAsia="Calibri" w:cs="Calibri"/>
+          <w:b/>
+        </w:rPr>
+        <w:t xml:space="preserve"> + </w:t>
+      </w:r>
+      <w:proofErr w:type="spellStart"/>
+      <w:r>
+        <w:rPr>
+          <w:rFonts w:eastAsia="Calibri" w:cs="Calibri"/>
+          <w:b/>
+        </w:rPr>
+        <w:t>ma_chaine</w:t>
+      </w:r>
+      <w:proofErr w:type="spellEnd"/>
+      <w:r>
+        <w:rPr>
+          <w:rFonts w:eastAsia="Calibri" w:cs="Calibri"/>
+        </w:rPr>
+        <w:t xml:space="preserve">, ou en la multipliant par un </w:t>
+      </w:r>
+      <w:proofErr w:type="gramStart"/>
+      <w:r>
+        <w:rPr>
+          <w:rFonts w:eastAsia="Calibri" w:cs="Calibri"/>
+        </w:rPr>
+        <w:t>nombre,  par</w:t>
+      </w:r>
+      <w:proofErr w:type="gramEnd"/>
+      <w:r>
+        <w:rPr>
+          <w:rFonts w:eastAsia="Calibri" w:cs="Calibri"/>
+        </w:rPr>
+        <w:t xml:space="preserve"> exemple, </w:t>
+      </w:r>
+      <w:proofErr w:type="spellStart"/>
+      <w:r>
+        <w:rPr>
+          <w:rFonts w:eastAsia="Calibri" w:cs="Calibri"/>
+          <w:b/>
+        </w:rPr>
+        <w:t>ma_chaine</w:t>
+      </w:r>
+      <w:proofErr w:type="spellEnd"/>
+      <w:r>
+        <w:rPr>
+          <w:rFonts w:eastAsia="Calibri" w:cs="Calibri"/>
+          <w:b/>
+        </w:rPr>
+        <w:t xml:space="preserve"> * 3</w:t>
       </w:r>
       <w:r>
         <w:rPr>
@@ -140,139 +191,128 @@
     </w:p>
     <w:p>
       <w:pPr>
-        <w:pStyle w:val="Normal"/>
-        <w:spacing w:lineRule="auto" w:line="276" w:before="0" w:after="200"/>
-        <w:rPr>
-          <w:rFonts w:ascii="Calibri" w:hAnsi="Calibri" w:eastAsia="Calibri" w:cs="Calibri"/>
-        </w:rPr>
-      </w:pPr>
-      <w:r>
-        <w:rPr>
-          <w:rFonts w:eastAsia="Calibri" w:cs="Calibri"/>
-          <w:b w:val="false"/>
+        <w:spacing w:after="200" w:line="276" w:lineRule="auto"/>
+        <w:rPr>
+          <w:rFonts w:ascii="Calibri" w:eastAsia="Calibri" w:hAnsi="Calibri" w:cs="Calibri"/>
+        </w:rPr>
+      </w:pPr>
+      <w:proofErr w:type="spellStart"/>
+      <w:proofErr w:type="gramStart"/>
+      <w:r>
+        <w:rPr>
+          <w:rFonts w:eastAsia="Calibri" w:cs="Calibri"/>
           <w:color w:val="DCDCAA"/>
           <w:sz w:val="21"/>
-          <w:shd w:fill="1E1E1E" w:val="clear"/>
+          <w:shd w:val="clear" w:color="auto" w:fill="1E1E1E"/>
         </w:rPr>
         <w:t>print</w:t>
       </w:r>
-      <w:r>
-        <w:rPr>
-          <w:rFonts w:eastAsia="Calibri" w:cs="Calibri"/>
-          <w:b w:val="false"/>
+      <w:proofErr w:type="spellEnd"/>
+      <w:r>
+        <w:rPr>
+          <w:rFonts w:eastAsia="Calibri" w:cs="Calibri"/>
           <w:color w:val="D4D4D4"/>
           <w:sz w:val="21"/>
-          <w:shd w:fill="1E1E1E" w:val="clear"/>
-        </w:rPr>
-        <w:t>((</w:t>
-      </w:r>
-      <w:r>
-        <w:rPr>
-          <w:rFonts w:eastAsia="Calibri" w:cs="Calibri"/>
-          <w:b w:val="false"/>
-          <w:color w:val="9CDCFE"/>
-          <w:sz w:val="21"/>
-          <w:shd w:fill="1E1E1E" w:val="clear"/>
+          <w:shd w:val="clear" w:color="auto" w:fill="1E1E1E"/>
+        </w:rPr>
+        <w:t>(</w:t>
+      </w:r>
+      <w:proofErr w:type="gramEnd"/>
+      <w:r>
+        <w:rPr>
+          <w:rFonts w:eastAsia="Calibri" w:cs="Calibri"/>
+          <w:color w:val="D4D4D4"/>
+          <w:sz w:val="21"/>
+          <w:shd w:val="clear" w:color="auto" w:fill="1E1E1E"/>
+        </w:rPr>
+        <w:t>(</w:t>
+      </w:r>
+      <w:proofErr w:type="spellStart"/>
+      <w:r>
+        <w:rPr>
+          <w:rFonts w:eastAsia="Calibri" w:cs="Calibri"/>
+          <w:color w:val="9CDCFE"/>
+          <w:sz w:val="21"/>
+          <w:shd w:val="clear" w:color="auto" w:fill="1E1E1E"/>
         </w:rPr>
         <w:t>ma_chaine</w:t>
       </w:r>
-      <w:r>
-        <w:rPr>
-          <w:rFonts w:eastAsia="Calibri" w:cs="Calibri"/>
-          <w:b w:val="false"/>
+      <w:proofErr w:type="spellEnd"/>
+      <w:r>
+        <w:rPr>
+          <w:rFonts w:eastAsia="Calibri" w:cs="Calibri"/>
           <w:color w:val="D4D4D4"/>
           <w:sz w:val="21"/>
-          <w:shd w:fill="1E1E1E" w:val="clear"/>
+          <w:shd w:val="clear" w:color="auto" w:fill="1E1E1E"/>
         </w:rPr>
         <w:t>+</w:t>
       </w:r>
       <w:r>
         <w:rPr>
           <w:rFonts w:eastAsia="Calibri" w:cs="Calibri"/>
-          <w:b w:val="false"/>
           <w:color w:val="CE9178"/>
           <w:sz w:val="21"/>
-          <w:shd w:fill="1E1E1E" w:val="clear"/>
+          <w:shd w:val="clear" w:color="auto" w:fill="1E1E1E"/>
         </w:rPr>
         <w:t>" "</w:t>
       </w:r>
       <w:r>
         <w:rPr>
           <w:rFonts w:eastAsia="Calibri" w:cs="Calibri"/>
-          <w:b w:val="false"/>
           <w:color w:val="D4D4D4"/>
           <w:sz w:val="21"/>
-          <w:shd w:fill="1E1E1E" w:val="clear"/>
+          <w:shd w:val="clear" w:color="auto" w:fill="1E1E1E"/>
         </w:rPr>
         <w:t>)*</w:t>
       </w:r>
       <w:r>
         <w:rPr>
           <w:rFonts w:eastAsia="Calibri" w:cs="Calibri"/>
-          <w:b w:val="false"/>
           <w:color w:val="B5CEA8"/>
           <w:sz w:val="21"/>
-          <w:shd w:fill="1E1E1E" w:val="clear"/>
+          <w:shd w:val="clear" w:color="auto" w:fill="1E1E1E"/>
         </w:rPr>
         <w:t>3</w:t>
       </w:r>
       <w:r>
         <w:rPr>
           <w:rFonts w:eastAsia="Calibri" w:cs="Calibri"/>
-          <w:b w:val="false"/>
           <w:color w:val="D4D4D4"/>
           <w:sz w:val="21"/>
-          <w:shd w:fill="1E1E1E" w:val="clear"/>
+          <w:shd w:val="clear" w:color="auto" w:fill="1E1E1E"/>
         </w:rPr>
         <w:t>)</w:t>
       </w:r>
     </w:p>
     <w:p>
       <w:pPr>
-        <w:pStyle w:val="Normal"/>
-        <w:spacing w:lineRule="auto" w:line="276" w:before="0" w:after="200"/>
-        <w:rPr>
-          <w:rFonts w:ascii="Calibri" w:hAnsi="Calibri" w:eastAsia="Calibri" w:cs="Calibri"/>
-        </w:rPr>
-      </w:pPr>
-      <w:r>
-        <w:rPr/>
-      </w:r>
-    </w:p>
-    <w:p>
-      <w:pPr>
-        <w:pStyle w:val="Normal"/>
-        <w:spacing w:lineRule="auto" w:line="276" w:before="0" w:after="0"/>
-        <w:rPr>
-          <w:rFonts w:ascii="Calibri" w:hAnsi="Calibri" w:eastAsia="Calibri" w:cs="Calibri"/>
-        </w:rPr>
-      </w:pPr>
-      <w:r>
-        <w:rPr>
-          <w:rFonts w:eastAsia="Calibri" w:cs="Calibri"/>
-        </w:rPr>
-      </w:r>
-    </w:p>
-    <w:p>
-      <w:pPr>
-        <w:pStyle w:val="Normal"/>
-        <w:spacing w:lineRule="auto" w:line="276" w:before="0" w:after="0"/>
-        <w:rPr>
-          <w:rFonts w:ascii="Calibri" w:hAnsi="Calibri" w:eastAsia="Calibri" w:cs="Calibri"/>
-        </w:rPr>
-      </w:pPr>
-      <w:r>
-        <w:rPr>
-          <w:rFonts w:eastAsia="Calibri" w:cs="Calibri"/>
-        </w:rPr>
-      </w:r>
-    </w:p>
-    <w:p>
-      <w:pPr>
-        <w:pStyle w:val="Normal"/>
-        <w:spacing w:lineRule="auto" w:line="276" w:before="0" w:after="200"/>
-        <w:rPr>
-          <w:rFonts w:ascii="Calibri" w:hAnsi="Calibri" w:eastAsia="Calibri" w:cs="Calibri"/>
+        <w:spacing w:after="200" w:line="276" w:lineRule="auto"/>
+        <w:rPr>
+          <w:rFonts w:ascii="Calibri" w:eastAsia="Calibri" w:hAnsi="Calibri" w:cs="Calibri"/>
+        </w:rPr>
+      </w:pPr>
+    </w:p>
+    <w:p>
+      <w:pPr>
+        <w:spacing w:after="0" w:line="276" w:lineRule="auto"/>
+        <w:rPr>
+          <w:rFonts w:ascii="Calibri" w:eastAsia="Calibri" w:hAnsi="Calibri" w:cs="Calibri"/>
+        </w:rPr>
+      </w:pPr>
+    </w:p>
+    <w:p>
+      <w:pPr>
+        <w:spacing w:after="0" w:line="276" w:lineRule="auto"/>
+        <w:rPr>
+          <w:rFonts w:ascii="Calibri" w:eastAsia="Calibri" w:hAnsi="Calibri" w:cs="Calibri"/>
+        </w:rPr>
+      </w:pPr>
+    </w:p>
+    <w:p>
+      <w:pPr>
+        <w:spacing w:after="200" w:line="276" w:lineRule="auto"/>
+        <w:rPr>
+          <w:rFonts w:ascii="Calibri" w:eastAsia="Calibri" w:hAnsi="Calibri" w:cs="Calibri"/>
         </w:rPr>
       </w:pPr>
       <w:r>
@@ -281,6 +321,7 @@
         </w:rPr>
         <w:t xml:space="preserve">3. Définissez une variable </w:t>
       </w:r>
+      <w:proofErr w:type="spellStart"/>
       <w:r>
         <w:rPr>
           <w:rFonts w:eastAsia="Calibri" w:cs="Calibri"/>
@@ -288,18 +329,28 @@
         </w:rPr>
         <w:t>ma_phrase</w:t>
       </w:r>
+      <w:proofErr w:type="spellEnd"/>
       <w:r>
         <w:rPr>
           <w:rFonts w:eastAsia="Calibri" w:cs="Calibri"/>
         </w:rPr>
         <w:t xml:space="preserve"> comme une liste de mots, en utilisant la syntaxe </w:t>
       </w:r>
-      <w:r>
-        <w:rPr>
-          <w:rFonts w:eastAsia="Calibri" w:cs="Calibri"/>
-          <w:b/>
-        </w:rPr>
-        <w:t xml:space="preserve">ma_phrase = ["Ma", "phrase"] </w:t>
+      <w:proofErr w:type="spellStart"/>
+      <w:r>
+        <w:rPr>
+          <w:rFonts w:eastAsia="Calibri" w:cs="Calibri"/>
+          <w:b/>
+        </w:rPr>
+        <w:t>ma_phrase</w:t>
+      </w:r>
+      <w:proofErr w:type="spellEnd"/>
+      <w:r>
+        <w:rPr>
+          <w:rFonts w:eastAsia="Calibri" w:cs="Calibri"/>
+          <w:b/>
+        </w:rPr>
+        <w:t xml:space="preserve"> = ["Ma", "phrase"] </w:t>
       </w:r>
       <w:r>
         <w:rPr>
@@ -312,7 +363,48 @@
           <w:rFonts w:eastAsia="Calibri" w:cs="Calibri"/>
           <w:b/>
         </w:rPr>
-        <w:t>' '.join(ma_phrase)</w:t>
+        <w:t xml:space="preserve">' </w:t>
+      </w:r>
+      <w:proofErr w:type="gramStart"/>
+      <w:r>
+        <w:rPr>
+          <w:rFonts w:eastAsia="Calibri" w:cs="Calibri"/>
+          <w:b/>
+        </w:rPr>
+        <w:t>'.</w:t>
+      </w:r>
+      <w:proofErr w:type="spellStart"/>
+      <w:r>
+        <w:rPr>
+          <w:rFonts w:eastAsia="Calibri" w:cs="Calibri"/>
+          <w:b/>
+        </w:rPr>
+        <w:t>join</w:t>
+      </w:r>
+      <w:proofErr w:type="spellEnd"/>
+      <w:proofErr w:type="gramEnd"/>
+      <w:r>
+        <w:rPr>
+          <w:rFonts w:eastAsia="Calibri" w:cs="Calibri"/>
+          <w:b/>
+        </w:rPr>
+        <w:t>(</w:t>
+      </w:r>
+      <w:proofErr w:type="spellStart"/>
+      <w:r>
+        <w:rPr>
+          <w:rFonts w:eastAsia="Calibri" w:cs="Calibri"/>
+          <w:b/>
+        </w:rPr>
+        <w:t>ma_phrase</w:t>
+      </w:r>
+      <w:proofErr w:type="spellEnd"/>
+      <w:r>
+        <w:rPr>
+          <w:rFonts w:eastAsia="Calibri" w:cs="Calibri"/>
+          <w:b/>
+        </w:rPr>
+        <w:t>)</w:t>
       </w:r>
       <w:r>
         <w:rPr>
@@ -320,12 +412,21 @@
         </w:rPr>
         <w:t xml:space="preserve"> pour la convertir en chaine. Utilisez </w:t>
       </w:r>
-      <w:r>
-        <w:rPr>
-          <w:rFonts w:eastAsia="Calibri" w:cs="Calibri"/>
-          <w:b/>
-        </w:rPr>
-        <w:t xml:space="preserve">split() </w:t>
+      <w:proofErr w:type="gramStart"/>
+      <w:r>
+        <w:rPr>
+          <w:rFonts w:eastAsia="Calibri" w:cs="Calibri"/>
+          <w:b/>
+        </w:rPr>
+        <w:t>split(</w:t>
+      </w:r>
+      <w:proofErr w:type="gramEnd"/>
+      <w:r>
+        <w:rPr>
+          <w:rFonts w:eastAsia="Calibri" w:cs="Calibri"/>
+          <w:b/>
+        </w:rPr>
+        <w:t xml:space="preserve">) </w:t>
       </w:r>
       <w:r>
         <w:rPr>
@@ -336,38 +437,25 @@
     </w:p>
     <w:p>
       <w:pPr>
-        <w:pStyle w:val="Normal"/>
-        <w:spacing w:lineRule="auto" w:line="276" w:before="0" w:after="200"/>
-        <w:rPr>
-          <w:rFonts w:ascii="Calibri" w:hAnsi="Calibri" w:eastAsia="Calibri" w:cs="Calibri"/>
-        </w:rPr>
-      </w:pPr>
-      <w:r>
-        <w:rPr>
-          <w:rFonts w:eastAsia="Calibri" w:cs="Calibri"/>
-        </w:rPr>
-      </w:r>
-    </w:p>
-    <w:p>
-      <w:pPr>
-        <w:pStyle w:val="Normal"/>
-        <w:spacing w:lineRule="auto" w:line="276" w:before="0" w:after="200"/>
-        <w:rPr>
-          <w:rFonts w:ascii="Calibri" w:hAnsi="Calibri" w:eastAsia="Calibri" w:cs="Calibri"/>
-        </w:rPr>
-      </w:pPr>
-      <w:r>
-        <w:rPr>
-          <w:rFonts w:eastAsia="Calibri" w:cs="Calibri"/>
-        </w:rPr>
-      </w:r>
-    </w:p>
-    <w:p>
-      <w:pPr>
-        <w:pStyle w:val="Normal"/>
-        <w:spacing w:lineRule="auto" w:line="276" w:before="0" w:after="200"/>
-        <w:rPr>
-          <w:rFonts w:ascii="Calibri" w:hAnsi="Calibri" w:eastAsia="Calibri" w:cs="Calibri"/>
+        <w:spacing w:after="200" w:line="276" w:lineRule="auto"/>
+        <w:rPr>
+          <w:rFonts w:ascii="Calibri" w:eastAsia="Calibri" w:hAnsi="Calibri" w:cs="Calibri"/>
+        </w:rPr>
+      </w:pPr>
+    </w:p>
+    <w:p>
+      <w:pPr>
+        <w:spacing w:after="200" w:line="276" w:lineRule="auto"/>
+        <w:rPr>
+          <w:rFonts w:ascii="Calibri" w:eastAsia="Calibri" w:hAnsi="Calibri" w:cs="Calibri"/>
+        </w:rPr>
+      </w:pPr>
+    </w:p>
+    <w:p>
+      <w:pPr>
+        <w:spacing w:after="200" w:line="276" w:lineRule="auto"/>
+        <w:rPr>
+          <w:rFonts w:ascii="Calibri" w:eastAsia="Calibri" w:hAnsi="Calibri" w:cs="Calibri"/>
         </w:rPr>
       </w:pPr>
       <w:r>
@@ -376,12 +464,30 @@
         </w:rPr>
         <w:t xml:space="preserve">4. Définissez plusieurs variables contenant des listes de mots, par exemple, phrase1, phrase2, etc. Joignez-les ensemble dans diverses combinaisons (en utilisant l'opérateur plus) pour former des phrases entières. Quelle est la relation entre </w:t>
       </w:r>
-      <w:r>
-        <w:rPr>
-          <w:rFonts w:eastAsia="Calibri" w:cs="Calibri"/>
-          <w:b/>
-        </w:rPr>
-        <w:t>len(phrase1 + phrase2)</w:t>
+      <w:proofErr w:type="spellStart"/>
+      <w:proofErr w:type="gramStart"/>
+      <w:r>
+        <w:rPr>
+          <w:rFonts w:eastAsia="Calibri" w:cs="Calibri"/>
+          <w:b/>
+        </w:rPr>
+        <w:t>len</w:t>
+      </w:r>
+      <w:proofErr w:type="spellEnd"/>
+      <w:r>
+        <w:rPr>
+          <w:rFonts w:eastAsia="Calibri" w:cs="Calibri"/>
+          <w:b/>
+        </w:rPr>
+        <w:t>(</w:t>
+      </w:r>
+      <w:proofErr w:type="gramEnd"/>
+      <w:r>
+        <w:rPr>
+          <w:rFonts w:eastAsia="Calibri" w:cs="Calibri"/>
+          <w:b/>
+        </w:rPr>
+        <w:t>phrase1 + phrase2)</w:t>
       </w:r>
       <w:r>
         <w:rPr>
@@ -389,12 +495,37 @@
         </w:rPr>
         <w:t xml:space="preserve"> et </w:t>
       </w:r>
-      <w:r>
-        <w:rPr>
-          <w:rFonts w:eastAsia="Calibri" w:cs="Calibri"/>
-          <w:b/>
-        </w:rPr>
-        <w:t>len(phrase1) + len(phrase2) </w:t>
+      <w:proofErr w:type="spellStart"/>
+      <w:r>
+        <w:rPr>
+          <w:rFonts w:eastAsia="Calibri" w:cs="Calibri"/>
+          <w:b/>
+        </w:rPr>
+        <w:t>len</w:t>
+      </w:r>
+      <w:proofErr w:type="spellEnd"/>
+      <w:r>
+        <w:rPr>
+          <w:rFonts w:eastAsia="Calibri" w:cs="Calibri"/>
+          <w:b/>
+        </w:rPr>
+        <w:t xml:space="preserve">(phrase1) + </w:t>
+      </w:r>
+      <w:proofErr w:type="spellStart"/>
+      <w:r>
+        <w:rPr>
+          <w:rFonts w:eastAsia="Calibri" w:cs="Calibri"/>
+          <w:b/>
+        </w:rPr>
+        <w:t>len</w:t>
+      </w:r>
+      <w:proofErr w:type="spellEnd"/>
+      <w:r>
+        <w:rPr>
+          <w:rFonts w:eastAsia="Calibri" w:cs="Calibri"/>
+          <w:b/>
+        </w:rPr>
+        <w:t>(phrase2) </w:t>
       </w:r>
       <w:r>
         <w:rPr>
@@ -405,37 +536,24 @@
     </w:p>
     <w:p>
       <w:pPr>
-        <w:pStyle w:val="Normal"/>
-        <w:spacing w:lineRule="auto" w:line="276" w:before="0" w:after="0"/>
-        <w:rPr>
-          <w:rFonts w:ascii="Calibri" w:hAnsi="Calibri" w:eastAsia="Calibri" w:cs="Calibri"/>
-        </w:rPr>
-      </w:pPr>
-      <w:r>
-        <w:rPr>
-          <w:rFonts w:eastAsia="Calibri" w:cs="Calibri"/>
-        </w:rPr>
-      </w:r>
-    </w:p>
-    <w:p>
-      <w:pPr>
-        <w:pStyle w:val="Normal"/>
-        <w:spacing w:lineRule="auto" w:line="276" w:before="0" w:after="0"/>
-        <w:rPr>
-          <w:rFonts w:ascii="Calibri" w:hAnsi="Calibri" w:eastAsia="Calibri" w:cs="Calibri"/>
-        </w:rPr>
-      </w:pPr>
-      <w:r>
-        <w:rPr>
-          <w:rFonts w:eastAsia="Calibri" w:cs="Calibri"/>
-        </w:rPr>
-      </w:r>
-    </w:p>
-    <w:p>
-      <w:pPr>
-        <w:pStyle w:val="Normal"/>
-        <w:rPr>
-          <w:rFonts w:ascii="Calibri" w:hAnsi="Calibri" w:eastAsia="Calibri" w:cs="Calibri"/>
+        <w:spacing w:after="0" w:line="276" w:lineRule="auto"/>
+        <w:rPr>
+          <w:rFonts w:ascii="Calibri" w:eastAsia="Calibri" w:hAnsi="Calibri" w:cs="Calibri"/>
+        </w:rPr>
+      </w:pPr>
+    </w:p>
+    <w:p>
+      <w:pPr>
+        <w:spacing w:after="0" w:line="276" w:lineRule="auto"/>
+        <w:rPr>
+          <w:rFonts w:ascii="Calibri" w:eastAsia="Calibri" w:hAnsi="Calibri" w:cs="Calibri"/>
+        </w:rPr>
+      </w:pPr>
+    </w:p>
+    <w:p>
+      <w:pPr>
+        <w:rPr>
+          <w:rFonts w:ascii="Calibri" w:eastAsia="Calibri" w:hAnsi="Calibri" w:cs="Calibri"/>
         </w:rPr>
       </w:pPr>
       <w:r>
@@ -450,26 +568,24 @@
     </w:p>
     <w:p>
       <w:pPr>
-        <w:pStyle w:val="Normal"/>
-        <w:spacing w:lineRule="auto" w:line="276" w:before="0" w:after="200"/>
-        <w:rPr>
-          <w:rFonts w:ascii="Calibri" w:hAnsi="Calibri" w:eastAsia="Calibri" w:cs="Calibri"/>
-        </w:rPr>
-      </w:pPr>
-      <w:r>
-        <w:rPr>
-          <w:rFonts w:eastAsia="Calibri" w:cs="Calibri"/>
-        </w:rPr>
+        <w:spacing w:after="200" w:line="276" w:lineRule="auto"/>
+        <w:rPr>
+          <w:rFonts w:ascii="Calibri" w:eastAsia="Calibri" w:hAnsi="Calibri" w:cs="Calibri"/>
+        </w:rPr>
+      </w:pPr>
+      <w:r>
+        <w:rPr>
+          <w:rFonts w:eastAsia="Calibri" w:cs="Calibri"/>
+        </w:rPr>
+        <w:lastRenderedPageBreak/>
         <w:t>5. Considérez les deux expressions suivantes, qui ont la même valeur. Laquelle sera généralement la plus pertinente d'après vous en traitement des langues ? Pourquoi?</w:t>
       </w:r>
     </w:p>
     <w:p>
       <w:pPr>
-        <w:pStyle w:val="Normal"/>
-        <w:spacing w:lineRule="auto" w:line="276" w:before="0" w:after="200"/>
-        <w:rPr>
-          <w:rFonts w:ascii="Calibri" w:hAnsi="Calibri" w:eastAsia="Calibri" w:cs="Calibri"/>
-          <w:b/>
+        <w:spacing w:after="200" w:line="276" w:lineRule="auto"/>
+        <w:rPr>
+          <w:rFonts w:ascii="Calibri" w:eastAsia="Calibri" w:hAnsi="Calibri" w:cs="Calibri"/>
           <w:b/>
         </w:rPr>
       </w:pPr>
@@ -479,17 +595,37 @@
           <w:b/>
         </w:rPr>
         <w:tab/>
+      </w:r>
+      <w:r>
+        <w:rPr>
+          <w:rFonts w:eastAsia="Calibri" w:cs="Calibri"/>
+          <w:b/>
+        </w:rPr>
         <w:tab/>
-        <w:t>"Mounty Python" [6:12]</w:t>
-      </w:r>
-    </w:p>
-    <w:p>
-      <w:pPr>
-        <w:pStyle w:val="Normal"/>
-        <w:spacing w:lineRule="auto" w:line="276" w:before="0" w:after="200"/>
-        <w:rPr>
-          <w:rFonts w:ascii="Calibri" w:hAnsi="Calibri" w:eastAsia="Calibri" w:cs="Calibri"/>
-          <w:b/>
+        <w:t>"</w:t>
+      </w:r>
+      <w:proofErr w:type="spellStart"/>
+      <w:r>
+        <w:rPr>
+          <w:rFonts w:eastAsia="Calibri" w:cs="Calibri"/>
+          <w:b/>
+        </w:rPr>
+        <w:t>Mounty</w:t>
+      </w:r>
+      <w:proofErr w:type="spellEnd"/>
+      <w:r>
+        <w:rPr>
+          <w:rFonts w:eastAsia="Calibri" w:cs="Calibri"/>
+          <w:b/>
+        </w:rPr>
+        <w:t xml:space="preserve"> Python" [6:12]</w:t>
+      </w:r>
+    </w:p>
+    <w:p>
+      <w:pPr>
+        <w:spacing w:after="200" w:line="276" w:lineRule="auto"/>
+        <w:rPr>
+          <w:rFonts w:ascii="Calibri" w:eastAsia="Calibri" w:hAnsi="Calibri" w:cs="Calibri"/>
           <w:b/>
         </w:rPr>
       </w:pPr>
@@ -499,44 +635,37 @@
           <w:b/>
         </w:rPr>
         <w:tab/>
+      </w:r>
+      <w:r>
+        <w:rPr>
+          <w:rFonts w:eastAsia="Calibri" w:cs="Calibri"/>
+          <w:b/>
+        </w:rPr>
         <w:tab/>
         <w:t>["Monty", "Python"][1]</w:t>
       </w:r>
     </w:p>
     <w:p>
       <w:pPr>
-        <w:pStyle w:val="Normal"/>
-        <w:spacing w:lineRule="auto" w:line="276" w:before="0" w:after="200"/>
-        <w:rPr>
-          <w:rFonts w:ascii="Calibri" w:hAnsi="Calibri" w:eastAsia="Calibri" w:cs="Calibri"/>
-        </w:rPr>
-      </w:pPr>
-      <w:r>
-        <w:rPr>
-          <w:rFonts w:eastAsia="Calibri" w:cs="Calibri"/>
-        </w:rPr>
-      </w:r>
-    </w:p>
-    <w:p>
-      <w:pPr>
-        <w:pStyle w:val="Normal"/>
-        <w:spacing w:lineRule="auto" w:line="276" w:before="0" w:after="200"/>
-        <w:rPr>
-          <w:rFonts w:ascii="Calibri" w:hAnsi="Calibri" w:eastAsia="Calibri" w:cs="Calibri"/>
-        </w:rPr>
-      </w:pPr>
-      <w:r>
-        <w:rPr>
-          <w:rFonts w:eastAsia="Calibri" w:cs="Calibri"/>
-        </w:rPr>
-      </w:r>
-    </w:p>
-    <w:p>
-      <w:pPr>
-        <w:pStyle w:val="Normal"/>
-        <w:spacing w:lineRule="auto" w:line="276" w:before="0" w:after="200"/>
-        <w:rPr>
-          <w:rFonts w:ascii="Calibri" w:hAnsi="Calibri" w:eastAsia="Calibri" w:cs="Calibri"/>
+        <w:spacing w:after="200" w:line="276" w:lineRule="auto"/>
+        <w:rPr>
+          <w:rFonts w:ascii="Calibri" w:eastAsia="Calibri" w:hAnsi="Calibri" w:cs="Calibri"/>
+        </w:rPr>
+      </w:pPr>
+    </w:p>
+    <w:p>
+      <w:pPr>
+        <w:spacing w:after="200" w:line="276" w:lineRule="auto"/>
+        <w:rPr>
+          <w:rFonts w:ascii="Calibri" w:eastAsia="Calibri" w:hAnsi="Calibri" w:cs="Calibri"/>
+        </w:rPr>
+      </w:pPr>
+    </w:p>
+    <w:p>
+      <w:pPr>
+        <w:spacing w:after="200" w:line="276" w:lineRule="auto"/>
+        <w:rPr>
+          <w:rFonts w:ascii="Calibri" w:eastAsia="Calibri" w:hAnsi="Calibri" w:cs="Calibri"/>
         </w:rPr>
       </w:pPr>
       <w:r>
@@ -545,12 +674,21 @@
         </w:rPr>
         <w:t xml:space="preserve">6. Nous avons vu comment représenter une phrase comme une liste de mots, où chaque mot est une séquence de caractères. Que fait </w:t>
       </w:r>
-      <w:r>
-        <w:rPr>
-          <w:rFonts w:eastAsia="Calibri" w:cs="Calibri"/>
-          <w:b/>
-        </w:rPr>
-        <w:t>phrase[2][2] </w:t>
+      <w:proofErr w:type="gramStart"/>
+      <w:r>
+        <w:rPr>
+          <w:rFonts w:eastAsia="Calibri" w:cs="Calibri"/>
+          <w:b/>
+        </w:rPr>
+        <w:t>phrase[</w:t>
+      </w:r>
+      <w:proofErr w:type="gramEnd"/>
+      <w:r>
+        <w:rPr>
+          <w:rFonts w:eastAsia="Calibri" w:cs="Calibri"/>
+          <w:b/>
+        </w:rPr>
+        <w:t>2][2] </w:t>
       </w:r>
       <w:r>
         <w:rPr>
@@ -561,53 +699,97 @@
     </w:p>
     <w:p>
       <w:pPr>
-        <w:pStyle w:val="Normal"/>
-        <w:spacing w:lineRule="auto" w:line="276" w:before="0" w:after="200"/>
-        <w:rPr>
-          <w:rFonts w:ascii="Calibri" w:hAnsi="Calibri" w:eastAsia="Calibri" w:cs="Calibri"/>
-        </w:rPr>
-      </w:pPr>
-      <w:r>
-        <w:rPr>
-          <w:rFonts w:eastAsia="Calibri" w:cs="Calibri"/>
-        </w:rPr>
-        <w:t>Cela va aller chercher la troisieme liste de phrase et a partir de cette liste le troisieme elements de celle-ci</w:t>
-      </w:r>
-    </w:p>
-    <w:p>
-      <w:pPr>
-        <w:pStyle w:val="Normal"/>
-        <w:spacing w:lineRule="auto" w:line="276" w:before="0" w:after="200"/>
-        <w:rPr>
-          <w:rFonts w:ascii="Calibri" w:hAnsi="Calibri" w:eastAsia="Calibri" w:cs="Calibri"/>
-        </w:rPr>
-      </w:pPr>
-      <w:r>
-        <w:rPr>
-          <w:rFonts w:eastAsia="Calibri" w:cs="Calibri"/>
-        </w:rPr>
-      </w:r>
-    </w:p>
-    <w:p>
-      <w:pPr>
-        <w:pStyle w:val="Normal"/>
-        <w:spacing w:lineRule="auto" w:line="276" w:before="0" w:after="200"/>
-        <w:rPr>
-          <w:rFonts w:ascii="Calibri" w:hAnsi="Calibri" w:eastAsia="Calibri" w:cs="Calibri"/>
-        </w:rPr>
-      </w:pPr>
-      <w:r>
-        <w:rPr>
-          <w:rFonts w:eastAsia="Calibri" w:cs="Calibri"/>
-        </w:rPr>
-      </w:r>
-    </w:p>
-    <w:p>
-      <w:pPr>
-        <w:pStyle w:val="Normal"/>
-        <w:spacing w:lineRule="auto" w:line="276" w:before="0" w:after="200"/>
-        <w:rPr>
-          <w:rFonts w:ascii="Calibri" w:hAnsi="Calibri" w:eastAsia="Calibri" w:cs="Calibri"/>
+        <w:spacing w:after="200" w:line="276" w:lineRule="auto"/>
+        <w:rPr>
+          <w:rFonts w:ascii="Calibri" w:eastAsia="Calibri" w:hAnsi="Calibri" w:cs="Calibri"/>
+        </w:rPr>
+      </w:pPr>
+      <w:r>
+        <w:rPr>
+          <w:rFonts w:eastAsia="Calibri" w:cs="Calibri"/>
+        </w:rPr>
+        <w:t xml:space="preserve">Cela va aller chercher la </w:t>
+      </w:r>
+      <w:proofErr w:type="spellStart"/>
+      <w:r>
+        <w:rPr>
+          <w:rFonts w:eastAsia="Calibri" w:cs="Calibri"/>
+        </w:rPr>
+        <w:t>troisieme</w:t>
+      </w:r>
+      <w:proofErr w:type="spellEnd"/>
+      <w:r>
+        <w:rPr>
+          <w:rFonts w:eastAsia="Calibri" w:cs="Calibri"/>
+        </w:rPr>
+        <w:t xml:space="preserve"> liste de phrase et </w:t>
+      </w:r>
+      <w:proofErr w:type="spellStart"/>
+      <w:proofErr w:type="gramStart"/>
+      <w:r>
+        <w:rPr>
+          <w:rFonts w:eastAsia="Calibri" w:cs="Calibri"/>
+        </w:rPr>
+        <w:t>a</w:t>
+      </w:r>
+      <w:proofErr w:type="spellEnd"/>
+      <w:proofErr w:type="gramEnd"/>
+      <w:r>
+        <w:rPr>
+          <w:rFonts w:eastAsia="Calibri" w:cs="Calibri"/>
+        </w:rPr>
+        <w:t xml:space="preserve"> partir de cette liste le </w:t>
+      </w:r>
+      <w:proofErr w:type="spellStart"/>
+      <w:r>
+        <w:rPr>
+          <w:rFonts w:eastAsia="Calibri" w:cs="Calibri"/>
+        </w:rPr>
+        <w:t>troisieme</w:t>
+      </w:r>
+      <w:proofErr w:type="spellEnd"/>
+      <w:r>
+        <w:rPr>
+          <w:rFonts w:eastAsia="Calibri" w:cs="Calibri"/>
+        </w:rPr>
+        <w:t xml:space="preserve"> </w:t>
+      </w:r>
+      <w:proofErr w:type="spellStart"/>
+      <w:r>
+        <w:rPr>
+          <w:rFonts w:eastAsia="Calibri" w:cs="Calibri"/>
+        </w:rPr>
+        <w:t>elements</w:t>
+      </w:r>
+      <w:proofErr w:type="spellEnd"/>
+      <w:r>
+        <w:rPr>
+          <w:rFonts w:eastAsia="Calibri" w:cs="Calibri"/>
+        </w:rPr>
+        <w:t xml:space="preserve"> de celle-ci</w:t>
+      </w:r>
+    </w:p>
+    <w:p>
+      <w:pPr>
+        <w:spacing w:after="200" w:line="276" w:lineRule="auto"/>
+        <w:rPr>
+          <w:rFonts w:ascii="Calibri" w:eastAsia="Calibri" w:hAnsi="Calibri" w:cs="Calibri"/>
+        </w:rPr>
+      </w:pPr>
+    </w:p>
+    <w:p>
+      <w:pPr>
+        <w:spacing w:after="200" w:line="276" w:lineRule="auto"/>
+        <w:rPr>
+          <w:rFonts w:ascii="Calibri" w:eastAsia="Calibri" w:hAnsi="Calibri" w:cs="Calibri"/>
+        </w:rPr>
+      </w:pPr>
+    </w:p>
+    <w:p>
+      <w:pPr>
+        <w:spacing w:after="200" w:line="276" w:lineRule="auto"/>
+        <w:rPr>
+          <w:rFonts w:ascii="Calibri" w:eastAsia="Calibri" w:hAnsi="Calibri" w:cs="Calibri"/>
         </w:rPr>
       </w:pPr>
       <w:r>
@@ -634,7 +816,39 @@
           <w:rFonts w:eastAsia="Calibri" w:cs="Calibri"/>
           <w:b/>
         </w:rPr>
-        <w:t xml:space="preserve">2 * bovary_liste[10:12] </w:t>
+        <w:t xml:space="preserve">2 * </w:t>
+      </w:r>
+      <w:proofErr w:type="spellStart"/>
+      <w:r>
+        <w:rPr>
+          <w:rFonts w:eastAsia="Calibri" w:cs="Calibri"/>
+          <w:b/>
+        </w:rPr>
+        <w:t>bovary_</w:t>
+      </w:r>
+      <w:proofErr w:type="gramStart"/>
+      <w:r>
+        <w:rPr>
+          <w:rFonts w:eastAsia="Calibri" w:cs="Calibri"/>
+          <w:b/>
+        </w:rPr>
+        <w:t>liste</w:t>
+      </w:r>
+      <w:proofErr w:type="spellEnd"/>
+      <w:r>
+        <w:rPr>
+          <w:rFonts w:eastAsia="Calibri" w:cs="Calibri"/>
+          <w:b/>
+        </w:rPr>
+        <w:t>[</w:t>
+      </w:r>
+      <w:proofErr w:type="gramEnd"/>
+      <w:r>
+        <w:rPr>
+          <w:rFonts w:eastAsia="Calibri" w:cs="Calibri"/>
+          <w:b/>
+        </w:rPr>
+        <w:t xml:space="preserve">10:12] </w:t>
       </w:r>
       <w:r>
         <w:rPr>
@@ -645,52 +859,33 @@
     </w:p>
     <w:p>
       <w:pPr>
-        <w:pStyle w:val="Normal"/>
-        <w:spacing w:lineRule="auto" w:line="276" w:before="0" w:after="200"/>
-        <w:rPr>
-          <w:rFonts w:ascii="Calibri" w:hAnsi="Calibri" w:eastAsia="Calibri" w:cs="Calibri"/>
-        </w:rPr>
-      </w:pPr>
-      <w:r>
-        <w:rPr>
-          <w:rFonts w:eastAsia="Calibri" w:cs="Calibri"/>
-        </w:rPr>
-      </w:r>
-    </w:p>
-    <w:p>
-      <w:pPr>
-        <w:pStyle w:val="Normal"/>
-        <w:spacing w:lineRule="auto" w:line="276" w:before="0" w:after="200"/>
-        <w:rPr>
-          <w:rFonts w:ascii="Calibri" w:hAnsi="Calibri" w:eastAsia="Calibri" w:cs="Calibri"/>
-        </w:rPr>
-      </w:pPr>
-      <w:r>
-        <w:rPr>
-          <w:rFonts w:eastAsia="Calibri" w:cs="Calibri"/>
-        </w:rPr>
-      </w:r>
-    </w:p>
-    <w:p>
-      <w:pPr>
-        <w:pStyle w:val="Normal"/>
-        <w:spacing w:lineRule="auto" w:line="276" w:before="0" w:after="200"/>
-        <w:rPr>
-          <w:rFonts w:ascii="Calibri" w:hAnsi="Calibri" w:eastAsia="Calibri" w:cs="Calibri"/>
-        </w:rPr>
-      </w:pPr>
-      <w:r>
-        <w:rPr>
-          <w:rFonts w:eastAsia="Calibri" w:cs="Calibri"/>
-        </w:rPr>
-      </w:r>
-    </w:p>
-    <w:p>
-      <w:pPr>
-        <w:pStyle w:val="Normal"/>
-        <w:spacing w:lineRule="auto" w:line="276" w:before="0" w:after="200"/>
-        <w:rPr>
-          <w:rFonts w:ascii="Calibri" w:hAnsi="Calibri" w:eastAsia="Calibri" w:cs="Calibri"/>
+        <w:spacing w:after="200" w:line="276" w:lineRule="auto"/>
+        <w:rPr>
+          <w:rFonts w:ascii="Calibri" w:eastAsia="Calibri" w:hAnsi="Calibri" w:cs="Calibri"/>
+        </w:rPr>
+      </w:pPr>
+    </w:p>
+    <w:p>
+      <w:pPr>
+        <w:spacing w:after="200" w:line="276" w:lineRule="auto"/>
+        <w:rPr>
+          <w:rFonts w:ascii="Calibri" w:eastAsia="Calibri" w:hAnsi="Calibri" w:cs="Calibri"/>
+        </w:rPr>
+      </w:pPr>
+    </w:p>
+    <w:p>
+      <w:pPr>
+        <w:spacing w:after="200" w:line="276" w:lineRule="auto"/>
+        <w:rPr>
+          <w:rFonts w:ascii="Calibri" w:eastAsia="Calibri" w:hAnsi="Calibri" w:cs="Calibri"/>
+        </w:rPr>
+      </w:pPr>
+    </w:p>
+    <w:p>
+      <w:pPr>
+        <w:spacing w:after="200" w:line="276" w:lineRule="auto"/>
+        <w:rPr>
+          <w:rFonts w:ascii="Calibri" w:eastAsia="Calibri" w:hAnsi="Calibri" w:cs="Calibri"/>
         </w:rPr>
       </w:pPr>
       <w:r>
@@ -699,12 +894,37 @@
         </w:rPr>
         <w:t xml:space="preserve">8. Considérez l'expression Python suivante : </w:t>
       </w:r>
-      <w:r>
-        <w:rPr>
-          <w:rFonts w:eastAsia="Calibri" w:cs="Calibri"/>
-          <w:b/>
-        </w:rPr>
-        <w:t>len(set(bovary_liste))</w:t>
+      <w:proofErr w:type="spellStart"/>
+      <w:r>
+        <w:rPr>
+          <w:rFonts w:eastAsia="Calibri" w:cs="Calibri"/>
+          <w:b/>
+        </w:rPr>
+        <w:t>len</w:t>
+      </w:r>
+      <w:proofErr w:type="spellEnd"/>
+      <w:r>
+        <w:rPr>
+          <w:rFonts w:eastAsia="Calibri" w:cs="Calibri"/>
+          <w:b/>
+        </w:rPr>
+        <w:t>(set(</w:t>
+      </w:r>
+      <w:proofErr w:type="spellStart"/>
+      <w:r>
+        <w:rPr>
+          <w:rFonts w:eastAsia="Calibri" w:cs="Calibri"/>
+          <w:b/>
+        </w:rPr>
+        <w:t>bovary_liste</w:t>
+      </w:r>
+      <w:proofErr w:type="spellEnd"/>
+      <w:r>
+        <w:rPr>
+          <w:rFonts w:eastAsia="Calibri" w:cs="Calibri"/>
+          <w:b/>
+        </w:rPr>
+        <w:t>))</w:t>
       </w:r>
       <w:r>
         <w:rPr>
@@ -715,53 +935,75 @@
     </w:p>
     <w:p>
       <w:pPr>
-        <w:pStyle w:val="Normal"/>
-        <w:spacing w:lineRule="auto" w:line="276" w:before="0" w:after="200"/>
-        <w:rPr>
-          <w:rFonts w:ascii="Calibri" w:hAnsi="Calibri" w:eastAsia="Calibri" w:cs="Calibri"/>
-        </w:rPr>
-      </w:pPr>
-      <w:r>
-        <w:rPr>
-          <w:rFonts w:eastAsia="Calibri" w:cs="Calibri"/>
-        </w:rPr>
-        <w:t>Premierement, il va créer un ensemble des elements de bovary_liste pour ensuite compter le nombre d’item de cet ensemble</w:t>
-      </w:r>
-    </w:p>
-    <w:p>
-      <w:pPr>
-        <w:pStyle w:val="Normal"/>
-        <w:spacing w:lineRule="auto" w:line="276" w:before="0" w:after="200"/>
-        <w:rPr>
-          <w:rFonts w:ascii="Calibri" w:hAnsi="Calibri" w:eastAsia="Calibri" w:cs="Calibri"/>
-        </w:rPr>
-      </w:pPr>
-      <w:r>
-        <w:rPr>
-          <w:rFonts w:eastAsia="Calibri" w:cs="Calibri"/>
-        </w:rPr>
-      </w:r>
-    </w:p>
-    <w:p>
-      <w:pPr>
-        <w:pStyle w:val="Normal"/>
-        <w:spacing w:lineRule="auto" w:line="276" w:before="0" w:after="200"/>
-        <w:rPr>
-          <w:rFonts w:ascii="Calibri" w:hAnsi="Calibri" w:eastAsia="Calibri" w:cs="Calibri"/>
-        </w:rPr>
-      </w:pPr>
-      <w:r>
-        <w:rPr>
-          <w:rFonts w:eastAsia="Calibri" w:cs="Calibri"/>
-        </w:rPr>
-      </w:r>
-    </w:p>
-    <w:p>
-      <w:pPr>
-        <w:pStyle w:val="Normal"/>
-        <w:spacing w:lineRule="auto" w:line="276" w:before="0" w:after="200"/>
-        <w:rPr>
-          <w:rFonts w:ascii="Calibri" w:hAnsi="Calibri" w:eastAsia="Calibri" w:cs="Calibri"/>
+        <w:spacing w:after="200" w:line="276" w:lineRule="auto"/>
+        <w:rPr>
+          <w:rFonts w:ascii="Calibri" w:eastAsia="Calibri" w:hAnsi="Calibri" w:cs="Calibri"/>
+        </w:rPr>
+      </w:pPr>
+      <w:proofErr w:type="spellStart"/>
+      <w:r>
+        <w:rPr>
+          <w:rFonts w:eastAsia="Calibri" w:cs="Calibri"/>
+        </w:rPr>
+        <w:t>Premierement</w:t>
+      </w:r>
+      <w:proofErr w:type="spellEnd"/>
+      <w:r>
+        <w:rPr>
+          <w:rFonts w:eastAsia="Calibri" w:cs="Calibri"/>
+        </w:rPr>
+        <w:t xml:space="preserve">, il va créer un ensemble des </w:t>
+      </w:r>
+      <w:proofErr w:type="spellStart"/>
+      <w:r>
+        <w:rPr>
+          <w:rFonts w:eastAsia="Calibri" w:cs="Calibri"/>
+        </w:rPr>
+        <w:t>elements</w:t>
+      </w:r>
+      <w:proofErr w:type="spellEnd"/>
+      <w:r>
+        <w:rPr>
+          <w:rFonts w:eastAsia="Calibri" w:cs="Calibri"/>
+        </w:rPr>
+        <w:t xml:space="preserve"> de </w:t>
+      </w:r>
+      <w:proofErr w:type="spellStart"/>
+      <w:r>
+        <w:rPr>
+          <w:rFonts w:eastAsia="Calibri" w:cs="Calibri"/>
+        </w:rPr>
+        <w:t>bovary_liste</w:t>
+      </w:r>
+      <w:proofErr w:type="spellEnd"/>
+      <w:r>
+        <w:rPr>
+          <w:rFonts w:eastAsia="Calibri" w:cs="Calibri"/>
+        </w:rPr>
+        <w:t xml:space="preserve"> pour ensuite compter le nombre d’item de cet ensemble</w:t>
+      </w:r>
+    </w:p>
+    <w:p>
+      <w:pPr>
+        <w:spacing w:after="200" w:line="276" w:lineRule="auto"/>
+        <w:rPr>
+          <w:rFonts w:ascii="Calibri" w:eastAsia="Calibri" w:hAnsi="Calibri" w:cs="Calibri"/>
+        </w:rPr>
+      </w:pPr>
+    </w:p>
+    <w:p>
+      <w:pPr>
+        <w:spacing w:after="200" w:line="276" w:lineRule="auto"/>
+        <w:rPr>
+          <w:rFonts w:ascii="Calibri" w:eastAsia="Calibri" w:hAnsi="Calibri" w:cs="Calibri"/>
+        </w:rPr>
+      </w:pPr>
+    </w:p>
+    <w:p>
+      <w:pPr>
+        <w:spacing w:after="200" w:line="276" w:lineRule="auto"/>
+        <w:rPr>
+          <w:rFonts w:ascii="Calibri" w:eastAsia="Calibri" w:hAnsi="Calibri" w:cs="Calibri"/>
         </w:rPr>
       </w:pPr>
       <w:r>
@@ -773,40 +1015,27 @@
     </w:p>
     <w:p>
       <w:pPr>
-        <w:pStyle w:val="Normal"/>
-        <w:rPr>
-          <w:rFonts w:ascii="Calibri" w:hAnsi="Calibri" w:eastAsia="Calibri" w:cs="Calibri"/>
-        </w:rPr>
-      </w:pPr>
-      <w:r>
-        <w:rPr>
-          <w:rFonts w:eastAsia="Calibri" w:cs="Calibri"/>
-        </w:rPr>
-      </w:r>
+        <w:rPr>
+          <w:rFonts w:ascii="Calibri" w:eastAsia="Calibri" w:hAnsi="Calibri" w:cs="Calibri"/>
+        </w:rPr>
+      </w:pPr>
       <w:r>
         <w:br w:type="page"/>
       </w:r>
     </w:p>
     <w:p>
       <w:pPr>
-        <w:pStyle w:val="Normal"/>
-        <w:spacing w:lineRule="auto" w:line="276" w:before="0" w:after="0"/>
-        <w:rPr>
-          <w:rFonts w:ascii="Calibri" w:hAnsi="Calibri" w:eastAsia="Calibri" w:cs="Calibri"/>
-        </w:rPr>
-      </w:pPr>
-      <w:r>
-        <w:rPr>
-          <w:rFonts w:eastAsia="Calibri" w:cs="Calibri"/>
-        </w:rPr>
-      </w:r>
-    </w:p>
-    <w:p>
-      <w:pPr>
-        <w:pStyle w:val="Normal"/>
-        <w:spacing w:lineRule="auto" w:line="276" w:before="0" w:after="200"/>
-        <w:rPr>
-          <w:rFonts w:ascii="Calibri" w:hAnsi="Calibri" w:eastAsia="Calibri" w:cs="Calibri"/>
+        <w:spacing w:after="0" w:line="276" w:lineRule="auto"/>
+        <w:rPr>
+          <w:rFonts w:ascii="Calibri" w:eastAsia="Calibri" w:hAnsi="Calibri" w:cs="Calibri"/>
+        </w:rPr>
+      </w:pPr>
+    </w:p>
+    <w:p>
+      <w:pPr>
+        <w:spacing w:after="200" w:line="276" w:lineRule="auto"/>
+        <w:rPr>
+          <w:rFonts w:eastAsia="Calibri" w:cs="Calibri"/>
         </w:rPr>
       </w:pPr>
       <w:r>
@@ -818,38 +1047,47 @@
     </w:p>
     <w:p>
       <w:pPr>
-        <w:pStyle w:val="Normal"/>
-        <w:spacing w:lineRule="auto" w:line="276" w:before="0" w:after="200"/>
-        <w:rPr>
-          <w:rFonts w:ascii="Calibri" w:hAnsi="Calibri" w:eastAsia="Calibri" w:cs="Calibri"/>
-        </w:rPr>
-      </w:pPr>
-      <w:r>
-        <w:rPr>
-          <w:rFonts w:eastAsia="Calibri" w:cs="Calibri"/>
-        </w:rPr>
-      </w:r>
-    </w:p>
-    <w:p>
-      <w:pPr>
-        <w:pStyle w:val="Normal"/>
-        <w:spacing w:lineRule="auto" w:line="276" w:before="0" w:after="200"/>
-        <w:rPr>
-          <w:rFonts w:ascii="Calibri" w:hAnsi="Calibri" w:eastAsia="Calibri" w:cs="Calibri"/>
-        </w:rPr>
-      </w:pPr>
-      <w:r>
-        <w:rPr>
-          <w:rFonts w:eastAsia="Calibri" w:cs="Calibri"/>
-        </w:rPr>
-      </w:r>
-    </w:p>
-    <w:p>
-      <w:pPr>
-        <w:pStyle w:val="Normal"/>
-        <w:spacing w:lineRule="auto" w:line="276" w:before="0" w:after="200"/>
-        <w:rPr>
-          <w:rFonts w:ascii="Calibri" w:hAnsi="Calibri" w:eastAsia="Calibri" w:cs="Calibri"/>
+        <w:spacing w:after="200" w:line="276" w:lineRule="auto"/>
+        <w:rPr>
+          <w:rFonts w:ascii="Calibri" w:eastAsia="Calibri" w:hAnsi="Calibri" w:cs="Calibri"/>
+        </w:rPr>
+      </w:pPr>
+      <w:r>
+        <w:rPr>
+          <w:rFonts w:eastAsia="Calibri" w:cs="Calibri"/>
+        </w:rPr>
+        <w:t xml:space="preserve">Deuxième partie avec 13490 mots </w:t>
+      </w:r>
+      <w:proofErr w:type="spellStart"/>
+      <w:r>
+        <w:rPr>
+          <w:rFonts w:eastAsia="Calibri" w:cs="Calibri"/>
+        </w:rPr>
+        <w:t>differents</w:t>
+      </w:r>
+      <w:proofErr w:type="spellEnd"/>
+    </w:p>
+    <w:p>
+      <w:pPr>
+        <w:spacing w:after="200" w:line="276" w:lineRule="auto"/>
+        <w:rPr>
+          <w:rFonts w:ascii="Calibri" w:eastAsia="Calibri" w:hAnsi="Calibri" w:cs="Calibri"/>
+        </w:rPr>
+      </w:pPr>
+    </w:p>
+    <w:p>
+      <w:pPr>
+        <w:spacing w:after="200" w:line="276" w:lineRule="auto"/>
+        <w:rPr>
+          <w:rFonts w:ascii="Calibri" w:eastAsia="Calibri" w:hAnsi="Calibri" w:cs="Calibri"/>
+        </w:rPr>
+      </w:pPr>
+    </w:p>
+    <w:p>
+      <w:pPr>
+        <w:spacing w:after="200" w:line="276" w:lineRule="auto"/>
+        <w:rPr>
+          <w:rFonts w:ascii="Calibri" w:eastAsia="Calibri" w:hAnsi="Calibri" w:cs="Calibri"/>
         </w:rPr>
       </w:pPr>
       <w:r>
@@ -874,38 +1112,25 @@
     </w:p>
     <w:p>
       <w:pPr>
-        <w:pStyle w:val="Normal"/>
-        <w:spacing w:lineRule="auto" w:line="276" w:before="0" w:after="200"/>
-        <w:rPr>
-          <w:rFonts w:ascii="Calibri" w:hAnsi="Calibri" w:eastAsia="Calibri" w:cs="Calibri"/>
-        </w:rPr>
-      </w:pPr>
-      <w:r>
-        <w:rPr>
-          <w:rFonts w:eastAsia="Calibri" w:cs="Calibri"/>
-        </w:rPr>
-      </w:r>
-    </w:p>
-    <w:p>
-      <w:pPr>
-        <w:pStyle w:val="Normal"/>
-        <w:spacing w:lineRule="auto" w:line="276" w:before="0" w:after="200"/>
-        <w:rPr>
-          <w:rFonts w:ascii="Calibri" w:hAnsi="Calibri" w:eastAsia="Calibri" w:cs="Calibri"/>
-        </w:rPr>
-      </w:pPr>
-      <w:r>
-        <w:rPr>
-          <w:rFonts w:eastAsia="Calibri" w:cs="Calibri"/>
-        </w:rPr>
-      </w:r>
-    </w:p>
-    <w:p>
-      <w:pPr>
-        <w:pStyle w:val="Normal"/>
-        <w:spacing w:lineRule="auto" w:line="276" w:before="0" w:after="200"/>
-        <w:rPr>
-          <w:rFonts w:ascii="Calibri" w:hAnsi="Calibri" w:eastAsia="Calibri" w:cs="Calibri"/>
+        <w:spacing w:after="200" w:line="276" w:lineRule="auto"/>
+        <w:rPr>
+          <w:rFonts w:ascii="Calibri" w:eastAsia="Calibri" w:hAnsi="Calibri" w:cs="Calibri"/>
+        </w:rPr>
+      </w:pPr>
+    </w:p>
+    <w:p>
+      <w:pPr>
+        <w:spacing w:after="200" w:line="276" w:lineRule="auto"/>
+        <w:rPr>
+          <w:rFonts w:ascii="Calibri" w:eastAsia="Calibri" w:hAnsi="Calibri" w:cs="Calibri"/>
+        </w:rPr>
+      </w:pPr>
+    </w:p>
+    <w:p>
+      <w:pPr>
+        <w:spacing w:after="200" w:line="276" w:lineRule="auto"/>
+        <w:rPr>
+          <w:rFonts w:ascii="Calibri" w:eastAsia="Calibri" w:hAnsi="Calibri" w:cs="Calibri"/>
         </w:rPr>
       </w:pPr>
       <w:r>
@@ -917,52 +1142,316 @@
     </w:p>
     <w:p>
       <w:pPr>
-        <w:pStyle w:val="Normal"/>
-        <w:spacing w:lineRule="auto" w:line="276" w:before="0" w:after="0"/>
-        <w:rPr>
-          <w:rFonts w:ascii="Calibri" w:hAnsi="Calibri" w:eastAsia="Calibri" w:cs="Calibri"/>
-        </w:rPr>
-      </w:pPr>
-      <w:r>
-        <w:rPr>
-          <w:rFonts w:eastAsia="Calibri" w:cs="Calibri"/>
-        </w:rPr>
-      </w:r>
-    </w:p>
-    <w:p>
-      <w:pPr>
-        <w:pStyle w:val="Normal"/>
-        <w:spacing w:lineRule="auto" w:line="276" w:before="0" w:after="200"/>
-        <w:rPr>
-          <w:rFonts w:ascii="Calibri" w:hAnsi="Calibri" w:eastAsia="Calibri" w:cs="Calibri"/>
-        </w:rPr>
-      </w:pPr>
-      <w:r>
-        <w:rPr>
-          <w:rFonts w:eastAsia="Calibri" w:cs="Calibri"/>
-        </w:rPr>
-      </w:r>
-    </w:p>
-    <w:p>
-      <w:pPr>
-        <w:pStyle w:val="Normal"/>
-        <w:spacing w:lineRule="auto" w:line="276" w:before="0" w:after="200"/>
-        <w:rPr>
-          <w:rFonts w:ascii="Calibri" w:hAnsi="Calibri" w:eastAsia="Calibri" w:cs="Calibri"/>
-        </w:rPr>
-      </w:pPr>
-      <w:r>
-        <w:rPr>
-          <w:rFonts w:eastAsia="Calibri" w:cs="Calibri"/>
-        </w:rPr>
-      </w:r>
-    </w:p>
-    <w:p>
-      <w:pPr>
-        <w:pStyle w:val="Normal"/>
-        <w:spacing w:lineRule="auto" w:line="276" w:before="0" w:after="200"/>
-        <w:rPr>
-          <w:rFonts w:ascii="Calibri" w:hAnsi="Calibri" w:eastAsia="Calibri" w:cs="Calibri"/>
+        <w:shd w:val="clear" w:color="auto" w:fill="1F1F1F"/>
+        <w:suppressAutoHyphens w:val="0"/>
+        <w:spacing w:after="0" w:line="285" w:lineRule="atLeast"/>
+        <w:rPr>
+          <w:rFonts w:ascii="Consolas" w:eastAsia="Times New Roman" w:hAnsi="Consolas" w:cs="Times New Roman"/>
+          <w:color w:val="CCCCCC"/>
+          <w:sz w:val="21"/>
+          <w:szCs w:val="21"/>
+          <w:lang w:val="en-US" w:eastAsia="en-US"/>
+        </w:rPr>
+      </w:pPr>
+      <w:proofErr w:type="gramStart"/>
+      <w:r>
+        <w:rPr>
+          <w:rFonts w:ascii="Consolas" w:eastAsia="Times New Roman" w:hAnsi="Consolas" w:cs="Times New Roman"/>
+          <w:color w:val="DCDCAA"/>
+          <w:sz w:val="21"/>
+          <w:szCs w:val="21"/>
+          <w:lang w:val="en-US" w:eastAsia="en-US"/>
+        </w:rPr>
+        <w:t>print</w:t>
+      </w:r>
+      <w:r>
+        <w:rPr>
+          <w:rFonts w:ascii="Consolas" w:eastAsia="Times New Roman" w:hAnsi="Consolas" w:cs="Times New Roman"/>
+          <w:color w:val="CCCCCC"/>
+          <w:sz w:val="21"/>
+          <w:szCs w:val="21"/>
+          <w:lang w:val="en-US" w:eastAsia="en-US"/>
+        </w:rPr>
+        <w:t>(</w:t>
+      </w:r>
+      <w:proofErr w:type="gramEnd"/>
+      <w:r>
+        <w:rPr>
+          <w:rFonts w:ascii="Consolas" w:eastAsia="Times New Roman" w:hAnsi="Consolas" w:cs="Times New Roman"/>
+          <w:color w:val="DCDCAA"/>
+          <w:sz w:val="21"/>
+          <w:szCs w:val="21"/>
+          <w:lang w:val="en-US" w:eastAsia="en-US"/>
+        </w:rPr>
+        <w:t>sorted</w:t>
+      </w:r>
+      <w:r>
+        <w:rPr>
+          <w:rFonts w:ascii="Consolas" w:eastAsia="Times New Roman" w:hAnsi="Consolas" w:cs="Times New Roman"/>
+          <w:color w:val="CCCCCC"/>
+          <w:sz w:val="21"/>
+          <w:szCs w:val="21"/>
+          <w:lang w:val="en-US" w:eastAsia="en-US"/>
+        </w:rPr>
+        <w:t>(</w:t>
+      </w:r>
+      <w:r>
+        <w:rPr>
+          <w:rFonts w:ascii="Consolas" w:eastAsia="Times New Roman" w:hAnsi="Consolas" w:cs="Times New Roman"/>
+          <w:color w:val="4EC9B0"/>
+          <w:sz w:val="21"/>
+          <w:szCs w:val="21"/>
+          <w:lang w:val="en-US" w:eastAsia="en-US"/>
+        </w:rPr>
+        <w:t>set</w:t>
+      </w:r>
+      <w:r>
+        <w:rPr>
+          <w:rFonts w:ascii="Consolas" w:eastAsia="Times New Roman" w:hAnsi="Consolas" w:cs="Times New Roman"/>
+          <w:color w:val="CCCCCC"/>
+          <w:sz w:val="21"/>
+          <w:szCs w:val="21"/>
+          <w:lang w:val="en-US" w:eastAsia="en-US"/>
+        </w:rPr>
+        <w:t>([</w:t>
+      </w:r>
+      <w:r>
+        <w:rPr>
+          <w:rFonts w:ascii="Consolas" w:eastAsia="Times New Roman" w:hAnsi="Consolas" w:cs="Times New Roman"/>
+          <w:color w:val="9CDCFE"/>
+          <w:sz w:val="21"/>
+          <w:szCs w:val="21"/>
+          <w:lang w:val="en-US" w:eastAsia="en-US"/>
+        </w:rPr>
+        <w:t>mot</w:t>
+      </w:r>
+      <w:r>
+        <w:rPr>
+          <w:rFonts w:ascii="Consolas" w:eastAsia="Times New Roman" w:hAnsi="Consolas" w:cs="Times New Roman"/>
+          <w:color w:val="CCCCCC"/>
+          <w:sz w:val="21"/>
+          <w:szCs w:val="21"/>
+          <w:lang w:val="en-US" w:eastAsia="en-US"/>
+        </w:rPr>
+        <w:t xml:space="preserve"> </w:t>
+      </w:r>
+      <w:r>
+        <w:rPr>
+          <w:rFonts w:ascii="Consolas" w:eastAsia="Times New Roman" w:hAnsi="Consolas" w:cs="Times New Roman"/>
+          <w:color w:val="C586C0"/>
+          <w:sz w:val="21"/>
+          <w:szCs w:val="21"/>
+          <w:lang w:val="en-US" w:eastAsia="en-US"/>
+        </w:rPr>
+        <w:t>for</w:t>
+      </w:r>
+      <w:r>
+        <w:rPr>
+          <w:rFonts w:ascii="Consolas" w:eastAsia="Times New Roman" w:hAnsi="Consolas" w:cs="Times New Roman"/>
+          <w:color w:val="CCCCCC"/>
+          <w:sz w:val="21"/>
+          <w:szCs w:val="21"/>
+          <w:lang w:val="en-US" w:eastAsia="en-US"/>
+        </w:rPr>
+        <w:t xml:space="preserve"> </w:t>
+      </w:r>
+      <w:r>
+        <w:rPr>
+          <w:rFonts w:ascii="Consolas" w:eastAsia="Times New Roman" w:hAnsi="Consolas" w:cs="Times New Roman"/>
+          <w:color w:val="9CDCFE"/>
+          <w:sz w:val="21"/>
+          <w:szCs w:val="21"/>
+          <w:lang w:val="en-US" w:eastAsia="en-US"/>
+        </w:rPr>
+        <w:t>mot</w:t>
+      </w:r>
+      <w:r>
+        <w:rPr>
+          <w:rFonts w:ascii="Consolas" w:eastAsia="Times New Roman" w:hAnsi="Consolas" w:cs="Times New Roman"/>
+          <w:color w:val="CCCCCC"/>
+          <w:sz w:val="21"/>
+          <w:szCs w:val="21"/>
+          <w:lang w:val="en-US" w:eastAsia="en-US"/>
+        </w:rPr>
+        <w:t xml:space="preserve"> </w:t>
+      </w:r>
+      <w:r>
+        <w:rPr>
+          <w:rFonts w:ascii="Consolas" w:eastAsia="Times New Roman" w:hAnsi="Consolas" w:cs="Times New Roman"/>
+          <w:color w:val="C586C0"/>
+          <w:sz w:val="21"/>
+          <w:szCs w:val="21"/>
+          <w:lang w:val="en-US" w:eastAsia="en-US"/>
+        </w:rPr>
+        <w:t>in</w:t>
+      </w:r>
+      <w:r>
+        <w:rPr>
+          <w:rFonts w:ascii="Consolas" w:eastAsia="Times New Roman" w:hAnsi="Consolas" w:cs="Times New Roman"/>
+          <w:color w:val="CCCCCC"/>
+          <w:sz w:val="21"/>
+          <w:szCs w:val="21"/>
+          <w:lang w:val="en-US" w:eastAsia="en-US"/>
+        </w:rPr>
+        <w:t xml:space="preserve"> </w:t>
+      </w:r>
+      <w:proofErr w:type="spellStart"/>
+      <w:r>
+        <w:rPr>
+          <w:rFonts w:ascii="Consolas" w:eastAsia="Times New Roman" w:hAnsi="Consolas" w:cs="Times New Roman"/>
+          <w:color w:val="9CDCFE"/>
+          <w:sz w:val="21"/>
+          <w:szCs w:val="21"/>
+          <w:lang w:val="en-US" w:eastAsia="en-US"/>
+        </w:rPr>
+        <w:t>texte</w:t>
+      </w:r>
+      <w:r>
+        <w:rPr>
+          <w:rFonts w:ascii="Consolas" w:eastAsia="Times New Roman" w:hAnsi="Consolas" w:cs="Times New Roman"/>
+          <w:color w:val="CCCCCC"/>
+          <w:sz w:val="21"/>
+          <w:szCs w:val="21"/>
+          <w:lang w:val="en-US" w:eastAsia="en-US"/>
+        </w:rPr>
+        <w:t>.</w:t>
+      </w:r>
+      <w:r>
+        <w:rPr>
+          <w:rFonts w:ascii="Consolas" w:eastAsia="Times New Roman" w:hAnsi="Consolas" w:cs="Times New Roman"/>
+          <w:color w:val="DCDCAA"/>
+          <w:sz w:val="21"/>
+          <w:szCs w:val="21"/>
+          <w:lang w:val="en-US" w:eastAsia="en-US"/>
+        </w:rPr>
+        <w:t>split</w:t>
+      </w:r>
+      <w:proofErr w:type="spellEnd"/>
+      <w:r>
+        <w:rPr>
+          <w:rFonts w:ascii="Consolas" w:eastAsia="Times New Roman" w:hAnsi="Consolas" w:cs="Times New Roman"/>
+          <w:color w:val="CCCCCC"/>
+          <w:sz w:val="21"/>
+          <w:szCs w:val="21"/>
+          <w:lang w:val="en-US" w:eastAsia="en-US"/>
+        </w:rPr>
+        <w:t xml:space="preserve">() </w:t>
+      </w:r>
+      <w:r>
+        <w:rPr>
+          <w:rFonts w:ascii="Consolas" w:eastAsia="Times New Roman" w:hAnsi="Consolas" w:cs="Times New Roman"/>
+          <w:color w:val="C586C0"/>
+          <w:sz w:val="21"/>
+          <w:szCs w:val="21"/>
+          <w:lang w:val="en-US" w:eastAsia="en-US"/>
+        </w:rPr>
+        <w:t>if</w:t>
+      </w:r>
+      <w:r>
+        <w:rPr>
+          <w:rFonts w:ascii="Consolas" w:eastAsia="Times New Roman" w:hAnsi="Consolas" w:cs="Times New Roman"/>
+          <w:color w:val="CCCCCC"/>
+          <w:sz w:val="21"/>
+          <w:szCs w:val="21"/>
+          <w:lang w:val="en-US" w:eastAsia="en-US"/>
+        </w:rPr>
+        <w:t xml:space="preserve"> </w:t>
+      </w:r>
+      <w:proofErr w:type="spellStart"/>
+      <w:r>
+        <w:rPr>
+          <w:rFonts w:ascii="Consolas" w:eastAsia="Times New Roman" w:hAnsi="Consolas" w:cs="Times New Roman"/>
+          <w:color w:val="9CDCFE"/>
+          <w:sz w:val="21"/>
+          <w:szCs w:val="21"/>
+          <w:lang w:val="en-US" w:eastAsia="en-US"/>
+        </w:rPr>
+        <w:t>mot</w:t>
+      </w:r>
+      <w:r>
+        <w:rPr>
+          <w:rFonts w:ascii="Consolas" w:eastAsia="Times New Roman" w:hAnsi="Consolas" w:cs="Times New Roman"/>
+          <w:color w:val="CCCCCC"/>
+          <w:sz w:val="21"/>
+          <w:szCs w:val="21"/>
+          <w:lang w:val="en-US" w:eastAsia="en-US"/>
+        </w:rPr>
+        <w:t>.</w:t>
+      </w:r>
+      <w:r>
+        <w:rPr>
+          <w:rFonts w:ascii="Consolas" w:eastAsia="Times New Roman" w:hAnsi="Consolas" w:cs="Times New Roman"/>
+          <w:color w:val="DCDCAA"/>
+          <w:sz w:val="21"/>
+          <w:szCs w:val="21"/>
+          <w:lang w:val="en-US" w:eastAsia="en-US"/>
+        </w:rPr>
+        <w:t>startswith</w:t>
+      </w:r>
+      <w:proofErr w:type="spellEnd"/>
+      <w:r>
+        <w:rPr>
+          <w:rFonts w:ascii="Consolas" w:eastAsia="Times New Roman" w:hAnsi="Consolas" w:cs="Times New Roman"/>
+          <w:color w:val="CCCCCC"/>
+          <w:sz w:val="21"/>
+          <w:szCs w:val="21"/>
+          <w:lang w:val="en-US" w:eastAsia="en-US"/>
+        </w:rPr>
+        <w:t>(</w:t>
+      </w:r>
+      <w:r>
+        <w:rPr>
+          <w:rFonts w:ascii="Consolas" w:eastAsia="Times New Roman" w:hAnsi="Consolas" w:cs="Times New Roman"/>
+          <w:color w:val="CE9178"/>
+          <w:sz w:val="21"/>
+          <w:szCs w:val="21"/>
+          <w:lang w:val="en-US" w:eastAsia="en-US"/>
+        </w:rPr>
+        <w:t>"b"</w:t>
+      </w:r>
+      <w:r>
+        <w:rPr>
+          <w:rFonts w:ascii="Consolas" w:eastAsia="Times New Roman" w:hAnsi="Consolas" w:cs="Times New Roman"/>
+          <w:color w:val="CCCCCC"/>
+          <w:sz w:val="21"/>
+          <w:szCs w:val="21"/>
+          <w:lang w:val="en-US" w:eastAsia="en-US"/>
+        </w:rPr>
+        <w:t>)])))</w:t>
+      </w:r>
+    </w:p>
+    <w:p>
+      <w:pPr>
+        <w:spacing w:after="0" w:line="276" w:lineRule="auto"/>
+        <w:rPr>
+          <w:rFonts w:ascii="Calibri" w:eastAsia="Calibri" w:hAnsi="Calibri" w:cs="Calibri"/>
+          <w:lang w:val="en-US"/>
+        </w:rPr>
+      </w:pPr>
+    </w:p>
+    <w:p>
+      <w:pPr>
+        <w:spacing w:after="200" w:line="276" w:lineRule="auto"/>
+        <w:rPr>
+          <w:rFonts w:ascii="Calibri" w:eastAsia="Calibri" w:hAnsi="Calibri" w:cs="Calibri"/>
+          <w:lang w:val="en-US"/>
+        </w:rPr>
+      </w:pPr>
+    </w:p>
+    <w:p>
+      <w:pPr>
+        <w:spacing w:after="200" w:line="276" w:lineRule="auto"/>
+        <w:rPr>
+          <w:rFonts w:ascii="Calibri" w:eastAsia="Calibri" w:hAnsi="Calibri" w:cs="Calibri"/>
+          <w:lang w:val="en-US"/>
+        </w:rPr>
+      </w:pPr>
+    </w:p>
+    <w:p>
+      <w:pPr>
+        <w:spacing w:after="200" w:line="276" w:lineRule="auto"/>
+        <w:rPr>
+          <w:rFonts w:ascii="Calibri" w:eastAsia="Calibri" w:hAnsi="Calibri" w:cs="Calibri"/>
         </w:rPr>
       </w:pPr>
       <w:r>
@@ -971,12 +1460,30 @@
         </w:rPr>
         <w:t xml:space="preserve">13. Utilisez </w:t>
       </w:r>
-      <w:r>
-        <w:rPr>
-          <w:rFonts w:eastAsia="Calibri" w:cs="Calibri"/>
-          <w:b/>
-        </w:rPr>
-        <w:t xml:space="preserve">bovary_liste.index() </w:t>
+      <w:proofErr w:type="spellStart"/>
+      <w:r>
+        <w:rPr>
+          <w:rFonts w:eastAsia="Calibri" w:cs="Calibri"/>
+          <w:b/>
+        </w:rPr>
+        <w:t>bovary_</w:t>
+      </w:r>
+      <w:proofErr w:type="gramStart"/>
+      <w:r>
+        <w:rPr>
+          <w:rFonts w:eastAsia="Calibri" w:cs="Calibri"/>
+          <w:b/>
+        </w:rPr>
+        <w:t>liste.index</w:t>
+      </w:r>
+      <w:proofErr w:type="spellEnd"/>
+      <w:proofErr w:type="gramEnd"/>
+      <w:r>
+        <w:rPr>
+          <w:rFonts w:eastAsia="Calibri" w:cs="Calibri"/>
+          <w:b/>
+        </w:rPr>
+        <w:t xml:space="preserve">() </w:t>
       </w:r>
       <w:r>
         <w:rPr>
@@ -1000,69 +1507,1412 @@
     </w:p>
     <w:p>
       <w:pPr>
-        <w:pStyle w:val="Normal"/>
-        <w:rPr>
-          <w:rFonts w:ascii="Calibri" w:hAnsi="Calibri" w:eastAsia="Calibri" w:cs="Calibri"/>
-        </w:rPr>
-      </w:pPr>
-      <w:r>
-        <w:rPr>
-          <w:rFonts w:eastAsia="Calibri" w:cs="Calibri"/>
-        </w:rPr>
-      </w:r>
+        <w:rPr>
+          <w:rFonts w:ascii="Calibri" w:eastAsia="Calibri" w:hAnsi="Calibri" w:cs="Calibri"/>
+        </w:rPr>
+      </w:pPr>
       <w:r>
         <w:br w:type="page"/>
       </w:r>
     </w:p>
     <w:p>
       <w:pPr>
-        <w:pStyle w:val="Normal"/>
-        <w:spacing w:lineRule="auto" w:line="276" w:before="0" w:after="200"/>
-        <w:rPr>
-          <w:rFonts w:ascii="Calibri" w:hAnsi="Calibri" w:eastAsia="Calibri" w:cs="Calibri"/>
-        </w:rPr>
-      </w:pPr>
-      <w:r>
-        <w:rPr>
-          <w:rFonts w:eastAsia="Calibri" w:cs="Calibri"/>
-        </w:rPr>
+        <w:spacing w:after="200" w:line="276" w:lineRule="auto"/>
+        <w:rPr>
+          <w:rFonts w:ascii="Calibri" w:eastAsia="Calibri" w:hAnsi="Calibri" w:cs="Calibri"/>
+        </w:rPr>
+      </w:pPr>
+      <w:r>
+        <w:rPr>
+          <w:rFonts w:eastAsia="Calibri" w:cs="Calibri"/>
+        </w:rPr>
+        <w:lastRenderedPageBreak/>
         <w:t>14. En utilisant l'addition de listes, les opérations ensemblistes et de tri, donnez le vocabulaire des trois premières phrases du roman.</w:t>
       </w:r>
     </w:p>
     <w:p>
       <w:pPr>
-        <w:pStyle w:val="Normal"/>
-        <w:spacing w:lineRule="auto" w:line="276" w:before="0" w:after="200"/>
-        <w:rPr>
-          <w:rFonts w:ascii="Calibri" w:hAnsi="Calibri" w:eastAsia="Calibri" w:cs="Calibri"/>
-        </w:rPr>
-      </w:pPr>
-      <w:r>
-        <w:rPr>
-          <w:rFonts w:eastAsia="Calibri" w:cs="Calibri"/>
-        </w:rPr>
-      </w:r>
-    </w:p>
-    <w:p>
-      <w:pPr>
-        <w:pStyle w:val="Normal"/>
-        <w:spacing w:lineRule="auto" w:line="276" w:before="0" w:after="200"/>
-        <w:rPr>
-          <w:rFonts w:ascii="Calibri" w:hAnsi="Calibri" w:eastAsia="Calibri" w:cs="Calibri"/>
-        </w:rPr>
-      </w:pPr>
-      <w:r>
-        <w:rPr>
-          <w:rFonts w:eastAsia="Calibri" w:cs="Calibri"/>
-        </w:rPr>
-      </w:r>
-    </w:p>
-    <w:p>
-      <w:pPr>
-        <w:pStyle w:val="Normal"/>
-        <w:spacing w:lineRule="auto" w:line="276" w:before="0" w:after="200"/>
-        <w:rPr>
-          <w:rFonts w:ascii="Calibri" w:hAnsi="Calibri" w:eastAsia="Calibri" w:cs="Calibri"/>
+        <w:shd w:val="clear" w:color="auto" w:fill="1F1F1F"/>
+        <w:suppressAutoHyphens w:val="0"/>
+        <w:spacing w:after="0" w:line="285" w:lineRule="atLeast"/>
+        <w:rPr>
+          <w:rFonts w:ascii="Consolas" w:eastAsia="Times New Roman" w:hAnsi="Consolas" w:cs="Times New Roman"/>
+          <w:color w:val="CCCCCC"/>
+          <w:sz w:val="21"/>
+          <w:szCs w:val="21"/>
+          <w:lang w:eastAsia="en-US"/>
+        </w:rPr>
+      </w:pPr>
+      <w:proofErr w:type="spellStart"/>
+      <w:proofErr w:type="gramStart"/>
+      <w:r>
+        <w:rPr>
+          <w:rFonts w:ascii="Consolas" w:eastAsia="Times New Roman" w:hAnsi="Consolas" w:cs="Times New Roman"/>
+          <w:color w:val="9CDCFE"/>
+          <w:sz w:val="21"/>
+          <w:szCs w:val="21"/>
+          <w:lang w:eastAsia="en-US"/>
+        </w:rPr>
+        <w:t>indexPhrase</w:t>
+      </w:r>
+      <w:proofErr w:type="spellEnd"/>
+      <w:proofErr w:type="gramEnd"/>
+      <w:r>
+        <w:rPr>
+          <w:rFonts w:ascii="Consolas" w:eastAsia="Times New Roman" w:hAnsi="Consolas" w:cs="Times New Roman"/>
+          <w:color w:val="CCCCCC"/>
+          <w:sz w:val="21"/>
+          <w:szCs w:val="21"/>
+          <w:lang w:eastAsia="en-US"/>
+        </w:rPr>
+        <w:t xml:space="preserve"> </w:t>
+      </w:r>
+      <w:r>
+        <w:rPr>
+          <w:rFonts w:ascii="Consolas" w:eastAsia="Times New Roman" w:hAnsi="Consolas" w:cs="Times New Roman"/>
+          <w:color w:val="D4D4D4"/>
+          <w:sz w:val="21"/>
+          <w:szCs w:val="21"/>
+          <w:lang w:eastAsia="en-US"/>
+        </w:rPr>
+        <w:t>=</w:t>
+      </w:r>
+      <w:r>
+        <w:rPr>
+          <w:rFonts w:ascii="Consolas" w:eastAsia="Times New Roman" w:hAnsi="Consolas" w:cs="Times New Roman"/>
+          <w:color w:val="CCCCCC"/>
+          <w:sz w:val="21"/>
+          <w:szCs w:val="21"/>
+          <w:lang w:eastAsia="en-US"/>
+        </w:rPr>
+        <w:t xml:space="preserve"> </w:t>
+      </w:r>
+      <w:proofErr w:type="spellStart"/>
+      <w:r>
+        <w:rPr>
+          <w:rFonts w:ascii="Consolas" w:eastAsia="Times New Roman" w:hAnsi="Consolas" w:cs="Times New Roman"/>
+          <w:color w:val="9CDCFE"/>
+          <w:sz w:val="21"/>
+          <w:szCs w:val="21"/>
+          <w:lang w:eastAsia="en-US"/>
+        </w:rPr>
+        <w:t>texte</w:t>
+      </w:r>
+      <w:r>
+        <w:rPr>
+          <w:rFonts w:ascii="Consolas" w:eastAsia="Times New Roman" w:hAnsi="Consolas" w:cs="Times New Roman"/>
+          <w:color w:val="CCCCCC"/>
+          <w:sz w:val="21"/>
+          <w:szCs w:val="21"/>
+          <w:lang w:eastAsia="en-US"/>
+        </w:rPr>
+        <w:t>.</w:t>
+      </w:r>
+      <w:r>
+        <w:rPr>
+          <w:rFonts w:ascii="Consolas" w:eastAsia="Times New Roman" w:hAnsi="Consolas" w:cs="Times New Roman"/>
+          <w:color w:val="DCDCAA"/>
+          <w:sz w:val="21"/>
+          <w:szCs w:val="21"/>
+          <w:lang w:eastAsia="en-US"/>
+        </w:rPr>
+        <w:t>find</w:t>
+      </w:r>
+      <w:proofErr w:type="spellEnd"/>
+      <w:r>
+        <w:rPr>
+          <w:rFonts w:ascii="Consolas" w:eastAsia="Times New Roman" w:hAnsi="Consolas" w:cs="Times New Roman"/>
+          <w:color w:val="CCCCCC"/>
+          <w:sz w:val="21"/>
+          <w:szCs w:val="21"/>
+          <w:lang w:eastAsia="en-US"/>
+        </w:rPr>
+        <w:t>(</w:t>
+      </w:r>
+      <w:r>
+        <w:rPr>
+          <w:rFonts w:ascii="Consolas" w:eastAsia="Times New Roman" w:hAnsi="Consolas" w:cs="Times New Roman"/>
+          <w:color w:val="CE9178"/>
+          <w:sz w:val="21"/>
+          <w:szCs w:val="21"/>
+          <w:lang w:eastAsia="en-US"/>
+        </w:rPr>
+        <w:t>"."</w:t>
+      </w:r>
+      <w:r>
+        <w:rPr>
+          <w:rFonts w:ascii="Consolas" w:eastAsia="Times New Roman" w:hAnsi="Consolas" w:cs="Times New Roman"/>
+          <w:color w:val="CCCCCC"/>
+          <w:sz w:val="21"/>
+          <w:szCs w:val="21"/>
+          <w:lang w:eastAsia="en-US"/>
+        </w:rPr>
+        <w:t>)</w:t>
+      </w:r>
+      <w:r>
+        <w:rPr>
+          <w:rFonts w:ascii="Consolas" w:eastAsia="Times New Roman" w:hAnsi="Consolas" w:cs="Times New Roman"/>
+          <w:color w:val="D4D4D4"/>
+          <w:sz w:val="21"/>
+          <w:szCs w:val="21"/>
+          <w:lang w:eastAsia="en-US"/>
+        </w:rPr>
+        <w:t>+</w:t>
+      </w:r>
+      <w:r>
+        <w:rPr>
+          <w:rFonts w:ascii="Consolas" w:eastAsia="Times New Roman" w:hAnsi="Consolas" w:cs="Times New Roman"/>
+          <w:color w:val="B5CEA8"/>
+          <w:sz w:val="21"/>
+          <w:szCs w:val="21"/>
+          <w:lang w:eastAsia="en-US"/>
+        </w:rPr>
+        <w:t>1</w:t>
+      </w:r>
+    </w:p>
+    <w:p>
+      <w:pPr>
+        <w:shd w:val="clear" w:color="auto" w:fill="1F1F1F"/>
+        <w:suppressAutoHyphens w:val="0"/>
+        <w:spacing w:after="0" w:line="285" w:lineRule="atLeast"/>
+        <w:rPr>
+          <w:rFonts w:ascii="Consolas" w:eastAsia="Times New Roman" w:hAnsi="Consolas" w:cs="Times New Roman"/>
+          <w:color w:val="CCCCCC"/>
+          <w:sz w:val="21"/>
+          <w:szCs w:val="21"/>
+          <w:lang w:eastAsia="en-US"/>
+        </w:rPr>
+      </w:pPr>
+      <w:proofErr w:type="gramStart"/>
+      <w:r>
+        <w:rPr>
+          <w:rFonts w:ascii="Consolas" w:eastAsia="Times New Roman" w:hAnsi="Consolas" w:cs="Times New Roman"/>
+          <w:color w:val="9CDCFE"/>
+          <w:sz w:val="21"/>
+          <w:szCs w:val="21"/>
+          <w:lang w:eastAsia="en-US"/>
+        </w:rPr>
+        <w:t>phrase</w:t>
+      </w:r>
+      <w:proofErr w:type="gramEnd"/>
+      <w:r>
+        <w:rPr>
+          <w:rFonts w:ascii="Consolas" w:eastAsia="Times New Roman" w:hAnsi="Consolas" w:cs="Times New Roman"/>
+          <w:color w:val="9CDCFE"/>
+          <w:sz w:val="21"/>
+          <w:szCs w:val="21"/>
+          <w:lang w:eastAsia="en-US"/>
+        </w:rPr>
+        <w:t>1</w:t>
+      </w:r>
+      <w:r>
+        <w:rPr>
+          <w:rFonts w:ascii="Consolas" w:eastAsia="Times New Roman" w:hAnsi="Consolas" w:cs="Times New Roman"/>
+          <w:color w:val="CCCCCC"/>
+          <w:sz w:val="21"/>
+          <w:szCs w:val="21"/>
+          <w:lang w:eastAsia="en-US"/>
+        </w:rPr>
+        <w:t xml:space="preserve"> </w:t>
+      </w:r>
+      <w:r>
+        <w:rPr>
+          <w:rFonts w:ascii="Consolas" w:eastAsia="Times New Roman" w:hAnsi="Consolas" w:cs="Times New Roman"/>
+          <w:color w:val="D4D4D4"/>
+          <w:sz w:val="21"/>
+          <w:szCs w:val="21"/>
+          <w:lang w:eastAsia="en-US"/>
+        </w:rPr>
+        <w:t>=</w:t>
+      </w:r>
+      <w:r>
+        <w:rPr>
+          <w:rFonts w:ascii="Consolas" w:eastAsia="Times New Roman" w:hAnsi="Consolas" w:cs="Times New Roman"/>
+          <w:color w:val="CCCCCC"/>
+          <w:sz w:val="21"/>
+          <w:szCs w:val="21"/>
+          <w:lang w:eastAsia="en-US"/>
+        </w:rPr>
+        <w:t xml:space="preserve"> </w:t>
+      </w:r>
+      <w:r>
+        <w:rPr>
+          <w:rFonts w:ascii="Consolas" w:eastAsia="Times New Roman" w:hAnsi="Consolas" w:cs="Times New Roman"/>
+          <w:color w:val="9CDCFE"/>
+          <w:sz w:val="21"/>
+          <w:szCs w:val="21"/>
+          <w:lang w:eastAsia="en-US"/>
+        </w:rPr>
+        <w:t>texte</w:t>
+      </w:r>
+      <w:r>
+        <w:rPr>
+          <w:rFonts w:ascii="Consolas" w:eastAsia="Times New Roman" w:hAnsi="Consolas" w:cs="Times New Roman"/>
+          <w:color w:val="CCCCCC"/>
+          <w:sz w:val="21"/>
+          <w:szCs w:val="21"/>
+          <w:lang w:eastAsia="en-US"/>
+        </w:rPr>
+        <w:t>[</w:t>
+      </w:r>
+      <w:proofErr w:type="spellStart"/>
+      <w:r>
+        <w:rPr>
+          <w:rFonts w:ascii="Consolas" w:eastAsia="Times New Roman" w:hAnsi="Consolas" w:cs="Times New Roman"/>
+          <w:color w:val="9CDCFE"/>
+          <w:sz w:val="21"/>
+          <w:szCs w:val="21"/>
+          <w:lang w:eastAsia="en-US"/>
+        </w:rPr>
+        <w:t>texte</w:t>
+      </w:r>
+      <w:r>
+        <w:rPr>
+          <w:rFonts w:ascii="Consolas" w:eastAsia="Times New Roman" w:hAnsi="Consolas" w:cs="Times New Roman"/>
+          <w:color w:val="CCCCCC"/>
+          <w:sz w:val="21"/>
+          <w:szCs w:val="21"/>
+          <w:lang w:eastAsia="en-US"/>
+        </w:rPr>
+        <w:t>.</w:t>
+      </w:r>
+      <w:r>
+        <w:rPr>
+          <w:rFonts w:ascii="Consolas" w:eastAsia="Times New Roman" w:hAnsi="Consolas" w:cs="Times New Roman"/>
+          <w:color w:val="DCDCAA"/>
+          <w:sz w:val="21"/>
+          <w:szCs w:val="21"/>
+          <w:lang w:eastAsia="en-US"/>
+        </w:rPr>
+        <w:t>find</w:t>
+      </w:r>
+      <w:proofErr w:type="spellEnd"/>
+      <w:r>
+        <w:rPr>
+          <w:rFonts w:ascii="Consolas" w:eastAsia="Times New Roman" w:hAnsi="Consolas" w:cs="Times New Roman"/>
+          <w:color w:val="CCCCCC"/>
+          <w:sz w:val="21"/>
+          <w:szCs w:val="21"/>
+          <w:lang w:eastAsia="en-US"/>
+        </w:rPr>
+        <w:t>(</w:t>
+      </w:r>
+      <w:r>
+        <w:rPr>
+          <w:rFonts w:ascii="Consolas" w:eastAsia="Times New Roman" w:hAnsi="Consolas" w:cs="Times New Roman"/>
+          <w:color w:val="CE9178"/>
+          <w:sz w:val="21"/>
+          <w:szCs w:val="21"/>
+          <w:lang w:eastAsia="en-US"/>
+        </w:rPr>
+        <w:t>"I</w:t>
+      </w:r>
+      <w:r>
+        <w:rPr>
+          <w:rFonts w:ascii="Consolas" w:eastAsia="Times New Roman" w:hAnsi="Consolas" w:cs="Times New Roman"/>
+          <w:color w:val="D7BA7D"/>
+          <w:sz w:val="21"/>
+          <w:szCs w:val="21"/>
+          <w:lang w:eastAsia="en-US"/>
+        </w:rPr>
+        <w:t>\n</w:t>
+      </w:r>
+      <w:r>
+        <w:rPr>
+          <w:rFonts w:ascii="Consolas" w:eastAsia="Times New Roman" w:hAnsi="Consolas" w:cs="Times New Roman"/>
+          <w:color w:val="CE9178"/>
+          <w:sz w:val="21"/>
+          <w:szCs w:val="21"/>
+          <w:lang w:eastAsia="en-US"/>
+        </w:rPr>
+        <w:t>"</w:t>
+      </w:r>
+      <w:r>
+        <w:rPr>
+          <w:rFonts w:ascii="Consolas" w:eastAsia="Times New Roman" w:hAnsi="Consolas" w:cs="Times New Roman"/>
+          <w:color w:val="CCCCCC"/>
+          <w:sz w:val="21"/>
+          <w:szCs w:val="21"/>
+          <w:lang w:eastAsia="en-US"/>
+        </w:rPr>
+        <w:t>)</w:t>
+      </w:r>
+      <w:r>
+        <w:rPr>
+          <w:rFonts w:ascii="Consolas" w:eastAsia="Times New Roman" w:hAnsi="Consolas" w:cs="Times New Roman"/>
+          <w:color w:val="D4D4D4"/>
+          <w:sz w:val="21"/>
+          <w:szCs w:val="21"/>
+          <w:lang w:eastAsia="en-US"/>
+        </w:rPr>
+        <w:t>+</w:t>
+      </w:r>
+      <w:r>
+        <w:rPr>
+          <w:rFonts w:ascii="Consolas" w:eastAsia="Times New Roman" w:hAnsi="Consolas" w:cs="Times New Roman"/>
+          <w:color w:val="B5CEA8"/>
+          <w:sz w:val="21"/>
+          <w:szCs w:val="21"/>
+          <w:lang w:eastAsia="en-US"/>
+        </w:rPr>
+        <w:t>3</w:t>
+      </w:r>
+      <w:r>
+        <w:rPr>
+          <w:rFonts w:ascii="Consolas" w:eastAsia="Times New Roman" w:hAnsi="Consolas" w:cs="Times New Roman"/>
+          <w:color w:val="CCCCCC"/>
+          <w:sz w:val="21"/>
+          <w:szCs w:val="21"/>
+          <w:lang w:eastAsia="en-US"/>
+        </w:rPr>
+        <w:t>:</w:t>
+      </w:r>
+      <w:r>
+        <w:rPr>
+          <w:rFonts w:ascii="Consolas" w:eastAsia="Times New Roman" w:hAnsi="Consolas" w:cs="Times New Roman"/>
+          <w:color w:val="9CDCFE"/>
+          <w:sz w:val="21"/>
+          <w:szCs w:val="21"/>
+          <w:lang w:eastAsia="en-US"/>
+        </w:rPr>
+        <w:t>indexPhrase</w:t>
+      </w:r>
+      <w:r>
+        <w:rPr>
+          <w:rFonts w:ascii="Consolas" w:eastAsia="Times New Roman" w:hAnsi="Consolas" w:cs="Times New Roman"/>
+          <w:color w:val="CCCCCC"/>
+          <w:sz w:val="21"/>
+          <w:szCs w:val="21"/>
+          <w:lang w:eastAsia="en-US"/>
+        </w:rPr>
+        <w:t>]</w:t>
+      </w:r>
+    </w:p>
+    <w:p>
+      <w:pPr>
+        <w:shd w:val="clear" w:color="auto" w:fill="1F1F1F"/>
+        <w:suppressAutoHyphens w:val="0"/>
+        <w:spacing w:after="0" w:line="285" w:lineRule="atLeast"/>
+        <w:rPr>
+          <w:rFonts w:ascii="Consolas" w:eastAsia="Times New Roman" w:hAnsi="Consolas" w:cs="Times New Roman"/>
+          <w:color w:val="CCCCCC"/>
+          <w:sz w:val="21"/>
+          <w:szCs w:val="21"/>
+          <w:lang w:eastAsia="en-US"/>
+        </w:rPr>
+      </w:pPr>
+      <w:r>
+        <w:rPr>
+          <w:rFonts w:ascii="Consolas" w:eastAsia="Times New Roman" w:hAnsi="Consolas" w:cs="Times New Roman"/>
+          <w:color w:val="9CDCFE"/>
+          <w:sz w:val="21"/>
+          <w:szCs w:val="21"/>
+          <w:lang w:eastAsia="en-US"/>
+        </w:rPr>
+        <w:t>_</w:t>
+      </w:r>
+      <w:r>
+        <w:rPr>
+          <w:rFonts w:ascii="Consolas" w:eastAsia="Times New Roman" w:hAnsi="Consolas" w:cs="Times New Roman"/>
+          <w:color w:val="CCCCCC"/>
+          <w:sz w:val="21"/>
+          <w:szCs w:val="21"/>
+          <w:lang w:eastAsia="en-US"/>
+        </w:rPr>
+        <w:t xml:space="preserve"> </w:t>
+      </w:r>
+      <w:r>
+        <w:rPr>
+          <w:rFonts w:ascii="Consolas" w:eastAsia="Times New Roman" w:hAnsi="Consolas" w:cs="Times New Roman"/>
+          <w:color w:val="D4D4D4"/>
+          <w:sz w:val="21"/>
+          <w:szCs w:val="21"/>
+          <w:lang w:eastAsia="en-US"/>
+        </w:rPr>
+        <w:t>=</w:t>
+      </w:r>
+      <w:r>
+        <w:rPr>
+          <w:rFonts w:ascii="Consolas" w:eastAsia="Times New Roman" w:hAnsi="Consolas" w:cs="Times New Roman"/>
+          <w:color w:val="CCCCCC"/>
+          <w:sz w:val="21"/>
+          <w:szCs w:val="21"/>
+          <w:lang w:eastAsia="en-US"/>
+        </w:rPr>
+        <w:t xml:space="preserve"> </w:t>
+      </w:r>
+      <w:proofErr w:type="spellStart"/>
+      <w:r>
+        <w:rPr>
+          <w:rFonts w:ascii="Consolas" w:eastAsia="Times New Roman" w:hAnsi="Consolas" w:cs="Times New Roman"/>
+          <w:color w:val="9CDCFE"/>
+          <w:sz w:val="21"/>
+          <w:szCs w:val="21"/>
+          <w:lang w:eastAsia="en-US"/>
+        </w:rPr>
+        <w:t>indexPhrase</w:t>
+      </w:r>
+      <w:proofErr w:type="spellEnd"/>
+    </w:p>
+    <w:p>
+      <w:pPr>
+        <w:shd w:val="clear" w:color="auto" w:fill="1F1F1F"/>
+        <w:suppressAutoHyphens w:val="0"/>
+        <w:spacing w:after="0" w:line="285" w:lineRule="atLeast"/>
+        <w:rPr>
+          <w:rFonts w:ascii="Consolas" w:eastAsia="Times New Roman" w:hAnsi="Consolas" w:cs="Times New Roman"/>
+          <w:color w:val="CCCCCC"/>
+          <w:sz w:val="21"/>
+          <w:szCs w:val="21"/>
+          <w:lang w:eastAsia="en-US"/>
+        </w:rPr>
+      </w:pPr>
+      <w:proofErr w:type="spellStart"/>
+      <w:proofErr w:type="gramStart"/>
+      <w:r>
+        <w:rPr>
+          <w:rFonts w:ascii="Consolas" w:eastAsia="Times New Roman" w:hAnsi="Consolas" w:cs="Times New Roman"/>
+          <w:color w:val="9CDCFE"/>
+          <w:sz w:val="21"/>
+          <w:szCs w:val="21"/>
+          <w:lang w:eastAsia="en-US"/>
+        </w:rPr>
+        <w:t>indexPhrase</w:t>
+      </w:r>
+      <w:proofErr w:type="spellEnd"/>
+      <w:proofErr w:type="gramEnd"/>
+      <w:r>
+        <w:rPr>
+          <w:rFonts w:ascii="Consolas" w:eastAsia="Times New Roman" w:hAnsi="Consolas" w:cs="Times New Roman"/>
+          <w:color w:val="CCCCCC"/>
+          <w:sz w:val="21"/>
+          <w:szCs w:val="21"/>
+          <w:lang w:eastAsia="en-US"/>
+        </w:rPr>
+        <w:t xml:space="preserve"> </w:t>
+      </w:r>
+      <w:r>
+        <w:rPr>
+          <w:rFonts w:ascii="Consolas" w:eastAsia="Times New Roman" w:hAnsi="Consolas" w:cs="Times New Roman"/>
+          <w:color w:val="D4D4D4"/>
+          <w:sz w:val="21"/>
+          <w:szCs w:val="21"/>
+          <w:lang w:eastAsia="en-US"/>
+        </w:rPr>
+        <w:t>=</w:t>
+      </w:r>
+      <w:r>
+        <w:rPr>
+          <w:rFonts w:ascii="Consolas" w:eastAsia="Times New Roman" w:hAnsi="Consolas" w:cs="Times New Roman"/>
+          <w:color w:val="CCCCCC"/>
+          <w:sz w:val="21"/>
+          <w:szCs w:val="21"/>
+          <w:lang w:eastAsia="en-US"/>
+        </w:rPr>
+        <w:t xml:space="preserve"> </w:t>
+      </w:r>
+      <w:proofErr w:type="spellStart"/>
+      <w:r>
+        <w:rPr>
+          <w:rFonts w:ascii="Consolas" w:eastAsia="Times New Roman" w:hAnsi="Consolas" w:cs="Times New Roman"/>
+          <w:color w:val="9CDCFE"/>
+          <w:sz w:val="21"/>
+          <w:szCs w:val="21"/>
+          <w:lang w:eastAsia="en-US"/>
+        </w:rPr>
+        <w:t>texte</w:t>
+      </w:r>
+      <w:r>
+        <w:rPr>
+          <w:rFonts w:ascii="Consolas" w:eastAsia="Times New Roman" w:hAnsi="Consolas" w:cs="Times New Roman"/>
+          <w:color w:val="CCCCCC"/>
+          <w:sz w:val="21"/>
+          <w:szCs w:val="21"/>
+          <w:lang w:eastAsia="en-US"/>
+        </w:rPr>
+        <w:t>.</w:t>
+      </w:r>
+      <w:r>
+        <w:rPr>
+          <w:rFonts w:ascii="Consolas" w:eastAsia="Times New Roman" w:hAnsi="Consolas" w:cs="Times New Roman"/>
+          <w:color w:val="DCDCAA"/>
+          <w:sz w:val="21"/>
+          <w:szCs w:val="21"/>
+          <w:lang w:eastAsia="en-US"/>
+        </w:rPr>
+        <w:t>find</w:t>
+      </w:r>
+      <w:proofErr w:type="spellEnd"/>
+      <w:r>
+        <w:rPr>
+          <w:rFonts w:ascii="Consolas" w:eastAsia="Times New Roman" w:hAnsi="Consolas" w:cs="Times New Roman"/>
+          <w:color w:val="CCCCCC"/>
+          <w:sz w:val="21"/>
+          <w:szCs w:val="21"/>
+          <w:lang w:eastAsia="en-US"/>
+        </w:rPr>
+        <w:t>(</w:t>
+      </w:r>
+      <w:r>
+        <w:rPr>
+          <w:rFonts w:ascii="Consolas" w:eastAsia="Times New Roman" w:hAnsi="Consolas" w:cs="Times New Roman"/>
+          <w:color w:val="CE9178"/>
+          <w:sz w:val="21"/>
+          <w:szCs w:val="21"/>
+          <w:lang w:eastAsia="en-US"/>
+        </w:rPr>
+        <w:t>"."</w:t>
+      </w:r>
+      <w:r>
+        <w:rPr>
+          <w:rFonts w:ascii="Consolas" w:eastAsia="Times New Roman" w:hAnsi="Consolas" w:cs="Times New Roman"/>
+          <w:color w:val="CCCCCC"/>
+          <w:sz w:val="21"/>
+          <w:szCs w:val="21"/>
+          <w:lang w:eastAsia="en-US"/>
+        </w:rPr>
+        <w:t xml:space="preserve">, </w:t>
+      </w:r>
+      <w:r>
+        <w:rPr>
+          <w:rFonts w:ascii="Consolas" w:eastAsia="Times New Roman" w:hAnsi="Consolas" w:cs="Times New Roman"/>
+          <w:color w:val="9CDCFE"/>
+          <w:sz w:val="21"/>
+          <w:szCs w:val="21"/>
+          <w:lang w:eastAsia="en-US"/>
+        </w:rPr>
+        <w:t>_</w:t>
+      </w:r>
+      <w:r>
+        <w:rPr>
+          <w:rFonts w:ascii="Consolas" w:eastAsia="Times New Roman" w:hAnsi="Consolas" w:cs="Times New Roman"/>
+          <w:color w:val="CCCCCC"/>
+          <w:sz w:val="21"/>
+          <w:szCs w:val="21"/>
+          <w:lang w:eastAsia="en-US"/>
+        </w:rPr>
+        <w:t>)</w:t>
+      </w:r>
+      <w:r>
+        <w:rPr>
+          <w:rFonts w:ascii="Consolas" w:eastAsia="Times New Roman" w:hAnsi="Consolas" w:cs="Times New Roman"/>
+          <w:color w:val="D4D4D4"/>
+          <w:sz w:val="21"/>
+          <w:szCs w:val="21"/>
+          <w:lang w:eastAsia="en-US"/>
+        </w:rPr>
+        <w:t>+</w:t>
+      </w:r>
+      <w:r>
+        <w:rPr>
+          <w:rFonts w:ascii="Consolas" w:eastAsia="Times New Roman" w:hAnsi="Consolas" w:cs="Times New Roman"/>
+          <w:color w:val="B5CEA8"/>
+          <w:sz w:val="21"/>
+          <w:szCs w:val="21"/>
+          <w:lang w:eastAsia="en-US"/>
+        </w:rPr>
+        <w:t>1</w:t>
+      </w:r>
+    </w:p>
+    <w:p>
+      <w:pPr>
+        <w:shd w:val="clear" w:color="auto" w:fill="1F1F1F"/>
+        <w:suppressAutoHyphens w:val="0"/>
+        <w:spacing w:after="0" w:line="285" w:lineRule="atLeast"/>
+        <w:rPr>
+          <w:rFonts w:ascii="Consolas" w:eastAsia="Times New Roman" w:hAnsi="Consolas" w:cs="Times New Roman"/>
+          <w:color w:val="CCCCCC"/>
+          <w:sz w:val="21"/>
+          <w:szCs w:val="21"/>
+          <w:lang w:eastAsia="en-US"/>
+        </w:rPr>
+      </w:pPr>
+      <w:proofErr w:type="gramStart"/>
+      <w:r>
+        <w:rPr>
+          <w:rFonts w:ascii="Consolas" w:eastAsia="Times New Roman" w:hAnsi="Consolas" w:cs="Times New Roman"/>
+          <w:color w:val="9CDCFE"/>
+          <w:sz w:val="21"/>
+          <w:szCs w:val="21"/>
+          <w:lang w:eastAsia="en-US"/>
+        </w:rPr>
+        <w:t>phrase</w:t>
+      </w:r>
+      <w:proofErr w:type="gramEnd"/>
+      <w:r>
+        <w:rPr>
+          <w:rFonts w:ascii="Consolas" w:eastAsia="Times New Roman" w:hAnsi="Consolas" w:cs="Times New Roman"/>
+          <w:color w:val="9CDCFE"/>
+          <w:sz w:val="21"/>
+          <w:szCs w:val="21"/>
+          <w:lang w:eastAsia="en-US"/>
+        </w:rPr>
+        <w:t>2</w:t>
+      </w:r>
+      <w:r>
+        <w:rPr>
+          <w:rFonts w:ascii="Consolas" w:eastAsia="Times New Roman" w:hAnsi="Consolas" w:cs="Times New Roman"/>
+          <w:color w:val="CCCCCC"/>
+          <w:sz w:val="21"/>
+          <w:szCs w:val="21"/>
+          <w:lang w:eastAsia="en-US"/>
+        </w:rPr>
+        <w:t xml:space="preserve"> </w:t>
+      </w:r>
+      <w:r>
+        <w:rPr>
+          <w:rFonts w:ascii="Consolas" w:eastAsia="Times New Roman" w:hAnsi="Consolas" w:cs="Times New Roman"/>
+          <w:color w:val="D4D4D4"/>
+          <w:sz w:val="21"/>
+          <w:szCs w:val="21"/>
+          <w:lang w:eastAsia="en-US"/>
+        </w:rPr>
+        <w:t>=</w:t>
+      </w:r>
+      <w:r>
+        <w:rPr>
+          <w:rFonts w:ascii="Consolas" w:eastAsia="Times New Roman" w:hAnsi="Consolas" w:cs="Times New Roman"/>
+          <w:color w:val="CCCCCC"/>
+          <w:sz w:val="21"/>
+          <w:szCs w:val="21"/>
+          <w:lang w:eastAsia="en-US"/>
+        </w:rPr>
+        <w:t xml:space="preserve"> </w:t>
+      </w:r>
+      <w:r>
+        <w:rPr>
+          <w:rFonts w:ascii="Consolas" w:eastAsia="Times New Roman" w:hAnsi="Consolas" w:cs="Times New Roman"/>
+          <w:color w:val="9CDCFE"/>
+          <w:sz w:val="21"/>
+          <w:szCs w:val="21"/>
+          <w:lang w:eastAsia="en-US"/>
+        </w:rPr>
+        <w:t>texte</w:t>
+      </w:r>
+      <w:r>
+        <w:rPr>
+          <w:rFonts w:ascii="Consolas" w:eastAsia="Times New Roman" w:hAnsi="Consolas" w:cs="Times New Roman"/>
+          <w:color w:val="CCCCCC"/>
+          <w:sz w:val="21"/>
+          <w:szCs w:val="21"/>
+          <w:lang w:eastAsia="en-US"/>
+        </w:rPr>
+        <w:t>[</w:t>
+      </w:r>
+      <w:r>
+        <w:rPr>
+          <w:rFonts w:ascii="Consolas" w:eastAsia="Times New Roman" w:hAnsi="Consolas" w:cs="Times New Roman"/>
+          <w:color w:val="9CDCFE"/>
+          <w:sz w:val="21"/>
+          <w:szCs w:val="21"/>
+          <w:lang w:eastAsia="en-US"/>
+        </w:rPr>
+        <w:t>_</w:t>
+      </w:r>
+      <w:r>
+        <w:rPr>
+          <w:rFonts w:ascii="Consolas" w:eastAsia="Times New Roman" w:hAnsi="Consolas" w:cs="Times New Roman"/>
+          <w:color w:val="CCCCCC"/>
+          <w:sz w:val="21"/>
+          <w:szCs w:val="21"/>
+          <w:lang w:eastAsia="en-US"/>
+        </w:rPr>
+        <w:t xml:space="preserve">: </w:t>
+      </w:r>
+      <w:proofErr w:type="spellStart"/>
+      <w:r>
+        <w:rPr>
+          <w:rFonts w:ascii="Consolas" w:eastAsia="Times New Roman" w:hAnsi="Consolas" w:cs="Times New Roman"/>
+          <w:color w:val="9CDCFE"/>
+          <w:sz w:val="21"/>
+          <w:szCs w:val="21"/>
+          <w:lang w:eastAsia="en-US"/>
+        </w:rPr>
+        <w:t>indexPhrase</w:t>
+      </w:r>
+      <w:proofErr w:type="spellEnd"/>
+      <w:r>
+        <w:rPr>
+          <w:rFonts w:ascii="Consolas" w:eastAsia="Times New Roman" w:hAnsi="Consolas" w:cs="Times New Roman"/>
+          <w:color w:val="CCCCCC"/>
+          <w:sz w:val="21"/>
+          <w:szCs w:val="21"/>
+          <w:lang w:eastAsia="en-US"/>
+        </w:rPr>
+        <w:t>]</w:t>
+      </w:r>
+    </w:p>
+    <w:p>
+      <w:pPr>
+        <w:shd w:val="clear" w:color="auto" w:fill="1F1F1F"/>
+        <w:suppressAutoHyphens w:val="0"/>
+        <w:spacing w:after="0" w:line="285" w:lineRule="atLeast"/>
+        <w:rPr>
+          <w:rFonts w:ascii="Consolas" w:eastAsia="Times New Roman" w:hAnsi="Consolas" w:cs="Times New Roman"/>
+          <w:color w:val="CCCCCC"/>
+          <w:sz w:val="21"/>
+          <w:szCs w:val="21"/>
+          <w:lang w:eastAsia="en-US"/>
+        </w:rPr>
+      </w:pPr>
+      <w:r>
+        <w:rPr>
+          <w:rFonts w:ascii="Consolas" w:eastAsia="Times New Roman" w:hAnsi="Consolas" w:cs="Times New Roman"/>
+          <w:color w:val="9CDCFE"/>
+          <w:sz w:val="21"/>
+          <w:szCs w:val="21"/>
+          <w:lang w:eastAsia="en-US"/>
+        </w:rPr>
+        <w:t>_</w:t>
+      </w:r>
+      <w:r>
+        <w:rPr>
+          <w:rFonts w:ascii="Consolas" w:eastAsia="Times New Roman" w:hAnsi="Consolas" w:cs="Times New Roman"/>
+          <w:color w:val="CCCCCC"/>
+          <w:sz w:val="21"/>
+          <w:szCs w:val="21"/>
+          <w:lang w:eastAsia="en-US"/>
+        </w:rPr>
+        <w:t xml:space="preserve"> </w:t>
+      </w:r>
+      <w:r>
+        <w:rPr>
+          <w:rFonts w:ascii="Consolas" w:eastAsia="Times New Roman" w:hAnsi="Consolas" w:cs="Times New Roman"/>
+          <w:color w:val="D4D4D4"/>
+          <w:sz w:val="21"/>
+          <w:szCs w:val="21"/>
+          <w:lang w:eastAsia="en-US"/>
+        </w:rPr>
+        <w:t>=</w:t>
+      </w:r>
+      <w:r>
+        <w:rPr>
+          <w:rFonts w:ascii="Consolas" w:eastAsia="Times New Roman" w:hAnsi="Consolas" w:cs="Times New Roman"/>
+          <w:color w:val="CCCCCC"/>
+          <w:sz w:val="21"/>
+          <w:szCs w:val="21"/>
+          <w:lang w:eastAsia="en-US"/>
+        </w:rPr>
+        <w:t xml:space="preserve"> </w:t>
+      </w:r>
+      <w:proofErr w:type="spellStart"/>
+      <w:r>
+        <w:rPr>
+          <w:rFonts w:ascii="Consolas" w:eastAsia="Times New Roman" w:hAnsi="Consolas" w:cs="Times New Roman"/>
+          <w:color w:val="9CDCFE"/>
+          <w:sz w:val="21"/>
+          <w:szCs w:val="21"/>
+          <w:lang w:eastAsia="en-US"/>
+        </w:rPr>
+        <w:t>indexPhrase</w:t>
+      </w:r>
+      <w:proofErr w:type="spellEnd"/>
+    </w:p>
+    <w:p>
+      <w:pPr>
+        <w:shd w:val="clear" w:color="auto" w:fill="1F1F1F"/>
+        <w:suppressAutoHyphens w:val="0"/>
+        <w:spacing w:after="0" w:line="285" w:lineRule="atLeast"/>
+        <w:rPr>
+          <w:rFonts w:ascii="Consolas" w:eastAsia="Times New Roman" w:hAnsi="Consolas" w:cs="Times New Roman"/>
+          <w:color w:val="CCCCCC"/>
+          <w:sz w:val="21"/>
+          <w:szCs w:val="21"/>
+          <w:lang w:eastAsia="en-US"/>
+        </w:rPr>
+      </w:pPr>
+      <w:proofErr w:type="spellStart"/>
+      <w:proofErr w:type="gramStart"/>
+      <w:r>
+        <w:rPr>
+          <w:rFonts w:ascii="Consolas" w:eastAsia="Times New Roman" w:hAnsi="Consolas" w:cs="Times New Roman"/>
+          <w:color w:val="9CDCFE"/>
+          <w:sz w:val="21"/>
+          <w:szCs w:val="21"/>
+          <w:lang w:eastAsia="en-US"/>
+        </w:rPr>
+        <w:t>indexPhrase</w:t>
+      </w:r>
+      <w:proofErr w:type="spellEnd"/>
+      <w:proofErr w:type="gramEnd"/>
+      <w:r>
+        <w:rPr>
+          <w:rFonts w:ascii="Consolas" w:eastAsia="Times New Roman" w:hAnsi="Consolas" w:cs="Times New Roman"/>
+          <w:color w:val="CCCCCC"/>
+          <w:sz w:val="21"/>
+          <w:szCs w:val="21"/>
+          <w:lang w:eastAsia="en-US"/>
+        </w:rPr>
+        <w:t xml:space="preserve"> </w:t>
+      </w:r>
+      <w:r>
+        <w:rPr>
+          <w:rFonts w:ascii="Consolas" w:eastAsia="Times New Roman" w:hAnsi="Consolas" w:cs="Times New Roman"/>
+          <w:color w:val="D4D4D4"/>
+          <w:sz w:val="21"/>
+          <w:szCs w:val="21"/>
+          <w:lang w:eastAsia="en-US"/>
+        </w:rPr>
+        <w:t>=</w:t>
+      </w:r>
+      <w:r>
+        <w:rPr>
+          <w:rFonts w:ascii="Consolas" w:eastAsia="Times New Roman" w:hAnsi="Consolas" w:cs="Times New Roman"/>
+          <w:color w:val="CCCCCC"/>
+          <w:sz w:val="21"/>
+          <w:szCs w:val="21"/>
+          <w:lang w:eastAsia="en-US"/>
+        </w:rPr>
+        <w:t xml:space="preserve"> </w:t>
+      </w:r>
+      <w:proofErr w:type="spellStart"/>
+      <w:r>
+        <w:rPr>
+          <w:rFonts w:ascii="Consolas" w:eastAsia="Times New Roman" w:hAnsi="Consolas" w:cs="Times New Roman"/>
+          <w:color w:val="9CDCFE"/>
+          <w:sz w:val="21"/>
+          <w:szCs w:val="21"/>
+          <w:lang w:eastAsia="en-US"/>
+        </w:rPr>
+        <w:t>texte</w:t>
+      </w:r>
+      <w:r>
+        <w:rPr>
+          <w:rFonts w:ascii="Consolas" w:eastAsia="Times New Roman" w:hAnsi="Consolas" w:cs="Times New Roman"/>
+          <w:color w:val="CCCCCC"/>
+          <w:sz w:val="21"/>
+          <w:szCs w:val="21"/>
+          <w:lang w:eastAsia="en-US"/>
+        </w:rPr>
+        <w:t>.</w:t>
+      </w:r>
+      <w:r>
+        <w:rPr>
+          <w:rFonts w:ascii="Consolas" w:eastAsia="Times New Roman" w:hAnsi="Consolas" w:cs="Times New Roman"/>
+          <w:color w:val="DCDCAA"/>
+          <w:sz w:val="21"/>
+          <w:szCs w:val="21"/>
+          <w:lang w:eastAsia="en-US"/>
+        </w:rPr>
+        <w:t>find</w:t>
+      </w:r>
+      <w:proofErr w:type="spellEnd"/>
+      <w:r>
+        <w:rPr>
+          <w:rFonts w:ascii="Consolas" w:eastAsia="Times New Roman" w:hAnsi="Consolas" w:cs="Times New Roman"/>
+          <w:color w:val="CCCCCC"/>
+          <w:sz w:val="21"/>
+          <w:szCs w:val="21"/>
+          <w:lang w:eastAsia="en-US"/>
+        </w:rPr>
+        <w:t>(</w:t>
+      </w:r>
+      <w:r>
+        <w:rPr>
+          <w:rFonts w:ascii="Consolas" w:eastAsia="Times New Roman" w:hAnsi="Consolas" w:cs="Times New Roman"/>
+          <w:color w:val="CE9178"/>
+          <w:sz w:val="21"/>
+          <w:szCs w:val="21"/>
+          <w:lang w:eastAsia="en-US"/>
+        </w:rPr>
+        <w:t>"."</w:t>
+      </w:r>
+      <w:r>
+        <w:rPr>
+          <w:rFonts w:ascii="Consolas" w:eastAsia="Times New Roman" w:hAnsi="Consolas" w:cs="Times New Roman"/>
+          <w:color w:val="CCCCCC"/>
+          <w:sz w:val="21"/>
+          <w:szCs w:val="21"/>
+          <w:lang w:eastAsia="en-US"/>
+        </w:rPr>
+        <w:t xml:space="preserve">, </w:t>
+      </w:r>
+      <w:r>
+        <w:rPr>
+          <w:rFonts w:ascii="Consolas" w:eastAsia="Times New Roman" w:hAnsi="Consolas" w:cs="Times New Roman"/>
+          <w:color w:val="9CDCFE"/>
+          <w:sz w:val="21"/>
+          <w:szCs w:val="21"/>
+          <w:lang w:eastAsia="en-US"/>
+        </w:rPr>
+        <w:t>_</w:t>
+      </w:r>
+      <w:r>
+        <w:rPr>
+          <w:rFonts w:ascii="Consolas" w:eastAsia="Times New Roman" w:hAnsi="Consolas" w:cs="Times New Roman"/>
+          <w:color w:val="CCCCCC"/>
+          <w:sz w:val="21"/>
+          <w:szCs w:val="21"/>
+          <w:lang w:eastAsia="en-US"/>
+        </w:rPr>
+        <w:t>)</w:t>
+      </w:r>
+      <w:r>
+        <w:rPr>
+          <w:rFonts w:ascii="Consolas" w:eastAsia="Times New Roman" w:hAnsi="Consolas" w:cs="Times New Roman"/>
+          <w:color w:val="D4D4D4"/>
+          <w:sz w:val="21"/>
+          <w:szCs w:val="21"/>
+          <w:lang w:eastAsia="en-US"/>
+        </w:rPr>
+        <w:t>+</w:t>
+      </w:r>
+      <w:r>
+        <w:rPr>
+          <w:rFonts w:ascii="Consolas" w:eastAsia="Times New Roman" w:hAnsi="Consolas" w:cs="Times New Roman"/>
+          <w:color w:val="B5CEA8"/>
+          <w:sz w:val="21"/>
+          <w:szCs w:val="21"/>
+          <w:lang w:eastAsia="en-US"/>
+        </w:rPr>
+        <w:t>1</w:t>
+      </w:r>
+    </w:p>
+    <w:p>
+      <w:pPr>
+        <w:shd w:val="clear" w:color="auto" w:fill="1F1F1F"/>
+        <w:suppressAutoHyphens w:val="0"/>
+        <w:spacing w:after="0" w:line="285" w:lineRule="atLeast"/>
+        <w:rPr>
+          <w:rFonts w:ascii="Consolas" w:eastAsia="Times New Roman" w:hAnsi="Consolas" w:cs="Times New Roman"/>
+          <w:color w:val="CCCCCC"/>
+          <w:sz w:val="21"/>
+          <w:szCs w:val="21"/>
+          <w:lang w:eastAsia="en-US"/>
+        </w:rPr>
+      </w:pPr>
+      <w:proofErr w:type="gramStart"/>
+      <w:r>
+        <w:rPr>
+          <w:rFonts w:ascii="Consolas" w:eastAsia="Times New Roman" w:hAnsi="Consolas" w:cs="Times New Roman"/>
+          <w:color w:val="9CDCFE"/>
+          <w:sz w:val="21"/>
+          <w:szCs w:val="21"/>
+          <w:lang w:eastAsia="en-US"/>
+        </w:rPr>
+        <w:t>phrase</w:t>
+      </w:r>
+      <w:proofErr w:type="gramEnd"/>
+      <w:r>
+        <w:rPr>
+          <w:rFonts w:ascii="Consolas" w:eastAsia="Times New Roman" w:hAnsi="Consolas" w:cs="Times New Roman"/>
+          <w:color w:val="9CDCFE"/>
+          <w:sz w:val="21"/>
+          <w:szCs w:val="21"/>
+          <w:lang w:eastAsia="en-US"/>
+        </w:rPr>
+        <w:t>3</w:t>
+      </w:r>
+      <w:r>
+        <w:rPr>
+          <w:rFonts w:ascii="Consolas" w:eastAsia="Times New Roman" w:hAnsi="Consolas" w:cs="Times New Roman"/>
+          <w:color w:val="CCCCCC"/>
+          <w:sz w:val="21"/>
+          <w:szCs w:val="21"/>
+          <w:lang w:eastAsia="en-US"/>
+        </w:rPr>
+        <w:t xml:space="preserve"> </w:t>
+      </w:r>
+      <w:r>
+        <w:rPr>
+          <w:rFonts w:ascii="Consolas" w:eastAsia="Times New Roman" w:hAnsi="Consolas" w:cs="Times New Roman"/>
+          <w:color w:val="D4D4D4"/>
+          <w:sz w:val="21"/>
+          <w:szCs w:val="21"/>
+          <w:lang w:eastAsia="en-US"/>
+        </w:rPr>
+        <w:t>=</w:t>
+      </w:r>
+      <w:r>
+        <w:rPr>
+          <w:rFonts w:ascii="Consolas" w:eastAsia="Times New Roman" w:hAnsi="Consolas" w:cs="Times New Roman"/>
+          <w:color w:val="CCCCCC"/>
+          <w:sz w:val="21"/>
+          <w:szCs w:val="21"/>
+          <w:lang w:eastAsia="en-US"/>
+        </w:rPr>
+        <w:t xml:space="preserve"> </w:t>
+      </w:r>
+      <w:r>
+        <w:rPr>
+          <w:rFonts w:ascii="Consolas" w:eastAsia="Times New Roman" w:hAnsi="Consolas" w:cs="Times New Roman"/>
+          <w:color w:val="9CDCFE"/>
+          <w:sz w:val="21"/>
+          <w:szCs w:val="21"/>
+          <w:lang w:eastAsia="en-US"/>
+        </w:rPr>
+        <w:t>texte</w:t>
+      </w:r>
+      <w:r>
+        <w:rPr>
+          <w:rFonts w:ascii="Consolas" w:eastAsia="Times New Roman" w:hAnsi="Consolas" w:cs="Times New Roman"/>
+          <w:color w:val="CCCCCC"/>
+          <w:sz w:val="21"/>
+          <w:szCs w:val="21"/>
+          <w:lang w:eastAsia="en-US"/>
+        </w:rPr>
+        <w:t>[</w:t>
+      </w:r>
+      <w:r>
+        <w:rPr>
+          <w:rFonts w:ascii="Consolas" w:eastAsia="Times New Roman" w:hAnsi="Consolas" w:cs="Times New Roman"/>
+          <w:color w:val="9CDCFE"/>
+          <w:sz w:val="21"/>
+          <w:szCs w:val="21"/>
+          <w:lang w:eastAsia="en-US"/>
+        </w:rPr>
+        <w:t>_</w:t>
+      </w:r>
+      <w:r>
+        <w:rPr>
+          <w:rFonts w:ascii="Consolas" w:eastAsia="Times New Roman" w:hAnsi="Consolas" w:cs="Times New Roman"/>
+          <w:color w:val="CCCCCC"/>
+          <w:sz w:val="21"/>
+          <w:szCs w:val="21"/>
+          <w:lang w:eastAsia="en-US"/>
+        </w:rPr>
+        <w:t xml:space="preserve">: </w:t>
+      </w:r>
+      <w:proofErr w:type="spellStart"/>
+      <w:r>
+        <w:rPr>
+          <w:rFonts w:ascii="Consolas" w:eastAsia="Times New Roman" w:hAnsi="Consolas" w:cs="Times New Roman"/>
+          <w:color w:val="9CDCFE"/>
+          <w:sz w:val="21"/>
+          <w:szCs w:val="21"/>
+          <w:lang w:eastAsia="en-US"/>
+        </w:rPr>
+        <w:t>indexPhrase</w:t>
+      </w:r>
+      <w:proofErr w:type="spellEnd"/>
+      <w:r>
+        <w:rPr>
+          <w:rFonts w:ascii="Consolas" w:eastAsia="Times New Roman" w:hAnsi="Consolas" w:cs="Times New Roman"/>
+          <w:color w:val="CCCCCC"/>
+          <w:sz w:val="21"/>
+          <w:szCs w:val="21"/>
+          <w:lang w:eastAsia="en-US"/>
+        </w:rPr>
+        <w:t>]</w:t>
+      </w:r>
+    </w:p>
+    <w:p>
+      <w:pPr>
+        <w:shd w:val="clear" w:color="auto" w:fill="1F1F1F"/>
+        <w:suppressAutoHyphens w:val="0"/>
+        <w:spacing w:after="0" w:line="285" w:lineRule="atLeast"/>
+        <w:rPr>
+          <w:rFonts w:ascii="Consolas" w:eastAsia="Times New Roman" w:hAnsi="Consolas" w:cs="Times New Roman"/>
+          <w:color w:val="CCCCCC"/>
+          <w:sz w:val="21"/>
+          <w:szCs w:val="21"/>
+          <w:lang w:eastAsia="en-US"/>
+        </w:rPr>
+      </w:pPr>
+      <w:proofErr w:type="spellStart"/>
+      <w:proofErr w:type="gramStart"/>
+      <w:r>
+        <w:rPr>
+          <w:rFonts w:ascii="Consolas" w:eastAsia="Times New Roman" w:hAnsi="Consolas" w:cs="Times New Roman"/>
+          <w:color w:val="9CDCFE"/>
+          <w:sz w:val="21"/>
+          <w:szCs w:val="21"/>
+          <w:lang w:eastAsia="en-US"/>
+        </w:rPr>
+        <w:t>vocabulairePhrases</w:t>
+      </w:r>
+      <w:proofErr w:type="spellEnd"/>
+      <w:proofErr w:type="gramEnd"/>
+      <w:r>
+        <w:rPr>
+          <w:rFonts w:ascii="Consolas" w:eastAsia="Times New Roman" w:hAnsi="Consolas" w:cs="Times New Roman"/>
+          <w:color w:val="CCCCCC"/>
+          <w:sz w:val="21"/>
+          <w:szCs w:val="21"/>
+          <w:lang w:eastAsia="en-US"/>
+        </w:rPr>
+        <w:t xml:space="preserve"> </w:t>
+      </w:r>
+      <w:r>
+        <w:rPr>
+          <w:rFonts w:ascii="Consolas" w:eastAsia="Times New Roman" w:hAnsi="Consolas" w:cs="Times New Roman"/>
+          <w:color w:val="D4D4D4"/>
+          <w:sz w:val="21"/>
+          <w:szCs w:val="21"/>
+          <w:lang w:eastAsia="en-US"/>
+        </w:rPr>
+        <w:t>=</w:t>
+      </w:r>
+      <w:r>
+        <w:rPr>
+          <w:rFonts w:ascii="Consolas" w:eastAsia="Times New Roman" w:hAnsi="Consolas" w:cs="Times New Roman"/>
+          <w:color w:val="CCCCCC"/>
+          <w:sz w:val="21"/>
+          <w:szCs w:val="21"/>
+          <w:lang w:eastAsia="en-US"/>
+        </w:rPr>
+        <w:t xml:space="preserve"> </w:t>
+      </w:r>
+      <w:proofErr w:type="spellStart"/>
+      <w:r>
+        <w:rPr>
+          <w:rFonts w:ascii="Consolas" w:eastAsia="Times New Roman" w:hAnsi="Consolas" w:cs="Times New Roman"/>
+          <w:color w:val="DCDCAA"/>
+          <w:sz w:val="21"/>
+          <w:szCs w:val="21"/>
+          <w:lang w:eastAsia="en-US"/>
+        </w:rPr>
+        <w:t>sorted</w:t>
+      </w:r>
+      <w:proofErr w:type="spellEnd"/>
+      <w:r>
+        <w:rPr>
+          <w:rFonts w:ascii="Consolas" w:eastAsia="Times New Roman" w:hAnsi="Consolas" w:cs="Times New Roman"/>
+          <w:color w:val="CCCCCC"/>
+          <w:sz w:val="21"/>
+          <w:szCs w:val="21"/>
+          <w:lang w:eastAsia="en-US"/>
+        </w:rPr>
+        <w:t>(</w:t>
+      </w:r>
+      <w:r>
+        <w:rPr>
+          <w:rFonts w:ascii="Consolas" w:eastAsia="Times New Roman" w:hAnsi="Consolas" w:cs="Times New Roman"/>
+          <w:color w:val="4EC9B0"/>
+          <w:sz w:val="21"/>
+          <w:szCs w:val="21"/>
+          <w:lang w:eastAsia="en-US"/>
+        </w:rPr>
+        <w:t>set</w:t>
+      </w:r>
+      <w:r>
+        <w:rPr>
+          <w:rFonts w:ascii="Consolas" w:eastAsia="Times New Roman" w:hAnsi="Consolas" w:cs="Times New Roman"/>
+          <w:color w:val="CCCCCC"/>
+          <w:sz w:val="21"/>
+          <w:szCs w:val="21"/>
+          <w:lang w:eastAsia="en-US"/>
+        </w:rPr>
+        <w:t>(</w:t>
+      </w:r>
+      <w:r>
+        <w:rPr>
+          <w:rFonts w:ascii="Consolas" w:eastAsia="Times New Roman" w:hAnsi="Consolas" w:cs="Times New Roman"/>
+          <w:color w:val="9CDCFE"/>
+          <w:sz w:val="21"/>
+          <w:szCs w:val="21"/>
+          <w:lang w:eastAsia="en-US"/>
+        </w:rPr>
+        <w:t>phrase1</w:t>
+      </w:r>
+      <w:r>
+        <w:rPr>
+          <w:rFonts w:ascii="Consolas" w:eastAsia="Times New Roman" w:hAnsi="Consolas" w:cs="Times New Roman"/>
+          <w:color w:val="CCCCCC"/>
+          <w:sz w:val="21"/>
+          <w:szCs w:val="21"/>
+          <w:lang w:eastAsia="en-US"/>
+        </w:rPr>
+        <w:t>.</w:t>
+      </w:r>
+      <w:r>
+        <w:rPr>
+          <w:rFonts w:ascii="Consolas" w:eastAsia="Times New Roman" w:hAnsi="Consolas" w:cs="Times New Roman"/>
+          <w:color w:val="DCDCAA"/>
+          <w:sz w:val="21"/>
+          <w:szCs w:val="21"/>
+          <w:lang w:eastAsia="en-US"/>
+        </w:rPr>
+        <w:t>split</w:t>
+      </w:r>
+      <w:r>
+        <w:rPr>
+          <w:rFonts w:ascii="Consolas" w:eastAsia="Times New Roman" w:hAnsi="Consolas" w:cs="Times New Roman"/>
+          <w:color w:val="CCCCCC"/>
+          <w:sz w:val="21"/>
+          <w:szCs w:val="21"/>
+          <w:lang w:eastAsia="en-US"/>
+        </w:rPr>
+        <w:t>()</w:t>
+      </w:r>
+      <w:r>
+        <w:rPr>
+          <w:rFonts w:ascii="Consolas" w:eastAsia="Times New Roman" w:hAnsi="Consolas" w:cs="Times New Roman"/>
+          <w:color w:val="D4D4D4"/>
+          <w:sz w:val="21"/>
+          <w:szCs w:val="21"/>
+          <w:lang w:eastAsia="en-US"/>
+        </w:rPr>
+        <w:t>+</w:t>
+      </w:r>
+      <w:r>
+        <w:rPr>
+          <w:rFonts w:ascii="Consolas" w:eastAsia="Times New Roman" w:hAnsi="Consolas" w:cs="Times New Roman"/>
+          <w:color w:val="9CDCFE"/>
+          <w:sz w:val="21"/>
+          <w:szCs w:val="21"/>
+          <w:lang w:eastAsia="en-US"/>
+        </w:rPr>
+        <w:t>phrase2</w:t>
+      </w:r>
+      <w:r>
+        <w:rPr>
+          <w:rFonts w:ascii="Consolas" w:eastAsia="Times New Roman" w:hAnsi="Consolas" w:cs="Times New Roman"/>
+          <w:color w:val="CCCCCC"/>
+          <w:sz w:val="21"/>
+          <w:szCs w:val="21"/>
+          <w:lang w:eastAsia="en-US"/>
+        </w:rPr>
+        <w:t>.</w:t>
+      </w:r>
+      <w:r>
+        <w:rPr>
+          <w:rFonts w:ascii="Consolas" w:eastAsia="Times New Roman" w:hAnsi="Consolas" w:cs="Times New Roman"/>
+          <w:color w:val="DCDCAA"/>
+          <w:sz w:val="21"/>
+          <w:szCs w:val="21"/>
+          <w:lang w:eastAsia="en-US"/>
+        </w:rPr>
+        <w:t>split</w:t>
+      </w:r>
+      <w:r>
+        <w:rPr>
+          <w:rFonts w:ascii="Consolas" w:eastAsia="Times New Roman" w:hAnsi="Consolas" w:cs="Times New Roman"/>
+          <w:color w:val="CCCCCC"/>
+          <w:sz w:val="21"/>
+          <w:szCs w:val="21"/>
+          <w:lang w:eastAsia="en-US"/>
+        </w:rPr>
+        <w:t>()</w:t>
+      </w:r>
+      <w:r>
+        <w:rPr>
+          <w:rFonts w:ascii="Consolas" w:eastAsia="Times New Roman" w:hAnsi="Consolas" w:cs="Times New Roman"/>
+          <w:color w:val="D4D4D4"/>
+          <w:sz w:val="21"/>
+          <w:szCs w:val="21"/>
+          <w:lang w:eastAsia="en-US"/>
+        </w:rPr>
+        <w:t>+</w:t>
+      </w:r>
+      <w:r>
+        <w:rPr>
+          <w:rFonts w:ascii="Consolas" w:eastAsia="Times New Roman" w:hAnsi="Consolas" w:cs="Times New Roman"/>
+          <w:color w:val="9CDCFE"/>
+          <w:sz w:val="21"/>
+          <w:szCs w:val="21"/>
+          <w:lang w:eastAsia="en-US"/>
+        </w:rPr>
+        <w:t>phrase3</w:t>
+      </w:r>
+      <w:r>
+        <w:rPr>
+          <w:rFonts w:ascii="Consolas" w:eastAsia="Times New Roman" w:hAnsi="Consolas" w:cs="Times New Roman"/>
+          <w:color w:val="CCCCCC"/>
+          <w:sz w:val="21"/>
+          <w:szCs w:val="21"/>
+          <w:lang w:eastAsia="en-US"/>
+        </w:rPr>
+        <w:t>.</w:t>
+      </w:r>
+      <w:r>
+        <w:rPr>
+          <w:rFonts w:ascii="Consolas" w:eastAsia="Times New Roman" w:hAnsi="Consolas" w:cs="Times New Roman"/>
+          <w:color w:val="DCDCAA"/>
+          <w:sz w:val="21"/>
+          <w:szCs w:val="21"/>
+          <w:lang w:eastAsia="en-US"/>
+        </w:rPr>
+        <w:t>split</w:t>
+      </w:r>
+      <w:r>
+        <w:rPr>
+          <w:rFonts w:ascii="Consolas" w:eastAsia="Times New Roman" w:hAnsi="Consolas" w:cs="Times New Roman"/>
+          <w:color w:val="CCCCCC"/>
+          <w:sz w:val="21"/>
+          <w:szCs w:val="21"/>
+          <w:lang w:eastAsia="en-US"/>
+        </w:rPr>
+        <w:t>()))</w:t>
+      </w:r>
+    </w:p>
+    <w:p>
+      <w:pPr>
+        <w:shd w:val="clear" w:color="auto" w:fill="1F1F1F"/>
+        <w:suppressAutoHyphens w:val="0"/>
+        <w:spacing w:after="0" w:line="285" w:lineRule="atLeast"/>
+        <w:rPr>
+          <w:rFonts w:ascii="Consolas" w:eastAsia="Times New Roman" w:hAnsi="Consolas" w:cs="Times New Roman"/>
+          <w:color w:val="CCCCCC"/>
+          <w:sz w:val="21"/>
+          <w:szCs w:val="21"/>
+          <w:lang w:val="en-US" w:eastAsia="en-US"/>
+        </w:rPr>
+      </w:pPr>
+      <w:r>
+        <w:rPr>
+          <w:rFonts w:ascii="Consolas" w:eastAsia="Times New Roman" w:hAnsi="Consolas" w:cs="Times New Roman"/>
+          <w:color w:val="DCDCAA"/>
+          <w:sz w:val="21"/>
+          <w:szCs w:val="21"/>
+          <w:lang w:val="en-US" w:eastAsia="en-US"/>
+        </w:rPr>
+        <w:t>print</w:t>
+      </w:r>
+      <w:r>
+        <w:rPr>
+          <w:rFonts w:ascii="Consolas" w:eastAsia="Times New Roman" w:hAnsi="Consolas" w:cs="Times New Roman"/>
+          <w:color w:val="CCCCCC"/>
+          <w:sz w:val="21"/>
+          <w:szCs w:val="21"/>
+          <w:lang w:val="en-US" w:eastAsia="en-US"/>
+        </w:rPr>
+        <w:t>(</w:t>
+      </w:r>
+      <w:proofErr w:type="spellStart"/>
+      <w:r>
+        <w:rPr>
+          <w:rFonts w:ascii="Consolas" w:eastAsia="Times New Roman" w:hAnsi="Consolas" w:cs="Times New Roman"/>
+          <w:color w:val="9CDCFE"/>
+          <w:sz w:val="21"/>
+          <w:szCs w:val="21"/>
+          <w:lang w:val="en-US" w:eastAsia="en-US"/>
+        </w:rPr>
+        <w:t>vocabulairePhrases</w:t>
+      </w:r>
+      <w:proofErr w:type="spellEnd"/>
+      <w:r>
+        <w:rPr>
+          <w:rFonts w:ascii="Consolas" w:eastAsia="Times New Roman" w:hAnsi="Consolas" w:cs="Times New Roman"/>
+          <w:color w:val="CCCCCC"/>
+          <w:sz w:val="21"/>
+          <w:szCs w:val="21"/>
+          <w:lang w:val="en-US" w:eastAsia="en-US"/>
+        </w:rPr>
+        <w:t>)</w:t>
+      </w:r>
+    </w:p>
+    <w:p>
+      <w:pPr>
+        <w:spacing w:after="200" w:line="276" w:lineRule="auto"/>
+        <w:rPr>
+          <w:rFonts w:ascii="Calibri" w:eastAsia="Calibri" w:hAnsi="Calibri" w:cs="Calibri"/>
+        </w:rPr>
+      </w:pPr>
+    </w:p>
+    <w:p>
+      <w:pPr>
+        <w:spacing w:after="200" w:line="276" w:lineRule="auto"/>
+        <w:rPr>
+          <w:rFonts w:ascii="Calibri" w:eastAsia="Calibri" w:hAnsi="Calibri" w:cs="Calibri"/>
+        </w:rPr>
+      </w:pPr>
+    </w:p>
+    <w:p>
+      <w:pPr>
+        <w:spacing w:after="200" w:line="276" w:lineRule="auto"/>
+        <w:rPr>
+          <w:rFonts w:ascii="Calibri" w:eastAsia="Calibri" w:hAnsi="Calibri" w:cs="Calibri"/>
         </w:rPr>
       </w:pPr>
       <w:r>
@@ -1071,12 +2921,23 @@
         </w:rPr>
         <w:t xml:space="preserve">15. Quelle est la différence entre les deux tests suivants : </w:t>
       </w:r>
-      <w:r>
-        <w:rPr>
-          <w:rFonts w:eastAsia="Calibri" w:cs="Calibri"/>
-          <w:b/>
-        </w:rPr>
-        <w:t xml:space="preserve">mot.isupper() </w:t>
+      <w:proofErr w:type="spellStart"/>
+      <w:proofErr w:type="gramStart"/>
+      <w:r>
+        <w:rPr>
+          <w:rFonts w:eastAsia="Calibri" w:cs="Calibri"/>
+          <w:b/>
+        </w:rPr>
+        <w:t>mot.isupper</w:t>
+      </w:r>
+      <w:proofErr w:type="spellEnd"/>
+      <w:proofErr w:type="gramEnd"/>
+      <w:r>
+        <w:rPr>
+          <w:rFonts w:eastAsia="Calibri" w:cs="Calibri"/>
+          <w:b/>
+        </w:rPr>
+        <w:t xml:space="preserve">() </w:t>
       </w:r>
       <w:r>
         <w:rPr>
@@ -1089,7 +2950,23 @@
           <w:rFonts w:eastAsia="Calibri" w:cs="Calibri"/>
           <w:b/>
         </w:rPr>
-        <w:t xml:space="preserve">not mot.islower() </w:t>
+        <w:t xml:space="preserve">not </w:t>
+      </w:r>
+      <w:proofErr w:type="spellStart"/>
+      <w:r>
+        <w:rPr>
+          <w:rFonts w:eastAsia="Calibri" w:cs="Calibri"/>
+          <w:b/>
+        </w:rPr>
+        <w:t>mot.islower</w:t>
+      </w:r>
+      <w:proofErr w:type="spellEnd"/>
+      <w:r>
+        <w:rPr>
+          <w:rFonts w:eastAsia="Calibri" w:cs="Calibri"/>
+          <w:b/>
+        </w:rPr>
+        <w:t xml:space="preserve">() </w:t>
       </w:r>
       <w:r>
         <w:rPr>
@@ -1100,38 +2977,25 @@
     </w:p>
     <w:p>
       <w:pPr>
-        <w:pStyle w:val="Normal"/>
-        <w:spacing w:lineRule="auto" w:line="276" w:before="0" w:after="200"/>
-        <w:rPr>
-          <w:rFonts w:ascii="Calibri" w:hAnsi="Calibri" w:eastAsia="Calibri" w:cs="Calibri"/>
-        </w:rPr>
-      </w:pPr>
-      <w:r>
-        <w:rPr>
-          <w:rFonts w:eastAsia="Calibri" w:cs="Calibri"/>
-        </w:rPr>
-      </w:r>
-    </w:p>
-    <w:p>
-      <w:pPr>
-        <w:pStyle w:val="Normal"/>
-        <w:spacing w:lineRule="auto" w:line="276" w:before="0" w:after="200"/>
-        <w:rPr>
-          <w:rFonts w:ascii="Calibri" w:hAnsi="Calibri" w:eastAsia="Calibri" w:cs="Calibri"/>
-        </w:rPr>
-      </w:pPr>
-      <w:r>
-        <w:rPr>
-          <w:rFonts w:eastAsia="Calibri" w:cs="Calibri"/>
-        </w:rPr>
-      </w:r>
-    </w:p>
-    <w:p>
-      <w:pPr>
-        <w:pStyle w:val="Normal"/>
-        <w:spacing w:lineRule="auto" w:line="276" w:before="0" w:after="200"/>
-        <w:rPr>
-          <w:rFonts w:ascii="Calibri" w:hAnsi="Calibri" w:eastAsia="Calibri" w:cs="Calibri"/>
+        <w:spacing w:after="200" w:line="276" w:lineRule="auto"/>
+        <w:rPr>
+          <w:rFonts w:ascii="Calibri" w:eastAsia="Calibri" w:hAnsi="Calibri" w:cs="Calibri"/>
+        </w:rPr>
+      </w:pPr>
+    </w:p>
+    <w:p>
+      <w:pPr>
+        <w:spacing w:after="200" w:line="276" w:lineRule="auto"/>
+        <w:rPr>
+          <w:rFonts w:ascii="Calibri" w:eastAsia="Calibri" w:hAnsi="Calibri" w:cs="Calibri"/>
+        </w:rPr>
+      </w:pPr>
+    </w:p>
+    <w:p>
+      <w:pPr>
+        <w:spacing w:after="200" w:line="276" w:lineRule="auto"/>
+        <w:rPr>
+          <w:rFonts w:ascii="Calibri" w:eastAsia="Calibri" w:hAnsi="Calibri" w:cs="Calibri"/>
         </w:rPr>
       </w:pPr>
       <w:r>
@@ -1143,38 +3007,723 @@
     </w:p>
     <w:p>
       <w:pPr>
-        <w:pStyle w:val="Normal"/>
-        <w:spacing w:lineRule="auto" w:line="276" w:before="0" w:after="200"/>
-        <w:rPr>
-          <w:rFonts w:ascii="Calibri" w:hAnsi="Calibri" w:eastAsia="Calibri" w:cs="Calibri"/>
-        </w:rPr>
-      </w:pPr>
-      <w:r>
-        <w:rPr>
-          <w:rFonts w:eastAsia="Calibri" w:cs="Calibri"/>
-        </w:rPr>
-      </w:r>
-    </w:p>
-    <w:p>
-      <w:pPr>
-        <w:pStyle w:val="Normal"/>
-        <w:spacing w:lineRule="auto" w:line="276" w:before="0" w:after="200"/>
-        <w:rPr>
-          <w:rFonts w:ascii="Calibri" w:hAnsi="Calibri" w:eastAsia="Calibri" w:cs="Calibri"/>
-        </w:rPr>
-      </w:pPr>
-      <w:r>
-        <w:rPr>
-          <w:rFonts w:eastAsia="Calibri" w:cs="Calibri"/>
-        </w:rPr>
-      </w:r>
-    </w:p>
-    <w:p>
-      <w:pPr>
-        <w:pStyle w:val="Normal"/>
-        <w:spacing w:lineRule="auto" w:line="276" w:before="0" w:after="200"/>
-        <w:rPr>
-          <w:rFonts w:ascii="Calibri" w:hAnsi="Calibri" w:eastAsia="Calibri" w:cs="Calibri"/>
+        <w:shd w:val="clear" w:color="auto" w:fill="1F1F1F"/>
+        <w:suppressAutoHyphens w:val="0"/>
+        <w:spacing w:after="0" w:line="285" w:lineRule="atLeast"/>
+        <w:rPr>
+          <w:rFonts w:ascii="Consolas" w:eastAsia="Times New Roman" w:hAnsi="Consolas" w:cs="Times New Roman"/>
+          <w:color w:val="CCCCCC"/>
+          <w:sz w:val="21"/>
+          <w:szCs w:val="21"/>
+          <w:lang w:eastAsia="en-US"/>
+        </w:rPr>
+      </w:pPr>
+      <w:proofErr w:type="spellStart"/>
+      <w:proofErr w:type="gramStart"/>
+      <w:r>
+        <w:rPr>
+          <w:rFonts w:ascii="Consolas" w:eastAsia="Times New Roman" w:hAnsi="Consolas" w:cs="Times New Roman"/>
+          <w:color w:val="9CDCFE"/>
+          <w:sz w:val="21"/>
+          <w:szCs w:val="21"/>
+          <w:lang w:eastAsia="en-US"/>
+        </w:rPr>
+        <w:t>indexdernierMot</w:t>
+      </w:r>
+      <w:proofErr w:type="spellEnd"/>
+      <w:proofErr w:type="gramEnd"/>
+      <w:r>
+        <w:rPr>
+          <w:rFonts w:ascii="Consolas" w:eastAsia="Times New Roman" w:hAnsi="Consolas" w:cs="Times New Roman"/>
+          <w:color w:val="CCCCCC"/>
+          <w:sz w:val="21"/>
+          <w:szCs w:val="21"/>
+          <w:lang w:eastAsia="en-US"/>
+        </w:rPr>
+        <w:t xml:space="preserve"> </w:t>
+      </w:r>
+      <w:r>
+        <w:rPr>
+          <w:rFonts w:ascii="Consolas" w:eastAsia="Times New Roman" w:hAnsi="Consolas" w:cs="Times New Roman"/>
+          <w:color w:val="D4D4D4"/>
+          <w:sz w:val="21"/>
+          <w:szCs w:val="21"/>
+          <w:lang w:eastAsia="en-US"/>
+        </w:rPr>
+        <w:t>=</w:t>
+      </w:r>
+      <w:r>
+        <w:rPr>
+          <w:rFonts w:ascii="Consolas" w:eastAsia="Times New Roman" w:hAnsi="Consolas" w:cs="Times New Roman"/>
+          <w:color w:val="CCCCCC"/>
+          <w:sz w:val="21"/>
+          <w:szCs w:val="21"/>
+          <w:lang w:eastAsia="en-US"/>
+        </w:rPr>
+        <w:t xml:space="preserve"> </w:t>
+      </w:r>
+      <w:proofErr w:type="spellStart"/>
+      <w:r>
+        <w:rPr>
+          <w:rFonts w:ascii="Consolas" w:eastAsia="Times New Roman" w:hAnsi="Consolas" w:cs="Times New Roman"/>
+          <w:color w:val="9CDCFE"/>
+          <w:sz w:val="21"/>
+          <w:szCs w:val="21"/>
+          <w:lang w:eastAsia="en-US"/>
+        </w:rPr>
+        <w:t>texte</w:t>
+      </w:r>
+      <w:r>
+        <w:rPr>
+          <w:rFonts w:ascii="Consolas" w:eastAsia="Times New Roman" w:hAnsi="Consolas" w:cs="Times New Roman"/>
+          <w:color w:val="CCCCCC"/>
+          <w:sz w:val="21"/>
+          <w:szCs w:val="21"/>
+          <w:lang w:eastAsia="en-US"/>
+        </w:rPr>
+        <w:t>.</w:t>
+      </w:r>
+      <w:r>
+        <w:rPr>
+          <w:rFonts w:ascii="Consolas" w:eastAsia="Times New Roman" w:hAnsi="Consolas" w:cs="Times New Roman"/>
+          <w:color w:val="DCDCAA"/>
+          <w:sz w:val="21"/>
+          <w:szCs w:val="21"/>
+          <w:lang w:eastAsia="en-US"/>
+        </w:rPr>
+        <w:t>rfind</w:t>
+      </w:r>
+      <w:proofErr w:type="spellEnd"/>
+      <w:r>
+        <w:rPr>
+          <w:rFonts w:ascii="Consolas" w:eastAsia="Times New Roman" w:hAnsi="Consolas" w:cs="Times New Roman"/>
+          <w:color w:val="CCCCCC"/>
+          <w:sz w:val="21"/>
+          <w:szCs w:val="21"/>
+          <w:lang w:eastAsia="en-US"/>
+        </w:rPr>
+        <w:t>(</w:t>
+      </w:r>
+      <w:r>
+        <w:rPr>
+          <w:rFonts w:ascii="Consolas" w:eastAsia="Times New Roman" w:hAnsi="Consolas" w:cs="Times New Roman"/>
+          <w:color w:val="CE9178"/>
+          <w:sz w:val="21"/>
+          <w:szCs w:val="21"/>
+          <w:lang w:eastAsia="en-US"/>
+        </w:rPr>
+        <w:t>" "</w:t>
+      </w:r>
+      <w:r>
+        <w:rPr>
+          <w:rFonts w:ascii="Consolas" w:eastAsia="Times New Roman" w:hAnsi="Consolas" w:cs="Times New Roman"/>
+          <w:color w:val="CCCCCC"/>
+          <w:sz w:val="21"/>
+          <w:szCs w:val="21"/>
+          <w:lang w:eastAsia="en-US"/>
+        </w:rPr>
+        <w:t>)</w:t>
+      </w:r>
+    </w:p>
+    <w:p>
+      <w:pPr>
+        <w:shd w:val="clear" w:color="auto" w:fill="1F1F1F"/>
+        <w:suppressAutoHyphens w:val="0"/>
+        <w:spacing w:after="0" w:line="285" w:lineRule="atLeast"/>
+        <w:rPr>
+          <w:rFonts w:ascii="Consolas" w:eastAsia="Times New Roman" w:hAnsi="Consolas" w:cs="Times New Roman"/>
+          <w:color w:val="CCCCCC"/>
+          <w:sz w:val="21"/>
+          <w:szCs w:val="21"/>
+          <w:lang w:eastAsia="en-US"/>
+        </w:rPr>
+      </w:pPr>
+      <w:proofErr w:type="spellStart"/>
+      <w:proofErr w:type="gramStart"/>
+      <w:r>
+        <w:rPr>
+          <w:rFonts w:ascii="Consolas" w:eastAsia="Times New Roman" w:hAnsi="Consolas" w:cs="Times New Roman"/>
+          <w:color w:val="9CDCFE"/>
+          <w:sz w:val="21"/>
+          <w:szCs w:val="21"/>
+          <w:lang w:eastAsia="en-US"/>
+        </w:rPr>
+        <w:t>dernierMot</w:t>
+      </w:r>
+      <w:proofErr w:type="spellEnd"/>
+      <w:proofErr w:type="gramEnd"/>
+      <w:r>
+        <w:rPr>
+          <w:rFonts w:ascii="Consolas" w:eastAsia="Times New Roman" w:hAnsi="Consolas" w:cs="Times New Roman"/>
+          <w:color w:val="CCCCCC"/>
+          <w:sz w:val="21"/>
+          <w:szCs w:val="21"/>
+          <w:lang w:eastAsia="en-US"/>
+        </w:rPr>
+        <w:t xml:space="preserve"> </w:t>
+      </w:r>
+      <w:r>
+        <w:rPr>
+          <w:rFonts w:ascii="Consolas" w:eastAsia="Times New Roman" w:hAnsi="Consolas" w:cs="Times New Roman"/>
+          <w:color w:val="D4D4D4"/>
+          <w:sz w:val="21"/>
+          <w:szCs w:val="21"/>
+          <w:lang w:eastAsia="en-US"/>
+        </w:rPr>
+        <w:t>=</w:t>
+      </w:r>
+      <w:r>
+        <w:rPr>
+          <w:rFonts w:ascii="Consolas" w:eastAsia="Times New Roman" w:hAnsi="Consolas" w:cs="Times New Roman"/>
+          <w:color w:val="CCCCCC"/>
+          <w:sz w:val="21"/>
+          <w:szCs w:val="21"/>
+          <w:lang w:eastAsia="en-US"/>
+        </w:rPr>
+        <w:t xml:space="preserve"> </w:t>
+      </w:r>
+      <w:r>
+        <w:rPr>
+          <w:rFonts w:ascii="Consolas" w:eastAsia="Times New Roman" w:hAnsi="Consolas" w:cs="Times New Roman"/>
+          <w:color w:val="9CDCFE"/>
+          <w:sz w:val="21"/>
+          <w:szCs w:val="21"/>
+          <w:lang w:eastAsia="en-US"/>
+        </w:rPr>
+        <w:t>texte</w:t>
+      </w:r>
+      <w:r>
+        <w:rPr>
+          <w:rFonts w:ascii="Consolas" w:eastAsia="Times New Roman" w:hAnsi="Consolas" w:cs="Times New Roman"/>
+          <w:color w:val="CCCCCC"/>
+          <w:sz w:val="21"/>
+          <w:szCs w:val="21"/>
+          <w:lang w:eastAsia="en-US"/>
+        </w:rPr>
+        <w:t>[</w:t>
+      </w:r>
+      <w:r>
+        <w:rPr>
+          <w:rFonts w:ascii="Consolas" w:eastAsia="Times New Roman" w:hAnsi="Consolas" w:cs="Times New Roman"/>
+          <w:color w:val="9CDCFE"/>
+          <w:sz w:val="21"/>
+          <w:szCs w:val="21"/>
+          <w:lang w:eastAsia="en-US"/>
+        </w:rPr>
+        <w:t>indexdernierMot</w:t>
+      </w:r>
+      <w:r>
+        <w:rPr>
+          <w:rFonts w:ascii="Consolas" w:eastAsia="Times New Roman" w:hAnsi="Consolas" w:cs="Times New Roman"/>
+          <w:color w:val="D4D4D4"/>
+          <w:sz w:val="21"/>
+          <w:szCs w:val="21"/>
+          <w:lang w:eastAsia="en-US"/>
+        </w:rPr>
+        <w:t>+</w:t>
+      </w:r>
+      <w:r>
+        <w:rPr>
+          <w:rFonts w:ascii="Consolas" w:eastAsia="Times New Roman" w:hAnsi="Consolas" w:cs="Times New Roman"/>
+          <w:color w:val="B5CEA8"/>
+          <w:sz w:val="21"/>
+          <w:szCs w:val="21"/>
+          <w:lang w:eastAsia="en-US"/>
+        </w:rPr>
+        <w:t>1</w:t>
+      </w:r>
+      <w:r>
+        <w:rPr>
+          <w:rFonts w:ascii="Consolas" w:eastAsia="Times New Roman" w:hAnsi="Consolas" w:cs="Times New Roman"/>
+          <w:color w:val="CCCCCC"/>
+          <w:sz w:val="21"/>
+          <w:szCs w:val="21"/>
+          <w:lang w:eastAsia="en-US"/>
+        </w:rPr>
+        <w:t>:</w:t>
+      </w:r>
+      <w:r>
+        <w:rPr>
+          <w:rFonts w:ascii="Consolas" w:eastAsia="Times New Roman" w:hAnsi="Consolas" w:cs="Times New Roman"/>
+          <w:color w:val="9CDCFE"/>
+          <w:sz w:val="21"/>
+          <w:szCs w:val="21"/>
+          <w:lang w:eastAsia="en-US"/>
+        </w:rPr>
+        <w:t>texte</w:t>
+      </w:r>
+      <w:r>
+        <w:rPr>
+          <w:rFonts w:ascii="Consolas" w:eastAsia="Times New Roman" w:hAnsi="Consolas" w:cs="Times New Roman"/>
+          <w:color w:val="CCCCCC"/>
+          <w:sz w:val="21"/>
+          <w:szCs w:val="21"/>
+          <w:lang w:eastAsia="en-US"/>
+        </w:rPr>
+        <w:t>.</w:t>
+      </w:r>
+      <w:r>
+        <w:rPr>
+          <w:rFonts w:ascii="Consolas" w:eastAsia="Times New Roman" w:hAnsi="Consolas" w:cs="Times New Roman"/>
+          <w:color w:val="DCDCAA"/>
+          <w:sz w:val="21"/>
+          <w:szCs w:val="21"/>
+          <w:lang w:eastAsia="en-US"/>
+        </w:rPr>
+        <w:t>rfind</w:t>
+      </w:r>
+      <w:r>
+        <w:rPr>
+          <w:rFonts w:ascii="Consolas" w:eastAsia="Times New Roman" w:hAnsi="Consolas" w:cs="Times New Roman"/>
+          <w:color w:val="CCCCCC"/>
+          <w:sz w:val="21"/>
+          <w:szCs w:val="21"/>
+          <w:lang w:eastAsia="en-US"/>
+        </w:rPr>
+        <w:t>(</w:t>
+      </w:r>
+      <w:r>
+        <w:rPr>
+          <w:rFonts w:ascii="Consolas" w:eastAsia="Times New Roman" w:hAnsi="Consolas" w:cs="Times New Roman"/>
+          <w:color w:val="CE9178"/>
+          <w:sz w:val="21"/>
+          <w:szCs w:val="21"/>
+          <w:lang w:eastAsia="en-US"/>
+        </w:rPr>
+        <w:t>"."</w:t>
+      </w:r>
+      <w:r>
+        <w:rPr>
+          <w:rFonts w:ascii="Consolas" w:eastAsia="Times New Roman" w:hAnsi="Consolas" w:cs="Times New Roman"/>
+          <w:color w:val="CCCCCC"/>
+          <w:sz w:val="21"/>
+          <w:szCs w:val="21"/>
+          <w:lang w:eastAsia="en-US"/>
+        </w:rPr>
+        <w:t>)]</w:t>
+      </w:r>
+    </w:p>
+    <w:p>
+      <w:pPr>
+        <w:shd w:val="clear" w:color="auto" w:fill="1F1F1F"/>
+        <w:suppressAutoHyphens w:val="0"/>
+        <w:spacing w:after="0" w:line="285" w:lineRule="atLeast"/>
+        <w:rPr>
+          <w:rFonts w:ascii="Consolas" w:eastAsia="Times New Roman" w:hAnsi="Consolas" w:cs="Times New Roman"/>
+          <w:color w:val="CCCCCC"/>
+          <w:sz w:val="21"/>
+          <w:szCs w:val="21"/>
+          <w:lang w:eastAsia="en-US"/>
+        </w:rPr>
+      </w:pPr>
+      <w:proofErr w:type="spellStart"/>
+      <w:proofErr w:type="gramStart"/>
+      <w:r>
+        <w:rPr>
+          <w:rFonts w:ascii="Consolas" w:eastAsia="Times New Roman" w:hAnsi="Consolas" w:cs="Times New Roman"/>
+          <w:color w:val="9CDCFE"/>
+          <w:sz w:val="21"/>
+          <w:szCs w:val="21"/>
+          <w:lang w:eastAsia="en-US"/>
+        </w:rPr>
+        <w:t>indexpremierMot</w:t>
+      </w:r>
+      <w:proofErr w:type="spellEnd"/>
+      <w:proofErr w:type="gramEnd"/>
+      <w:r>
+        <w:rPr>
+          <w:rFonts w:ascii="Consolas" w:eastAsia="Times New Roman" w:hAnsi="Consolas" w:cs="Times New Roman"/>
+          <w:color w:val="CCCCCC"/>
+          <w:sz w:val="21"/>
+          <w:szCs w:val="21"/>
+          <w:lang w:eastAsia="en-US"/>
+        </w:rPr>
+        <w:t xml:space="preserve"> </w:t>
+      </w:r>
+      <w:r>
+        <w:rPr>
+          <w:rFonts w:ascii="Consolas" w:eastAsia="Times New Roman" w:hAnsi="Consolas" w:cs="Times New Roman"/>
+          <w:color w:val="D4D4D4"/>
+          <w:sz w:val="21"/>
+          <w:szCs w:val="21"/>
+          <w:lang w:eastAsia="en-US"/>
+        </w:rPr>
+        <w:t>=</w:t>
+      </w:r>
+      <w:r>
+        <w:rPr>
+          <w:rFonts w:ascii="Consolas" w:eastAsia="Times New Roman" w:hAnsi="Consolas" w:cs="Times New Roman"/>
+          <w:color w:val="CCCCCC"/>
+          <w:sz w:val="21"/>
+          <w:szCs w:val="21"/>
+          <w:lang w:eastAsia="en-US"/>
+        </w:rPr>
+        <w:t xml:space="preserve"> </w:t>
+      </w:r>
+      <w:proofErr w:type="spellStart"/>
+      <w:r>
+        <w:rPr>
+          <w:rFonts w:ascii="Consolas" w:eastAsia="Times New Roman" w:hAnsi="Consolas" w:cs="Times New Roman"/>
+          <w:color w:val="9CDCFE"/>
+          <w:sz w:val="21"/>
+          <w:szCs w:val="21"/>
+          <w:lang w:eastAsia="en-US"/>
+        </w:rPr>
+        <w:t>texte</w:t>
+      </w:r>
+      <w:r>
+        <w:rPr>
+          <w:rFonts w:ascii="Consolas" w:eastAsia="Times New Roman" w:hAnsi="Consolas" w:cs="Times New Roman"/>
+          <w:color w:val="CCCCCC"/>
+          <w:sz w:val="21"/>
+          <w:szCs w:val="21"/>
+          <w:lang w:eastAsia="en-US"/>
+        </w:rPr>
+        <w:t>.</w:t>
+      </w:r>
+      <w:r>
+        <w:rPr>
+          <w:rFonts w:ascii="Consolas" w:eastAsia="Times New Roman" w:hAnsi="Consolas" w:cs="Times New Roman"/>
+          <w:color w:val="DCDCAA"/>
+          <w:sz w:val="21"/>
+          <w:szCs w:val="21"/>
+          <w:lang w:eastAsia="en-US"/>
+        </w:rPr>
+        <w:t>rfind</w:t>
+      </w:r>
+      <w:proofErr w:type="spellEnd"/>
+      <w:r>
+        <w:rPr>
+          <w:rFonts w:ascii="Consolas" w:eastAsia="Times New Roman" w:hAnsi="Consolas" w:cs="Times New Roman"/>
+          <w:color w:val="CCCCCC"/>
+          <w:sz w:val="21"/>
+          <w:szCs w:val="21"/>
+          <w:lang w:eastAsia="en-US"/>
+        </w:rPr>
+        <w:t>(</w:t>
+      </w:r>
+      <w:r>
+        <w:rPr>
+          <w:rFonts w:ascii="Consolas" w:eastAsia="Times New Roman" w:hAnsi="Consolas" w:cs="Times New Roman"/>
+          <w:color w:val="CE9178"/>
+          <w:sz w:val="21"/>
+          <w:szCs w:val="21"/>
+          <w:lang w:eastAsia="en-US"/>
+        </w:rPr>
+        <w:t>" "</w:t>
+      </w:r>
+      <w:r>
+        <w:rPr>
+          <w:rFonts w:ascii="Consolas" w:eastAsia="Times New Roman" w:hAnsi="Consolas" w:cs="Times New Roman"/>
+          <w:color w:val="CCCCCC"/>
+          <w:sz w:val="21"/>
+          <w:szCs w:val="21"/>
+          <w:lang w:eastAsia="en-US"/>
+        </w:rPr>
+        <w:t xml:space="preserve">, </w:t>
+      </w:r>
+      <w:r>
+        <w:rPr>
+          <w:rFonts w:ascii="Consolas" w:eastAsia="Times New Roman" w:hAnsi="Consolas" w:cs="Times New Roman"/>
+          <w:color w:val="B5CEA8"/>
+          <w:sz w:val="21"/>
+          <w:szCs w:val="21"/>
+          <w:lang w:eastAsia="en-US"/>
+        </w:rPr>
+        <w:t>0</w:t>
+      </w:r>
+      <w:r>
+        <w:rPr>
+          <w:rFonts w:ascii="Consolas" w:eastAsia="Times New Roman" w:hAnsi="Consolas" w:cs="Times New Roman"/>
+          <w:color w:val="CCCCCC"/>
+          <w:sz w:val="21"/>
+          <w:szCs w:val="21"/>
+          <w:lang w:eastAsia="en-US"/>
+        </w:rPr>
+        <w:t xml:space="preserve">, </w:t>
+      </w:r>
+      <w:proofErr w:type="spellStart"/>
+      <w:r>
+        <w:rPr>
+          <w:rFonts w:ascii="Consolas" w:eastAsia="Times New Roman" w:hAnsi="Consolas" w:cs="Times New Roman"/>
+          <w:color w:val="9CDCFE"/>
+          <w:sz w:val="21"/>
+          <w:szCs w:val="21"/>
+          <w:lang w:eastAsia="en-US"/>
+        </w:rPr>
+        <w:t>indexdernierMot</w:t>
+      </w:r>
+      <w:proofErr w:type="spellEnd"/>
+      <w:r>
+        <w:rPr>
+          <w:rFonts w:ascii="Consolas" w:eastAsia="Times New Roman" w:hAnsi="Consolas" w:cs="Times New Roman"/>
+          <w:color w:val="CCCCCC"/>
+          <w:sz w:val="21"/>
+          <w:szCs w:val="21"/>
+          <w:lang w:eastAsia="en-US"/>
+        </w:rPr>
+        <w:t>)</w:t>
+      </w:r>
+    </w:p>
+    <w:p>
+      <w:pPr>
+        <w:shd w:val="clear" w:color="auto" w:fill="1F1F1F"/>
+        <w:suppressAutoHyphens w:val="0"/>
+        <w:spacing w:after="0" w:line="285" w:lineRule="atLeast"/>
+        <w:rPr>
+          <w:rFonts w:ascii="Consolas" w:eastAsia="Times New Roman" w:hAnsi="Consolas" w:cs="Times New Roman"/>
+          <w:color w:val="CCCCCC"/>
+          <w:sz w:val="21"/>
+          <w:szCs w:val="21"/>
+          <w:lang w:eastAsia="en-US"/>
+        </w:rPr>
+      </w:pPr>
+      <w:proofErr w:type="spellStart"/>
+      <w:proofErr w:type="gramStart"/>
+      <w:r>
+        <w:rPr>
+          <w:rFonts w:ascii="Consolas" w:eastAsia="Times New Roman" w:hAnsi="Consolas" w:cs="Times New Roman"/>
+          <w:color w:val="9CDCFE"/>
+          <w:sz w:val="21"/>
+          <w:szCs w:val="21"/>
+          <w:lang w:eastAsia="en-US"/>
+        </w:rPr>
+        <w:t>premierMot</w:t>
+      </w:r>
+      <w:proofErr w:type="spellEnd"/>
+      <w:proofErr w:type="gramEnd"/>
+      <w:r>
+        <w:rPr>
+          <w:rFonts w:ascii="Consolas" w:eastAsia="Times New Roman" w:hAnsi="Consolas" w:cs="Times New Roman"/>
+          <w:color w:val="CCCCCC"/>
+          <w:sz w:val="21"/>
+          <w:szCs w:val="21"/>
+          <w:lang w:eastAsia="en-US"/>
+        </w:rPr>
+        <w:t xml:space="preserve"> </w:t>
+      </w:r>
+      <w:r>
+        <w:rPr>
+          <w:rFonts w:ascii="Consolas" w:eastAsia="Times New Roman" w:hAnsi="Consolas" w:cs="Times New Roman"/>
+          <w:color w:val="D4D4D4"/>
+          <w:sz w:val="21"/>
+          <w:szCs w:val="21"/>
+          <w:lang w:eastAsia="en-US"/>
+        </w:rPr>
+        <w:t>=</w:t>
+      </w:r>
+      <w:r>
+        <w:rPr>
+          <w:rFonts w:ascii="Consolas" w:eastAsia="Times New Roman" w:hAnsi="Consolas" w:cs="Times New Roman"/>
+          <w:color w:val="CCCCCC"/>
+          <w:sz w:val="21"/>
+          <w:szCs w:val="21"/>
+          <w:lang w:eastAsia="en-US"/>
+        </w:rPr>
+        <w:t xml:space="preserve"> </w:t>
+      </w:r>
+      <w:r>
+        <w:rPr>
+          <w:rFonts w:ascii="Consolas" w:eastAsia="Times New Roman" w:hAnsi="Consolas" w:cs="Times New Roman"/>
+          <w:color w:val="9CDCFE"/>
+          <w:sz w:val="21"/>
+          <w:szCs w:val="21"/>
+          <w:lang w:eastAsia="en-US"/>
+        </w:rPr>
+        <w:t>texte</w:t>
+      </w:r>
+      <w:r>
+        <w:rPr>
+          <w:rFonts w:ascii="Consolas" w:eastAsia="Times New Roman" w:hAnsi="Consolas" w:cs="Times New Roman"/>
+          <w:color w:val="CCCCCC"/>
+          <w:sz w:val="21"/>
+          <w:szCs w:val="21"/>
+          <w:lang w:eastAsia="en-US"/>
+        </w:rPr>
+        <w:t>[</w:t>
+      </w:r>
+      <w:r>
+        <w:rPr>
+          <w:rFonts w:ascii="Consolas" w:eastAsia="Times New Roman" w:hAnsi="Consolas" w:cs="Times New Roman"/>
+          <w:color w:val="9CDCFE"/>
+          <w:sz w:val="21"/>
+          <w:szCs w:val="21"/>
+          <w:lang w:eastAsia="en-US"/>
+        </w:rPr>
+        <w:t>indexpremierMot</w:t>
+      </w:r>
+      <w:r>
+        <w:rPr>
+          <w:rFonts w:ascii="Consolas" w:eastAsia="Times New Roman" w:hAnsi="Consolas" w:cs="Times New Roman"/>
+          <w:color w:val="D4D4D4"/>
+          <w:sz w:val="21"/>
+          <w:szCs w:val="21"/>
+          <w:lang w:eastAsia="en-US"/>
+        </w:rPr>
+        <w:t>+</w:t>
+      </w:r>
+      <w:r>
+        <w:rPr>
+          <w:rFonts w:ascii="Consolas" w:eastAsia="Times New Roman" w:hAnsi="Consolas" w:cs="Times New Roman"/>
+          <w:color w:val="B5CEA8"/>
+          <w:sz w:val="21"/>
+          <w:szCs w:val="21"/>
+          <w:lang w:eastAsia="en-US"/>
+        </w:rPr>
+        <w:t>1</w:t>
+      </w:r>
+      <w:r>
+        <w:rPr>
+          <w:rFonts w:ascii="Consolas" w:eastAsia="Times New Roman" w:hAnsi="Consolas" w:cs="Times New Roman"/>
+          <w:color w:val="CCCCCC"/>
+          <w:sz w:val="21"/>
+          <w:szCs w:val="21"/>
+          <w:lang w:eastAsia="en-US"/>
+        </w:rPr>
+        <w:t>:</w:t>
+      </w:r>
+      <w:r>
+        <w:rPr>
+          <w:rFonts w:ascii="Consolas" w:eastAsia="Times New Roman" w:hAnsi="Consolas" w:cs="Times New Roman"/>
+          <w:color w:val="9CDCFE"/>
+          <w:sz w:val="21"/>
+          <w:szCs w:val="21"/>
+          <w:lang w:eastAsia="en-US"/>
+        </w:rPr>
+        <w:t>indexdernierMot</w:t>
+      </w:r>
+      <w:r>
+        <w:rPr>
+          <w:rFonts w:ascii="Consolas" w:eastAsia="Times New Roman" w:hAnsi="Consolas" w:cs="Times New Roman"/>
+          <w:color w:val="CCCCCC"/>
+          <w:sz w:val="21"/>
+          <w:szCs w:val="21"/>
+          <w:lang w:eastAsia="en-US"/>
+        </w:rPr>
+        <w:t>]</w:t>
+      </w:r>
+    </w:p>
+    <w:p>
+      <w:pPr>
+        <w:shd w:val="clear" w:color="auto" w:fill="1F1F1F"/>
+        <w:suppressAutoHyphens w:val="0"/>
+        <w:spacing w:after="0" w:line="285" w:lineRule="atLeast"/>
+        <w:rPr>
+          <w:rFonts w:ascii="Consolas" w:eastAsia="Times New Roman" w:hAnsi="Consolas" w:cs="Times New Roman"/>
+          <w:color w:val="CCCCCC"/>
+          <w:sz w:val="21"/>
+          <w:szCs w:val="21"/>
+          <w:lang w:val="en-US" w:eastAsia="en-US"/>
+        </w:rPr>
+      </w:pPr>
+      <w:proofErr w:type="gramStart"/>
+      <w:r>
+        <w:rPr>
+          <w:rFonts w:ascii="Consolas" w:eastAsia="Times New Roman" w:hAnsi="Consolas" w:cs="Times New Roman"/>
+          <w:color w:val="DCDCAA"/>
+          <w:sz w:val="21"/>
+          <w:szCs w:val="21"/>
+          <w:lang w:val="en-US" w:eastAsia="en-US"/>
+        </w:rPr>
+        <w:t>print</w:t>
+      </w:r>
+      <w:r>
+        <w:rPr>
+          <w:rFonts w:ascii="Consolas" w:eastAsia="Times New Roman" w:hAnsi="Consolas" w:cs="Times New Roman"/>
+          <w:color w:val="CCCCCC"/>
+          <w:sz w:val="21"/>
+          <w:szCs w:val="21"/>
+          <w:lang w:val="en-US" w:eastAsia="en-US"/>
+        </w:rPr>
+        <w:t>(</w:t>
+      </w:r>
+      <w:proofErr w:type="spellStart"/>
+      <w:proofErr w:type="gramEnd"/>
+      <w:r>
+        <w:rPr>
+          <w:rFonts w:ascii="Consolas" w:eastAsia="Times New Roman" w:hAnsi="Consolas" w:cs="Times New Roman"/>
+          <w:color w:val="9CDCFE"/>
+          <w:sz w:val="21"/>
+          <w:szCs w:val="21"/>
+          <w:lang w:val="en-US" w:eastAsia="en-US"/>
+        </w:rPr>
+        <w:t>premierMot</w:t>
+      </w:r>
+      <w:proofErr w:type="spellEnd"/>
+      <w:r>
+        <w:rPr>
+          <w:rFonts w:ascii="Consolas" w:eastAsia="Times New Roman" w:hAnsi="Consolas" w:cs="Times New Roman"/>
+          <w:color w:val="D4D4D4"/>
+          <w:sz w:val="21"/>
+          <w:szCs w:val="21"/>
+          <w:lang w:val="en-US" w:eastAsia="en-US"/>
+        </w:rPr>
+        <w:t>+</w:t>
+      </w:r>
+      <w:r>
+        <w:rPr>
+          <w:rFonts w:ascii="Consolas" w:eastAsia="Times New Roman" w:hAnsi="Consolas" w:cs="Times New Roman"/>
+          <w:color w:val="CE9178"/>
+          <w:sz w:val="21"/>
+          <w:szCs w:val="21"/>
+          <w:lang w:val="en-US" w:eastAsia="en-US"/>
+        </w:rPr>
+        <w:t>" "</w:t>
+      </w:r>
+      <w:r>
+        <w:rPr>
+          <w:rFonts w:ascii="Consolas" w:eastAsia="Times New Roman" w:hAnsi="Consolas" w:cs="Times New Roman"/>
+          <w:color w:val="D4D4D4"/>
+          <w:sz w:val="21"/>
+          <w:szCs w:val="21"/>
+          <w:lang w:val="en-US" w:eastAsia="en-US"/>
+        </w:rPr>
+        <w:t>+</w:t>
+      </w:r>
+      <w:proofErr w:type="spellStart"/>
+      <w:r>
+        <w:rPr>
+          <w:rFonts w:ascii="Consolas" w:eastAsia="Times New Roman" w:hAnsi="Consolas" w:cs="Times New Roman"/>
+          <w:color w:val="9CDCFE"/>
+          <w:sz w:val="21"/>
+          <w:szCs w:val="21"/>
+          <w:lang w:val="en-US" w:eastAsia="en-US"/>
+        </w:rPr>
+        <w:t>dernierMot</w:t>
+      </w:r>
+      <w:proofErr w:type="spellEnd"/>
+      <w:r>
+        <w:rPr>
+          <w:rFonts w:ascii="Consolas" w:eastAsia="Times New Roman" w:hAnsi="Consolas" w:cs="Times New Roman"/>
+          <w:color w:val="CCCCCC"/>
+          <w:sz w:val="21"/>
+          <w:szCs w:val="21"/>
+          <w:lang w:val="en-US" w:eastAsia="en-US"/>
+        </w:rPr>
+        <w:t>)</w:t>
+      </w:r>
+    </w:p>
+    <w:p>
+      <w:pPr>
+        <w:spacing w:after="200" w:line="276" w:lineRule="auto"/>
+        <w:rPr>
+          <w:rFonts w:ascii="Calibri" w:eastAsia="Calibri" w:hAnsi="Calibri" w:cs="Calibri"/>
+        </w:rPr>
+      </w:pPr>
+    </w:p>
+    <w:p>
+      <w:pPr>
+        <w:spacing w:after="200" w:line="276" w:lineRule="auto"/>
+        <w:rPr>
+          <w:rFonts w:ascii="Calibri" w:eastAsia="Calibri" w:hAnsi="Calibri" w:cs="Calibri"/>
+        </w:rPr>
+      </w:pPr>
+    </w:p>
+    <w:p>
+      <w:pPr>
+        <w:spacing w:after="200" w:line="276" w:lineRule="auto"/>
+        <w:rPr>
+          <w:rFonts w:ascii="Calibri" w:eastAsia="Calibri" w:hAnsi="Calibri" w:cs="Calibri"/>
         </w:rPr>
       </w:pPr>
       <w:r>
@@ -1186,38 +3735,25 @@
     </w:p>
     <w:p>
       <w:pPr>
-        <w:pStyle w:val="Normal"/>
-        <w:spacing w:lineRule="auto" w:line="276" w:before="0" w:after="200"/>
-        <w:rPr>
-          <w:rFonts w:ascii="Calibri" w:hAnsi="Calibri" w:eastAsia="Calibri" w:cs="Calibri"/>
-        </w:rPr>
-      </w:pPr>
-      <w:r>
-        <w:rPr>
-          <w:rFonts w:eastAsia="Calibri" w:cs="Calibri"/>
-        </w:rPr>
-      </w:r>
-    </w:p>
-    <w:p>
-      <w:pPr>
-        <w:pStyle w:val="Normal"/>
-        <w:spacing w:lineRule="auto" w:line="276" w:before="0" w:after="200"/>
-        <w:rPr>
-          <w:rFonts w:ascii="Calibri" w:hAnsi="Calibri" w:eastAsia="Calibri" w:cs="Calibri"/>
-        </w:rPr>
-      </w:pPr>
-      <w:r>
-        <w:rPr>
-          <w:rFonts w:eastAsia="Calibri" w:cs="Calibri"/>
-        </w:rPr>
-      </w:r>
-    </w:p>
-    <w:p>
-      <w:pPr>
-        <w:pStyle w:val="Normal"/>
-        <w:spacing w:lineRule="auto" w:line="276" w:before="0" w:after="200"/>
-        <w:rPr>
-          <w:rFonts w:ascii="Calibri" w:hAnsi="Calibri" w:eastAsia="Calibri" w:cs="Calibri"/>
+        <w:spacing w:after="200" w:line="276" w:lineRule="auto"/>
+        <w:rPr>
+          <w:rFonts w:ascii="Calibri" w:eastAsia="Calibri" w:hAnsi="Calibri" w:cs="Calibri"/>
+        </w:rPr>
+      </w:pPr>
+    </w:p>
+    <w:p>
+      <w:pPr>
+        <w:spacing w:after="200" w:line="276" w:lineRule="auto"/>
+        <w:rPr>
+          <w:rFonts w:ascii="Calibri" w:eastAsia="Calibri" w:hAnsi="Calibri" w:cs="Calibri"/>
+        </w:rPr>
+      </w:pPr>
+    </w:p>
+    <w:p>
+      <w:pPr>
+        <w:spacing w:after="200" w:line="276" w:lineRule="auto"/>
+        <w:rPr>
+          <w:rFonts w:ascii="Calibri" w:eastAsia="Calibri" w:hAnsi="Calibri" w:cs="Calibri"/>
         </w:rPr>
       </w:pPr>
       <w:r>
@@ -1255,38 +3791,315 @@
     </w:p>
     <w:p>
       <w:pPr>
-        <w:pStyle w:val="Normal"/>
-        <w:spacing w:lineRule="auto" w:line="276" w:before="0" w:after="200"/>
-        <w:rPr>
-          <w:rFonts w:ascii="Calibri" w:hAnsi="Calibri" w:eastAsia="Calibri" w:cs="Calibri"/>
-        </w:rPr>
-      </w:pPr>
-      <w:r>
-        <w:rPr>
-          <w:rFonts w:eastAsia="Calibri" w:cs="Calibri"/>
-        </w:rPr>
-      </w:r>
-    </w:p>
-    <w:p>
-      <w:pPr>
-        <w:pStyle w:val="Normal"/>
-        <w:spacing w:lineRule="auto" w:line="276" w:before="0" w:after="200"/>
-        <w:rPr>
-          <w:rFonts w:ascii="Calibri" w:hAnsi="Calibri" w:eastAsia="Calibri" w:cs="Calibri"/>
-        </w:rPr>
-      </w:pPr>
-      <w:r>
-        <w:rPr>
-          <w:rFonts w:eastAsia="Calibri" w:cs="Calibri"/>
-        </w:rPr>
-      </w:r>
-    </w:p>
-    <w:p>
-      <w:pPr>
-        <w:pStyle w:val="Normal"/>
-        <w:spacing w:lineRule="auto" w:line="276" w:before="0" w:after="200"/>
-        <w:rPr>
-          <w:rFonts w:ascii="Calibri" w:hAnsi="Calibri" w:eastAsia="Calibri" w:cs="Calibri"/>
+        <w:shd w:val="clear" w:color="auto" w:fill="1F1F1F"/>
+        <w:suppressAutoHyphens w:val="0"/>
+        <w:spacing w:after="0" w:line="285" w:lineRule="atLeast"/>
+        <w:rPr>
+          <w:rFonts w:ascii="Consolas" w:eastAsia="Times New Roman" w:hAnsi="Consolas" w:cs="Times New Roman"/>
+          <w:color w:val="CCCCCC"/>
+          <w:sz w:val="21"/>
+          <w:szCs w:val="21"/>
+          <w:lang w:val="en-US" w:eastAsia="en-US"/>
+        </w:rPr>
+      </w:pPr>
+      <w:r>
+        <w:rPr>
+          <w:rFonts w:ascii="Consolas" w:eastAsia="Times New Roman" w:hAnsi="Consolas" w:cs="Times New Roman"/>
+          <w:color w:val="C586C0"/>
+          <w:sz w:val="21"/>
+          <w:szCs w:val="21"/>
+          <w:lang w:val="en-US" w:eastAsia="en-US"/>
+        </w:rPr>
+        <w:t>for</w:t>
+      </w:r>
+      <w:r>
+        <w:rPr>
+          <w:rFonts w:ascii="Consolas" w:eastAsia="Times New Roman" w:hAnsi="Consolas" w:cs="Times New Roman"/>
+          <w:color w:val="CCCCCC"/>
+          <w:sz w:val="21"/>
+          <w:szCs w:val="21"/>
+          <w:lang w:val="en-US" w:eastAsia="en-US"/>
+        </w:rPr>
+        <w:t xml:space="preserve"> </w:t>
+      </w:r>
+      <w:r>
+        <w:rPr>
+          <w:rFonts w:ascii="Consolas" w:eastAsia="Times New Roman" w:hAnsi="Consolas" w:cs="Times New Roman"/>
+          <w:color w:val="9CDCFE"/>
+          <w:sz w:val="21"/>
+          <w:szCs w:val="21"/>
+          <w:lang w:val="en-US" w:eastAsia="en-US"/>
+        </w:rPr>
+        <w:t>mot</w:t>
+      </w:r>
+      <w:r>
+        <w:rPr>
+          <w:rFonts w:ascii="Consolas" w:eastAsia="Times New Roman" w:hAnsi="Consolas" w:cs="Times New Roman"/>
+          <w:color w:val="CCCCCC"/>
+          <w:sz w:val="21"/>
+          <w:szCs w:val="21"/>
+          <w:lang w:val="en-US" w:eastAsia="en-US"/>
+        </w:rPr>
+        <w:t xml:space="preserve"> </w:t>
+      </w:r>
+      <w:r>
+        <w:rPr>
+          <w:rFonts w:ascii="Consolas" w:eastAsia="Times New Roman" w:hAnsi="Consolas" w:cs="Times New Roman"/>
+          <w:color w:val="C586C0"/>
+          <w:sz w:val="21"/>
+          <w:szCs w:val="21"/>
+          <w:lang w:val="en-US" w:eastAsia="en-US"/>
+        </w:rPr>
+        <w:t>in</w:t>
+      </w:r>
+      <w:r>
+        <w:rPr>
+          <w:rFonts w:ascii="Consolas" w:eastAsia="Times New Roman" w:hAnsi="Consolas" w:cs="Times New Roman"/>
+          <w:color w:val="CCCCCC"/>
+          <w:sz w:val="21"/>
+          <w:szCs w:val="21"/>
+          <w:lang w:val="en-US" w:eastAsia="en-US"/>
+        </w:rPr>
+        <w:t xml:space="preserve"> </w:t>
+      </w:r>
+      <w:proofErr w:type="spellStart"/>
+      <w:proofErr w:type="gramStart"/>
+      <w:r>
+        <w:rPr>
+          <w:rFonts w:ascii="Consolas" w:eastAsia="Times New Roman" w:hAnsi="Consolas" w:cs="Times New Roman"/>
+          <w:color w:val="9CDCFE"/>
+          <w:sz w:val="21"/>
+          <w:szCs w:val="21"/>
+          <w:lang w:val="en-US" w:eastAsia="en-US"/>
+        </w:rPr>
+        <w:t>texte</w:t>
+      </w:r>
+      <w:r>
+        <w:rPr>
+          <w:rFonts w:ascii="Consolas" w:eastAsia="Times New Roman" w:hAnsi="Consolas" w:cs="Times New Roman"/>
+          <w:color w:val="CCCCCC"/>
+          <w:sz w:val="21"/>
+          <w:szCs w:val="21"/>
+          <w:lang w:val="en-US" w:eastAsia="en-US"/>
+        </w:rPr>
+        <w:t>.</w:t>
+      </w:r>
+      <w:r>
+        <w:rPr>
+          <w:rFonts w:ascii="Consolas" w:eastAsia="Times New Roman" w:hAnsi="Consolas" w:cs="Times New Roman"/>
+          <w:color w:val="DCDCAA"/>
+          <w:sz w:val="21"/>
+          <w:szCs w:val="21"/>
+          <w:lang w:val="en-US" w:eastAsia="en-US"/>
+        </w:rPr>
+        <w:t>split</w:t>
+      </w:r>
+      <w:proofErr w:type="spellEnd"/>
+      <w:proofErr w:type="gramEnd"/>
+      <w:r>
+        <w:rPr>
+          <w:rFonts w:ascii="Consolas" w:eastAsia="Times New Roman" w:hAnsi="Consolas" w:cs="Times New Roman"/>
+          <w:color w:val="CCCCCC"/>
+          <w:sz w:val="21"/>
+          <w:szCs w:val="21"/>
+          <w:lang w:val="en-US" w:eastAsia="en-US"/>
+        </w:rPr>
+        <w:t>():</w:t>
+      </w:r>
+    </w:p>
+    <w:p>
+      <w:pPr>
+        <w:shd w:val="clear" w:color="auto" w:fill="1F1F1F"/>
+        <w:suppressAutoHyphens w:val="0"/>
+        <w:spacing w:after="0" w:line="285" w:lineRule="atLeast"/>
+        <w:rPr>
+          <w:rFonts w:ascii="Consolas" w:eastAsia="Times New Roman" w:hAnsi="Consolas" w:cs="Times New Roman"/>
+          <w:color w:val="CCCCCC"/>
+          <w:sz w:val="21"/>
+          <w:szCs w:val="21"/>
+          <w:lang w:val="en-US" w:eastAsia="en-US"/>
+        </w:rPr>
+      </w:pPr>
+      <w:r>
+        <w:rPr>
+          <w:rFonts w:ascii="Consolas" w:eastAsia="Times New Roman" w:hAnsi="Consolas" w:cs="Times New Roman"/>
+          <w:color w:val="CCCCCC"/>
+          <w:sz w:val="21"/>
+          <w:szCs w:val="21"/>
+          <w:lang w:val="en-US" w:eastAsia="en-US"/>
+        </w:rPr>
+        <w:t xml:space="preserve">    </w:t>
+      </w:r>
+      <w:r>
+        <w:rPr>
+          <w:rFonts w:ascii="Consolas" w:eastAsia="Times New Roman" w:hAnsi="Consolas" w:cs="Times New Roman"/>
+          <w:color w:val="C586C0"/>
+          <w:sz w:val="21"/>
+          <w:szCs w:val="21"/>
+          <w:lang w:val="en-US" w:eastAsia="en-US"/>
+        </w:rPr>
+        <w:t>if</w:t>
+      </w:r>
+      <w:r>
+        <w:rPr>
+          <w:rFonts w:ascii="Consolas" w:eastAsia="Times New Roman" w:hAnsi="Consolas" w:cs="Times New Roman"/>
+          <w:color w:val="CCCCCC"/>
+          <w:sz w:val="21"/>
+          <w:szCs w:val="21"/>
+          <w:lang w:val="en-US" w:eastAsia="en-US"/>
+        </w:rPr>
+        <w:t xml:space="preserve"> </w:t>
+      </w:r>
+      <w:r>
+        <w:rPr>
+          <w:rFonts w:ascii="Consolas" w:eastAsia="Times New Roman" w:hAnsi="Consolas" w:cs="Times New Roman"/>
+          <w:color w:val="9CDCFE"/>
+          <w:sz w:val="21"/>
+          <w:szCs w:val="21"/>
+          <w:lang w:val="en-US" w:eastAsia="en-US"/>
+        </w:rPr>
+        <w:t>mot</w:t>
+      </w:r>
+      <w:r>
+        <w:rPr>
+          <w:rFonts w:ascii="Consolas" w:eastAsia="Times New Roman" w:hAnsi="Consolas" w:cs="Times New Roman"/>
+          <w:color w:val="CCCCCC"/>
+          <w:sz w:val="21"/>
+          <w:szCs w:val="21"/>
+          <w:lang w:val="en-US" w:eastAsia="en-US"/>
+        </w:rPr>
+        <w:t>[</w:t>
+      </w:r>
+      <w:r>
+        <w:rPr>
+          <w:rFonts w:ascii="Consolas" w:eastAsia="Times New Roman" w:hAnsi="Consolas" w:cs="Times New Roman"/>
+          <w:color w:val="B5CEA8"/>
+          <w:sz w:val="21"/>
+          <w:szCs w:val="21"/>
+          <w:lang w:val="en-US" w:eastAsia="en-US"/>
+        </w:rPr>
+        <w:t>0</w:t>
+      </w:r>
+      <w:proofErr w:type="gramStart"/>
+      <w:r>
+        <w:rPr>
+          <w:rFonts w:ascii="Consolas" w:eastAsia="Times New Roman" w:hAnsi="Consolas" w:cs="Times New Roman"/>
+          <w:color w:val="CCCCCC"/>
+          <w:sz w:val="21"/>
+          <w:szCs w:val="21"/>
+          <w:lang w:val="en-US" w:eastAsia="en-US"/>
+        </w:rPr>
+        <w:t>].</w:t>
+      </w:r>
+      <w:proofErr w:type="spellStart"/>
+      <w:r>
+        <w:rPr>
+          <w:rFonts w:ascii="Consolas" w:eastAsia="Times New Roman" w:hAnsi="Consolas" w:cs="Times New Roman"/>
+          <w:color w:val="DCDCAA"/>
+          <w:sz w:val="21"/>
+          <w:szCs w:val="21"/>
+          <w:lang w:val="en-US" w:eastAsia="en-US"/>
+        </w:rPr>
+        <w:t>isupper</w:t>
+      </w:r>
+      <w:proofErr w:type="spellEnd"/>
+      <w:proofErr w:type="gramEnd"/>
+      <w:r>
+        <w:rPr>
+          <w:rFonts w:ascii="Consolas" w:eastAsia="Times New Roman" w:hAnsi="Consolas" w:cs="Times New Roman"/>
+          <w:color w:val="CCCCCC"/>
+          <w:sz w:val="21"/>
+          <w:szCs w:val="21"/>
+          <w:lang w:val="en-US" w:eastAsia="en-US"/>
+        </w:rPr>
+        <w:t>():</w:t>
+      </w:r>
+    </w:p>
+    <w:p>
+      <w:pPr>
+        <w:shd w:val="clear" w:color="auto" w:fill="1F1F1F"/>
+        <w:suppressAutoHyphens w:val="0"/>
+        <w:spacing w:after="0" w:line="285" w:lineRule="atLeast"/>
+        <w:rPr>
+          <w:rFonts w:ascii="Consolas" w:eastAsia="Times New Roman" w:hAnsi="Consolas" w:cs="Times New Roman"/>
+          <w:color w:val="CCCCCC"/>
+          <w:sz w:val="21"/>
+          <w:szCs w:val="21"/>
+          <w:lang w:val="en-US" w:eastAsia="en-US"/>
+        </w:rPr>
+      </w:pPr>
+      <w:r>
+        <w:rPr>
+          <w:rFonts w:ascii="Consolas" w:eastAsia="Times New Roman" w:hAnsi="Consolas" w:cs="Times New Roman"/>
+          <w:color w:val="CCCCCC"/>
+          <w:sz w:val="21"/>
+          <w:szCs w:val="21"/>
+          <w:lang w:val="en-US" w:eastAsia="en-US"/>
+        </w:rPr>
+        <w:t xml:space="preserve">        </w:t>
+      </w:r>
+      <w:r>
+        <w:rPr>
+          <w:rFonts w:ascii="Consolas" w:eastAsia="Times New Roman" w:hAnsi="Consolas" w:cs="Times New Roman"/>
+          <w:color w:val="DCDCAA"/>
+          <w:sz w:val="21"/>
+          <w:szCs w:val="21"/>
+          <w:lang w:val="en-US" w:eastAsia="en-US"/>
+        </w:rPr>
+        <w:t>print</w:t>
+      </w:r>
+      <w:r>
+        <w:rPr>
+          <w:rFonts w:ascii="Consolas" w:eastAsia="Times New Roman" w:hAnsi="Consolas" w:cs="Times New Roman"/>
+          <w:color w:val="CCCCCC"/>
+          <w:sz w:val="21"/>
+          <w:szCs w:val="21"/>
+          <w:lang w:val="en-US" w:eastAsia="en-US"/>
+        </w:rPr>
+        <w:t>(</w:t>
+      </w:r>
+      <w:r>
+        <w:rPr>
+          <w:rFonts w:ascii="Consolas" w:eastAsia="Times New Roman" w:hAnsi="Consolas" w:cs="Times New Roman"/>
+          <w:color w:val="9CDCFE"/>
+          <w:sz w:val="21"/>
+          <w:szCs w:val="21"/>
+          <w:lang w:val="en-US" w:eastAsia="en-US"/>
+        </w:rPr>
+        <w:t>mot</w:t>
+      </w:r>
+      <w:r>
+        <w:rPr>
+          <w:rFonts w:ascii="Consolas" w:eastAsia="Times New Roman" w:hAnsi="Consolas" w:cs="Times New Roman"/>
+          <w:color w:val="CCCCCC"/>
+          <w:sz w:val="21"/>
+          <w:szCs w:val="21"/>
+          <w:lang w:val="en-US" w:eastAsia="en-US"/>
+        </w:rPr>
+        <w:t>)</w:t>
+      </w:r>
+    </w:p>
+    <w:p>
+      <w:pPr>
+        <w:spacing w:after="200" w:line="276" w:lineRule="auto"/>
+        <w:rPr>
+          <w:rFonts w:ascii="Calibri" w:eastAsia="Calibri" w:hAnsi="Calibri" w:cs="Calibri"/>
+        </w:rPr>
+      </w:pPr>
+    </w:p>
+    <w:p>
+      <w:pPr>
+        <w:spacing w:after="200" w:line="276" w:lineRule="auto"/>
+        <w:rPr>
+          <w:rFonts w:ascii="Calibri" w:eastAsia="Calibri" w:hAnsi="Calibri" w:cs="Calibri"/>
+        </w:rPr>
+      </w:pPr>
+    </w:p>
+    <w:p>
+      <w:pPr>
+        <w:spacing w:after="200" w:line="276" w:lineRule="auto"/>
+        <w:rPr>
+          <w:rFonts w:ascii="Calibri" w:eastAsia="Calibri" w:hAnsi="Calibri" w:cs="Calibri"/>
         </w:rPr>
       </w:pPr>
       <w:r>
@@ -1311,10 +4124,9 @@
     </w:p>
     <w:p>
       <w:pPr>
-        <w:pStyle w:val="Normal"/>
-        <w:spacing w:lineRule="auto" w:line="276" w:before="0" w:after="200"/>
-        <w:rPr>
-          <w:rFonts w:ascii="Calibri" w:hAnsi="Calibri" w:eastAsia="Calibri" w:cs="Calibri"/>
+        <w:spacing w:after="200" w:line="276" w:lineRule="auto"/>
+        <w:rPr>
+          <w:rFonts w:ascii="Calibri" w:eastAsia="Calibri" w:hAnsi="Calibri" w:cs="Calibri"/>
         </w:rPr>
       </w:pPr>
       <w:r>
@@ -1334,10 +4146,9 @@
     </w:p>
     <w:p>
       <w:pPr>
-        <w:pStyle w:val="Normal"/>
-        <w:spacing w:lineRule="auto" w:line="276" w:before="0" w:after="200"/>
-        <w:rPr>
-          <w:rFonts w:ascii="Calibri" w:hAnsi="Calibri" w:eastAsia="Calibri" w:cs="Calibri"/>
+        <w:spacing w:after="200" w:line="276" w:lineRule="auto"/>
+        <w:rPr>
+          <w:rFonts w:ascii="Calibri" w:eastAsia="Calibri" w:hAnsi="Calibri" w:cs="Calibri"/>
         </w:rPr>
       </w:pPr>
       <w:r>
@@ -1357,11 +4168,9 @@
     </w:p>
     <w:p>
       <w:pPr>
-        <w:pStyle w:val="Normal"/>
-        <w:spacing w:lineRule="auto" w:line="276" w:before="0" w:after="200"/>
-        <w:rPr>
-          <w:rFonts w:ascii="Calibri" w:hAnsi="Calibri" w:eastAsia="Calibri" w:cs="Calibri"/>
-          <w:b/>
+        <w:spacing w:after="200" w:line="276" w:lineRule="auto"/>
+        <w:rPr>
+          <w:rFonts w:ascii="Calibri" w:eastAsia="Calibri" w:hAnsi="Calibri" w:cs="Calibri"/>
           <w:b/>
         </w:rPr>
       </w:pPr>
@@ -1372,6 +4181,7 @@
         <w:tab/>
         <w:t xml:space="preserve">c. Contenant la séquence de lettres </w:t>
       </w:r>
+      <w:proofErr w:type="gramStart"/>
       <w:r>
         <w:rPr>
           <w:rFonts w:eastAsia="Calibri" w:cs="Calibri"/>
@@ -1379,13 +4189,13 @@
         </w:rPr>
         <w:t>ca</w:t>
       </w:r>
-    </w:p>
-    <w:p>
-      <w:pPr>
-        <w:pStyle w:val="Normal"/>
-        <w:spacing w:lineRule="auto" w:line="276" w:before="0" w:after="200"/>
-        <w:rPr>
-          <w:rFonts w:ascii="Calibri" w:hAnsi="Calibri" w:eastAsia="Calibri" w:cs="Calibri"/>
+      <w:proofErr w:type="gramEnd"/>
+    </w:p>
+    <w:p>
+      <w:pPr>
+        <w:spacing w:after="200" w:line="276" w:lineRule="auto"/>
+        <w:rPr>
+          <w:rFonts w:ascii="Calibri" w:eastAsia="Calibri" w:hAnsi="Calibri" w:cs="Calibri"/>
         </w:rPr>
       </w:pPr>
       <w:r>
@@ -1404,40 +4214,75 @@
     </w:p>
     <w:p>
       <w:pPr>
-        <w:pStyle w:val="Normal"/>
-        <w:rPr>
-          <w:rFonts w:ascii="Calibri" w:hAnsi="Calibri" w:eastAsia="Calibri" w:cs="Calibri"/>
-        </w:rPr>
-      </w:pPr>
-      <w:r>
-        <w:rPr>
-          <w:rFonts w:eastAsia="Calibri" w:cs="Calibri"/>
-        </w:rPr>
-      </w:r>
+        <w:rPr>
+          <w:rFonts w:ascii="Calibri" w:eastAsia="Calibri" w:hAnsi="Calibri" w:cs="Calibri"/>
+        </w:rPr>
+      </w:pPr>
       <w:r>
         <w:br w:type="page"/>
       </w:r>
     </w:p>
     <w:p>
       <w:pPr>
-        <w:pStyle w:val="Normal"/>
-        <w:spacing w:lineRule="auto" w:line="276" w:before="0" w:after="200"/>
-        <w:rPr>
-          <w:rFonts w:ascii="Calibri" w:hAnsi="Calibri" w:eastAsia="Calibri" w:cs="Calibri"/>
-        </w:rPr>
-      </w:pPr>
-      <w:r>
-        <w:rPr>
-          <w:rFonts w:eastAsia="Calibri" w:cs="Calibri"/>
-        </w:rPr>
+        <w:spacing w:after="200" w:line="276" w:lineRule="auto"/>
+        <w:rPr>
+          <w:rFonts w:ascii="Calibri" w:eastAsia="Calibri" w:hAnsi="Calibri" w:cs="Calibri"/>
+        </w:rPr>
+      </w:pPr>
+      <w:r>
+        <w:rPr>
+          <w:rFonts w:eastAsia="Calibri" w:cs="Calibri"/>
+        </w:rPr>
+        <w:lastRenderedPageBreak/>
         <w:t xml:space="preserve">20. À quoi sert le code Python suivant ? </w:t>
       </w:r>
-      <w:r>
-        <w:rPr>
-          <w:rFonts w:eastAsia="Calibri" w:cs="Calibri"/>
-          <w:b/>
-        </w:rPr>
-        <w:t>sum(len(mot) for mot in bovary_liste)</w:t>
+      <w:proofErr w:type="spellStart"/>
+      <w:r>
+        <w:rPr>
+          <w:rFonts w:eastAsia="Calibri" w:cs="Calibri"/>
+          <w:b/>
+        </w:rPr>
+        <w:t>sum</w:t>
+      </w:r>
+      <w:proofErr w:type="spellEnd"/>
+      <w:r>
+        <w:rPr>
+          <w:rFonts w:eastAsia="Calibri" w:cs="Calibri"/>
+          <w:b/>
+        </w:rPr>
+        <w:t>(</w:t>
+      </w:r>
+      <w:proofErr w:type="spellStart"/>
+      <w:r>
+        <w:rPr>
+          <w:rFonts w:eastAsia="Calibri" w:cs="Calibri"/>
+          <w:b/>
+        </w:rPr>
+        <w:t>len</w:t>
+      </w:r>
+      <w:proofErr w:type="spellEnd"/>
+      <w:r>
+        <w:rPr>
+          <w:rFonts w:eastAsia="Calibri" w:cs="Calibri"/>
+          <w:b/>
+        </w:rPr>
+        <w:t xml:space="preserve">(mot) for mot in </w:t>
+      </w:r>
+      <w:proofErr w:type="spellStart"/>
+      <w:r>
+        <w:rPr>
+          <w:rFonts w:eastAsia="Calibri" w:cs="Calibri"/>
+          <w:b/>
+        </w:rPr>
+        <w:t>bovary_liste</w:t>
+      </w:r>
+      <w:proofErr w:type="spellEnd"/>
+      <w:r>
+        <w:rPr>
+          <w:rFonts w:eastAsia="Calibri" w:cs="Calibri"/>
+          <w:b/>
+        </w:rPr>
+        <w:t>)</w:t>
       </w:r>
       <w:r>
         <w:rPr>
@@ -1448,24 +4293,73 @@
     </w:p>
     <w:p>
       <w:pPr>
-        <w:pStyle w:val="Normal"/>
-        <w:spacing w:lineRule="auto" w:line="276" w:before="0" w:after="200"/>
-        <w:rPr>
-          <w:rFonts w:ascii="Calibri" w:hAnsi="Calibri" w:eastAsia="Calibri" w:cs="Calibri"/>
-        </w:rPr>
-      </w:pPr>
-      <w:r>
-        <w:rPr>
-          <w:rFonts w:eastAsia="Calibri" w:cs="Calibri"/>
-        </w:rPr>
-      </w:r>
-    </w:p>
-    <w:p>
-      <w:pPr>
-        <w:pStyle w:val="Normal"/>
-        <w:spacing w:lineRule="auto" w:line="276" w:before="0" w:after="200"/>
-        <w:rPr>
-          <w:rFonts w:ascii="Calibri" w:hAnsi="Calibri" w:eastAsia="Calibri" w:cs="Calibri"/>
+        <w:spacing w:after="200" w:line="276" w:lineRule="auto"/>
+        <w:rPr>
+          <w:rFonts w:ascii="Calibri" w:eastAsia="Calibri" w:hAnsi="Calibri" w:cs="Calibri"/>
+        </w:rPr>
+      </w:pPr>
+      <w:r>
+        <w:rPr>
+          <w:rFonts w:ascii="Calibri" w:eastAsia="Calibri" w:hAnsi="Calibri" w:cs="Calibri"/>
+        </w:rPr>
+        <w:t xml:space="preserve">Avoir la somme des mots du texte de </w:t>
+      </w:r>
+      <w:proofErr w:type="spellStart"/>
+      <w:r>
+        <w:rPr>
+          <w:rFonts w:ascii="Calibri" w:eastAsia="Calibri" w:hAnsi="Calibri" w:cs="Calibri"/>
+        </w:rPr>
+        <w:t>bovary</w:t>
+      </w:r>
+      <w:proofErr w:type="spellEnd"/>
+      <w:r>
+        <w:rPr>
+          <w:rFonts w:ascii="Calibri" w:eastAsia="Calibri" w:hAnsi="Calibri" w:cs="Calibri"/>
+        </w:rPr>
+        <w:t xml:space="preserve"> soit avec ou sans doublons </w:t>
+      </w:r>
+      <w:proofErr w:type="spellStart"/>
+      <w:r>
+        <w:rPr>
+          <w:rFonts w:ascii="Calibri" w:eastAsia="Calibri" w:hAnsi="Calibri" w:cs="Calibri"/>
+        </w:rPr>
+        <w:t>dependant</w:t>
+      </w:r>
+      <w:proofErr w:type="spellEnd"/>
+      <w:r>
+        <w:rPr>
+          <w:rFonts w:ascii="Calibri" w:eastAsia="Calibri" w:hAnsi="Calibri" w:cs="Calibri"/>
+        </w:rPr>
+        <w:t xml:space="preserve"> si on parle d’un ensemble ou une liste de tous les mots. Non, car l’expression renvoie justement la somme des mots donner par </w:t>
+      </w:r>
+      <w:proofErr w:type="spellStart"/>
+      <w:r>
+        <w:rPr>
+          <w:rFonts w:ascii="Calibri" w:eastAsia="Calibri" w:hAnsi="Calibri" w:cs="Calibri"/>
+        </w:rPr>
+        <w:t>len</w:t>
+      </w:r>
+      <w:proofErr w:type="spellEnd"/>
+      <w:r>
+        <w:rPr>
+          <w:rFonts w:ascii="Calibri" w:eastAsia="Calibri" w:hAnsi="Calibri" w:cs="Calibri"/>
+        </w:rPr>
+        <w:t xml:space="preserve"> dans la liste de </w:t>
+      </w:r>
+      <w:proofErr w:type="spellStart"/>
+      <w:r>
+        <w:rPr>
+          <w:rFonts w:ascii="Calibri" w:eastAsia="Calibri" w:hAnsi="Calibri" w:cs="Calibri"/>
+        </w:rPr>
+        <w:t>bovary</w:t>
+      </w:r>
+      <w:proofErr w:type="spellEnd"/>
+    </w:p>
+    <w:p>
+      <w:pPr>
+        <w:spacing w:after="200" w:line="276" w:lineRule="auto"/>
+        <w:rPr>
+          <w:rFonts w:ascii="Calibri" w:eastAsia="Calibri" w:hAnsi="Calibri" w:cs="Calibri"/>
         </w:rPr>
       </w:pPr>
       <w:r>
@@ -1479,7 +4373,23 @@
           <w:rFonts w:eastAsia="Calibri" w:cs="Calibri"/>
           <w:b/>
         </w:rPr>
-        <w:t>set(bovary_phrase1) &lt; set(bovary_liste)</w:t>
+        <w:t>set(bovary_phrase1) &lt; set(</w:t>
+      </w:r>
+      <w:proofErr w:type="spellStart"/>
+      <w:r>
+        <w:rPr>
+          <w:rFonts w:eastAsia="Calibri" w:cs="Calibri"/>
+          <w:b/>
+        </w:rPr>
+        <w:t>bovary_liste</w:t>
+      </w:r>
+      <w:proofErr w:type="spellEnd"/>
+      <w:r>
+        <w:rPr>
+          <w:rFonts w:eastAsia="Calibri" w:cs="Calibri"/>
+          <w:b/>
+        </w:rPr>
+        <w:t>)</w:t>
       </w:r>
       <w:r>
         <w:rPr>
@@ -1487,40 +4397,62 @@
         </w:rPr>
         <w:t xml:space="preserve">. Expérimentez en utilisant différents arguments pour </w:t>
       </w:r>
+      <w:proofErr w:type="gramStart"/>
       <w:r>
         <w:rPr>
           <w:rFonts w:eastAsia="Calibri" w:cs="Calibri"/>
           <w:b/>
           <w:bCs/>
         </w:rPr>
-        <w:t>set()</w:t>
-      </w:r>
-      <w:r>
-        <w:rPr>
-          <w:rFonts w:eastAsia="Calibri" w:cs="Calibri"/>
-        </w:rPr>
-        <w:t>. Qu'est ce que ça fait? Pouvez-vous penser à une application pratique pour cela?</w:t>
+        <w:t>set(</w:t>
+      </w:r>
+      <w:proofErr w:type="gramEnd"/>
+      <w:r>
+        <w:rPr>
+          <w:rFonts w:eastAsia="Calibri" w:cs="Calibri"/>
+          <w:b/>
+          <w:bCs/>
+        </w:rPr>
+        <w:t>)</w:t>
+      </w:r>
+      <w:r>
+        <w:rPr>
+          <w:rFonts w:eastAsia="Calibri" w:cs="Calibri"/>
+        </w:rPr>
+        <w:t>. Qu'</w:t>
+      </w:r>
+      <w:proofErr w:type="spellStart"/>
+      <w:r>
+        <w:rPr>
+          <w:rFonts w:eastAsia="Calibri" w:cs="Calibri"/>
+        </w:rPr>
+        <w:t>est ce</w:t>
+      </w:r>
+      <w:proofErr w:type="spellEnd"/>
+      <w:r>
+        <w:rPr>
+          <w:rFonts w:eastAsia="Calibri" w:cs="Calibri"/>
+        </w:rPr>
+        <w:t xml:space="preserve"> que ça fait? Pouvez-vous penser à une application pratique pour cela?</w:t>
       </w:r>
     </w:p>
     <w:sectPr>
-      <w:type w:val="nextPage"/>
       <w:pgSz w:w="12240" w:h="15840"/>
-      <w:pgMar w:left="1800" w:right="1800" w:gutter="0" w:header="0" w:top="1440" w:footer="0" w:bottom="1440"/>
-      <w:pgNumType w:fmt="decimal"/>
-      <w:formProt w:val="false"/>
-      <w:textDirection w:val="lrTb"/>
-      <w:docGrid w:type="default" w:linePitch="360" w:charSpace="4096"/>
+      <w:pgMar w:top="1440" w:right="1800" w:bottom="1440" w:left="1800" w:header="0" w:footer="0" w:gutter="0"/>
+      <w:cols w:space="720"/>
+      <w:formProt w:val="0"/>
+      <w:docGrid w:linePitch="360" w:charSpace="4096"/>
     </w:sectPr>
   </w:body>
 </w:document>
 </file>
 
 <file path=word/styles.xml><?xml version="1.0" encoding="utf-8"?>
-<w:styles xmlns:w="http://schemas.openxmlformats.org/wordprocessingml/2006/main" xmlns:w14="http://schemas.microsoft.com/office/word/2010/wordml" xmlns:mc="http://schemas.openxmlformats.org/markup-compatibility/2006" mc:Ignorable="w14">
+<w:styles xmlns:mc="http://schemas.openxmlformats.org/markup-compatibility/2006" xmlns:r="http://schemas.openxmlformats.org/officeDocument/2006/relationships" xmlns:w="http://schemas.openxmlformats.org/wordprocessingml/2006/main" xmlns:w14="http://schemas.microsoft.com/office/word/2010/wordml" xmlns:w15="http://schemas.microsoft.com/office/word/2012/wordml" xmlns:w16cex="http://schemas.microsoft.com/office/word/2018/wordml/cex" xmlns:w16cid="http://schemas.microsoft.com/office/word/2016/wordml/cid" xmlns:w16="http://schemas.microsoft.com/office/word/2018/wordml" xmlns:w16sdtdh="http://schemas.microsoft.com/office/word/2020/wordml/sdtdatahash" xmlns:w16se="http://schemas.microsoft.com/office/word/2015/wordml/symex" mc:Ignorable="w14 w15 w16se w16cid w16 w16cex w16sdtdh">
   <w:docDefaults>
     <w:rPrDefault>
       <w:rPr>
-        <w:rFonts w:ascii="Calibri" w:hAnsi="Calibri" w:eastAsia="" w:cs="" w:asciiTheme="minorHAnsi" w:cstheme="minorBidi" w:eastAsiaTheme="minorEastAsia" w:hAnsiTheme="minorHAnsi"/>
+        <w:rFonts w:asciiTheme="minorHAnsi" w:eastAsiaTheme="minorEastAsia" w:hAnsiTheme="minorHAnsi" w:cstheme="minorBidi"/>
         <w:sz w:val="22"/>
         <w:szCs w:val="22"/>
         <w:lang w:val="fr-CA" w:eastAsia="fr-CA" w:bidi="ar-SA"/>
@@ -1528,21 +4460,21 @@
     </w:rPrDefault>
     <w:pPrDefault>
       <w:pPr>
-        <w:suppressAutoHyphens w:val="true"/>
+        <w:suppressAutoHyphens/>
       </w:pPr>
     </w:pPrDefault>
   </w:docDefaults>
   <w:latentStyles w:defLockedState="0" w:defUIPriority="99" w:defSemiHidden="0" w:defUnhideWhenUsed="0" w:defQFormat="0" w:count="376">
     <w:lsdException w:name="Normal" w:uiPriority="0" w:qFormat="1"/>
     <w:lsdException w:name="heading 1" w:uiPriority="9" w:qFormat="1"/>
-    <w:lsdException w:name="heading 2" w:uiPriority="9" w:semiHidden="1" w:unhideWhenUsed="1" w:qFormat="1"/>
-    <w:lsdException w:name="heading 3" w:uiPriority="9" w:semiHidden="1" w:unhideWhenUsed="1" w:qFormat="1"/>
-    <w:lsdException w:name="heading 4" w:uiPriority="9" w:semiHidden="1" w:unhideWhenUsed="1" w:qFormat="1"/>
-    <w:lsdException w:name="heading 5" w:uiPriority="9" w:semiHidden="1" w:unhideWhenUsed="1" w:qFormat="1"/>
-    <w:lsdException w:name="heading 6" w:uiPriority="9" w:semiHidden="1" w:unhideWhenUsed="1" w:qFormat="1"/>
-    <w:lsdException w:name="heading 7" w:uiPriority="9" w:semiHidden="1" w:unhideWhenUsed="1" w:qFormat="1"/>
-    <w:lsdException w:name="heading 8" w:uiPriority="9" w:semiHidden="1" w:unhideWhenUsed="1" w:qFormat="1"/>
-    <w:lsdException w:name="heading 9" w:uiPriority="9" w:semiHidden="1" w:unhideWhenUsed="1" w:qFormat="1"/>
+    <w:lsdException w:name="heading 2" w:semiHidden="1" w:uiPriority="9" w:unhideWhenUsed="1" w:qFormat="1"/>
+    <w:lsdException w:name="heading 3" w:semiHidden="1" w:uiPriority="9" w:unhideWhenUsed="1" w:qFormat="1"/>
+    <w:lsdException w:name="heading 4" w:semiHidden="1" w:uiPriority="9" w:unhideWhenUsed="1" w:qFormat="1"/>
+    <w:lsdException w:name="heading 5" w:semiHidden="1" w:uiPriority="9" w:unhideWhenUsed="1" w:qFormat="1"/>
+    <w:lsdException w:name="heading 6" w:semiHidden="1" w:uiPriority="9" w:unhideWhenUsed="1" w:qFormat="1"/>
+    <w:lsdException w:name="heading 7" w:semiHidden="1" w:uiPriority="9" w:unhideWhenUsed="1" w:qFormat="1"/>
+    <w:lsdException w:name="heading 8" w:semiHidden="1" w:uiPriority="9" w:unhideWhenUsed="1" w:qFormat="1"/>
+    <w:lsdException w:name="heading 9" w:semiHidden="1" w:uiPriority="9" w:unhideWhenUsed="1" w:qFormat="1"/>
     <w:lsdException w:name="index 1" w:semiHidden="1" w:unhideWhenUsed="1"/>
     <w:lsdException w:name="index 2" w:semiHidden="1" w:unhideWhenUsed="1"/>
     <w:lsdException w:name="index 3" w:semiHidden="1" w:unhideWhenUsed="1"/>
@@ -1552,22 +4484,22 @@
     <w:lsdException w:name="index 7" w:semiHidden="1" w:unhideWhenUsed="1"/>
     <w:lsdException w:name="index 8" w:semiHidden="1" w:unhideWhenUsed="1"/>
     <w:lsdException w:name="index 9" w:semiHidden="1" w:unhideWhenUsed="1"/>
-    <w:lsdException w:name="toc 1" w:uiPriority="39" w:semiHidden="1" w:unhideWhenUsed="1"/>
-    <w:lsdException w:name="toc 2" w:uiPriority="39" w:semiHidden="1" w:unhideWhenUsed="1"/>
-    <w:lsdException w:name="toc 3" w:uiPriority="39" w:semiHidden="1" w:unhideWhenUsed="1"/>
-    <w:lsdException w:name="toc 4" w:uiPriority="39" w:semiHidden="1" w:unhideWhenUsed="1"/>
-    <w:lsdException w:name="toc 5" w:uiPriority="39" w:semiHidden="1" w:unhideWhenUsed="1"/>
-    <w:lsdException w:name="toc 6" w:uiPriority="39" w:semiHidden="1" w:unhideWhenUsed="1"/>
-    <w:lsdException w:name="toc 7" w:uiPriority="39" w:semiHidden="1" w:unhideWhenUsed="1"/>
-    <w:lsdException w:name="toc 8" w:uiPriority="39" w:semiHidden="1" w:unhideWhenUsed="1"/>
-    <w:lsdException w:name="toc 9" w:uiPriority="39" w:semiHidden="1" w:unhideWhenUsed="1"/>
+    <w:lsdException w:name="toc 1" w:semiHidden="1" w:uiPriority="39" w:unhideWhenUsed="1"/>
+    <w:lsdException w:name="toc 2" w:semiHidden="1" w:uiPriority="39" w:unhideWhenUsed="1"/>
+    <w:lsdException w:name="toc 3" w:semiHidden="1" w:uiPriority="39" w:unhideWhenUsed="1"/>
+    <w:lsdException w:name="toc 4" w:semiHidden="1" w:uiPriority="39" w:unhideWhenUsed="1"/>
+    <w:lsdException w:name="toc 5" w:semiHidden="1" w:uiPriority="39" w:unhideWhenUsed="1"/>
+    <w:lsdException w:name="toc 6" w:semiHidden="1" w:uiPriority="39" w:unhideWhenUsed="1"/>
+    <w:lsdException w:name="toc 7" w:semiHidden="1" w:uiPriority="39" w:unhideWhenUsed="1"/>
+    <w:lsdException w:name="toc 8" w:semiHidden="1" w:uiPriority="39" w:unhideWhenUsed="1"/>
+    <w:lsdException w:name="toc 9" w:semiHidden="1" w:uiPriority="39" w:unhideWhenUsed="1"/>
     <w:lsdException w:name="Normal Indent" w:semiHidden="1" w:unhideWhenUsed="1"/>
     <w:lsdException w:name="footnote text" w:semiHidden="1" w:unhideWhenUsed="1"/>
     <w:lsdException w:name="annotation text" w:semiHidden="1" w:unhideWhenUsed="1"/>
     <w:lsdException w:name="header" w:semiHidden="1" w:unhideWhenUsed="1"/>
     <w:lsdException w:name="footer" w:semiHidden="1" w:unhideWhenUsed="1"/>
     <w:lsdException w:name="index heading" w:semiHidden="1" w:unhideWhenUsed="1"/>
-    <w:lsdException w:name="caption" w:uiPriority="35" w:semiHidden="1" w:unhideWhenUsed="1" w:qFormat="1"/>
+    <w:lsdException w:name="caption" w:semiHidden="1" w:uiPriority="35" w:unhideWhenUsed="1" w:qFormat="1"/>
     <w:lsdException w:name="table of figures" w:semiHidden="1" w:unhideWhenUsed="1"/>
     <w:lsdException w:name="envelope address" w:semiHidden="1" w:unhideWhenUsed="1"/>
     <w:lsdException w:name="envelope return" w:semiHidden="1" w:unhideWhenUsed="1"/>
@@ -1598,7 +4530,7 @@
     <w:lsdException w:name="Title" w:uiPriority="10" w:qFormat="1"/>
     <w:lsdException w:name="Closing" w:semiHidden="1" w:unhideWhenUsed="1"/>
     <w:lsdException w:name="Signature" w:semiHidden="1" w:unhideWhenUsed="1"/>
-    <w:lsdException w:name="Default Paragraph Font" w:uiPriority="1" w:semiHidden="1" w:unhideWhenUsed="1"/>
+    <w:lsdException w:name="Default Paragraph Font" w:semiHidden="1" w:uiPriority="1" w:unhideWhenUsed="1"/>
     <w:lsdException w:name="Body Text" w:semiHidden="1" w:unhideWhenUsed="1"/>
     <w:lsdException w:name="Body Text Indent" w:semiHidden="1" w:unhideWhenUsed="1"/>
     <w:lsdException w:name="List Continue" w:semiHidden="1" w:unhideWhenUsed="1"/>
@@ -1798,8 +4730,8 @@
     <w:lsdException w:name="Subtle Reference" w:uiPriority="31" w:qFormat="1"/>
     <w:lsdException w:name="Intense Reference" w:uiPriority="32" w:qFormat="1"/>
     <w:lsdException w:name="Book Title" w:uiPriority="33" w:qFormat="1"/>
-    <w:lsdException w:name="Bibliography" w:uiPriority="37" w:semiHidden="1" w:unhideWhenUsed="1"/>
-    <w:lsdException w:name="TOC Heading" w:uiPriority="39" w:semiHidden="1" w:unhideWhenUsed="1" w:qFormat="1"/>
+    <w:lsdException w:name="Bibliography" w:semiHidden="1" w:uiPriority="37" w:unhideWhenUsed="1"/>
+    <w:lsdException w:name="TOC Heading" w:semiHidden="1" w:uiPriority="39" w:unhideWhenUsed="1" w:qFormat="1"/>
     <w:lsdException w:name="Plain Table 1" w:uiPriority="41"/>
     <w:lsdException w:name="Plain Table 2" w:uiPriority="42"/>
     <w:lsdException w:name="Plain Table 3" w:uiPriority="43"/>
@@ -1910,142 +4842,139 @@
     <w:lsdException w:name="Unresolved Mention" w:semiHidden="1" w:unhideWhenUsed="1"/>
     <w:lsdException w:name="Smart Link" w:semiHidden="1" w:unhideWhenUsed="1"/>
   </w:latentStyles>
-  <w:style w:type="paragraph" w:styleId="Normal" w:default="1">
+  <w:style w:type="paragraph" w:default="1" w:styleId="Normal">
     <w:name w:val="Normal"/>
     <w:qFormat/>
     <w:pPr>
-      <w:widowControl/>
-      <w:bidi w:val="0"/>
-      <w:spacing w:lineRule="auto" w:line="259" w:before="0" w:after="160"/>
-      <w:jc w:val="left"/>
+      <w:spacing w:after="160" w:line="259" w:lineRule="auto"/>
     </w:pPr>
-    <w:rPr>
-      <w:rFonts w:ascii="Calibri" w:hAnsi="Calibri" w:eastAsia="" w:cs="" w:asciiTheme="minorHAnsi" w:cstheme="minorBidi" w:eastAsiaTheme="minorEastAsia" w:hAnsiTheme="minorHAnsi"/>
-      <w:color w:val="auto"/>
-      <w:kern w:val="0"/>
-      <w:sz w:val="22"/>
-      <w:szCs w:val="22"/>
-      <w:lang w:val="fr-CA" w:eastAsia="fr-CA" w:bidi="ar-SA"/>
-    </w:rPr>
   </w:style>
-  <w:style w:type="character" w:styleId="DefaultParagraphFont" w:default="1">
+  <w:style w:type="character" w:default="1" w:styleId="Policepardfaut">
     <w:name w:val="Default Paragraph Font"/>
     <w:uiPriority w:val="1"/>
     <w:semiHidden/>
     <w:unhideWhenUsed/>
-    <w:qFormat/>
-    <w:rPr/>
   </w:style>
-  <w:style w:type="character" w:styleId="PrformatHTMLCar" w:customStyle="1">
+  <w:style w:type="table" w:default="1" w:styleId="TableauNormal">
+    <w:name w:val="Normal Table"/>
+    <w:uiPriority w:val="99"/>
+    <w:semiHidden/>
+    <w:unhideWhenUsed/>
+    <w:tblPr>
+      <w:tblInd w:w="0" w:type="dxa"/>
+      <w:tblCellMar>
+        <w:top w:w="0" w:type="dxa"/>
+        <w:left w:w="108" w:type="dxa"/>
+        <w:bottom w:w="0" w:type="dxa"/>
+        <w:right w:w="108" w:type="dxa"/>
+      </w:tblCellMar>
+    </w:tblPr>
+  </w:style>
+  <w:style w:type="numbering" w:default="1" w:styleId="Aucuneliste">
+    <w:name w:val="No List"/>
+    <w:uiPriority w:val="99"/>
+    <w:semiHidden/>
+    <w:unhideWhenUsed/>
+  </w:style>
+  <w:style w:type="character" w:customStyle="1" w:styleId="PrformatHTMLCar">
     <w:name w:val="Préformaté HTML Car"/>
-    <w:basedOn w:val="DefaultParagraphFont"/>
-    <w:link w:val="HTMLPreformatted"/>
+    <w:basedOn w:val="Policepardfaut"/>
+    <w:link w:val="PrformatHTML"/>
     <w:uiPriority w:val="99"/>
     <w:semiHidden/>
     <w:qFormat/>
-    <w:rsid w:val="00a95c3e"/>
+    <w:rsid w:val="00A95C3E"/>
     <w:rPr>
-      <w:rFonts w:ascii="Courier New" w:hAnsi="Courier New" w:eastAsia="Times New Roman" w:cs="Courier New"/>
+      <w:rFonts w:ascii="Courier New" w:eastAsia="Times New Roman" w:hAnsi="Courier New" w:cs="Courier New"/>
       <w:sz w:val="20"/>
       <w:szCs w:val="20"/>
     </w:rPr>
   </w:style>
-  <w:style w:type="character" w:styleId="Nb" w:customStyle="1">
+  <w:style w:type="character" w:customStyle="1" w:styleId="nb">
     <w:name w:val="nb"/>
-    <w:basedOn w:val="DefaultParagraphFont"/>
+    <w:basedOn w:val="Policepardfaut"/>
     <w:qFormat/>
-    <w:rsid w:val="007b5910"/>
-    <w:rPr/>
+    <w:rsid w:val="007B5910"/>
   </w:style>
-  <w:style w:type="character" w:styleId="P" w:customStyle="1">
+  <w:style w:type="character" w:customStyle="1" w:styleId="p">
     <w:name w:val="p"/>
-    <w:basedOn w:val="DefaultParagraphFont"/>
+    <w:basedOn w:val="Policepardfaut"/>
     <w:qFormat/>
-    <w:rsid w:val="007b5910"/>
-    <w:rPr/>
+    <w:rsid w:val="007B5910"/>
   </w:style>
-  <w:style w:type="character" w:styleId="N" w:customStyle="1">
+  <w:style w:type="character" w:customStyle="1" w:styleId="n">
     <w:name w:val="n"/>
-    <w:basedOn w:val="DefaultParagraphFont"/>
+    <w:basedOn w:val="Policepardfaut"/>
     <w:qFormat/>
-    <w:rsid w:val="007b5910"/>
-    <w:rPr/>
+    <w:rsid w:val="007B5910"/>
   </w:style>
-  <w:style w:type="character" w:styleId="O" w:customStyle="1">
+  <w:style w:type="character" w:customStyle="1" w:styleId="o">
     <w:name w:val="o"/>
-    <w:basedOn w:val="DefaultParagraphFont"/>
+    <w:basedOn w:val="Policepardfaut"/>
     <w:qFormat/>
-    <w:rsid w:val="007b5910"/>
-    <w:rPr/>
+    <w:rsid w:val="007B5910"/>
   </w:style>
-  <w:style w:type="character" w:styleId="Mi" w:customStyle="1">
+  <w:style w:type="character" w:customStyle="1" w:styleId="mi">
     <w:name w:val="mi"/>
-    <w:basedOn w:val="DefaultParagraphFont"/>
+    <w:basedOn w:val="Policepardfaut"/>
     <w:qFormat/>
-    <w:rsid w:val="007951ec"/>
-    <w:rPr/>
+    <w:rsid w:val="007951EC"/>
   </w:style>
-  <w:style w:type="character" w:styleId="K" w:customStyle="1">
+  <w:style w:type="character" w:customStyle="1" w:styleId="k">
     <w:name w:val="k"/>
-    <w:basedOn w:val="DefaultParagraphFont"/>
+    <w:basedOn w:val="Policepardfaut"/>
     <w:qFormat/>
-    <w:rsid w:val="00b06a19"/>
-    <w:rPr/>
+    <w:rsid w:val="00B06A19"/>
   </w:style>
-  <w:style w:type="character" w:styleId="Ow" w:customStyle="1">
+  <w:style w:type="character" w:customStyle="1" w:styleId="ow">
     <w:name w:val="ow"/>
-    <w:basedOn w:val="DefaultParagraphFont"/>
+    <w:basedOn w:val="Policepardfaut"/>
     <w:qFormat/>
-    <w:rsid w:val="00b06a19"/>
-    <w:rPr/>
+    <w:rsid w:val="00B06A19"/>
   </w:style>
-  <w:style w:type="character" w:styleId="C1" w:customStyle="1">
+  <w:style w:type="character" w:customStyle="1" w:styleId="c1">
     <w:name w:val="c1"/>
-    <w:basedOn w:val="DefaultParagraphFont"/>
+    <w:basedOn w:val="Policepardfaut"/>
     <w:qFormat/>
-    <w:rsid w:val="00b06a19"/>
-    <w:rPr/>
+    <w:rsid w:val="00B06A19"/>
   </w:style>
-  <w:style w:type="character" w:styleId="S1" w:customStyle="1">
+  <w:style w:type="character" w:customStyle="1" w:styleId="s1">
     <w:name w:val="s1"/>
-    <w:basedOn w:val="DefaultParagraphFont"/>
+    <w:basedOn w:val="Policepardfaut"/>
     <w:qFormat/>
-    <w:rsid w:val="009c4995"/>
-    <w:rPr/>
+    <w:rsid w:val="009C4995"/>
   </w:style>
-  <w:style w:type="paragraph" w:styleId="Heading">
+  <w:style w:type="paragraph" w:customStyle="1" w:styleId="Heading">
     <w:name w:val="Heading"/>
     <w:basedOn w:val="Normal"/>
-    <w:next w:val="TextBody"/>
+    <w:next w:val="Corpsdetexte"/>
     <w:qFormat/>
     <w:pPr>
-      <w:keepNext w:val="true"/>
+      <w:keepNext/>
       <w:spacing w:before="240" w:after="120"/>
     </w:pPr>
     <w:rPr>
-      <w:rFonts w:ascii="Liberation Sans" w:hAnsi="Liberation Sans" w:eastAsia="Noto Sans CJK SC" w:cs="Lohit Devanagari"/>
+      <w:rFonts w:ascii="Liberation Sans" w:eastAsia="Noto Sans CJK SC" w:hAnsi="Liberation Sans" w:cs="Lohit Devanagari"/>
       <w:sz w:val="28"/>
       <w:szCs w:val="28"/>
     </w:rPr>
   </w:style>
-  <w:style w:type="paragraph" w:styleId="TextBody">
+  <w:style w:type="paragraph" w:styleId="Corpsdetexte">
     <w:name w:val="Body Text"/>
     <w:basedOn w:val="Normal"/>
     <w:pPr>
-      <w:spacing w:lineRule="auto" w:line="276" w:before="0" w:after="140"/>
+      <w:spacing w:after="140" w:line="276" w:lineRule="auto"/>
     </w:pPr>
-    <w:rPr/>
   </w:style>
-  <w:style w:type="paragraph" w:styleId="List">
+  <w:style w:type="paragraph" w:styleId="Liste">
     <w:name w:val="List"/>
-    <w:basedOn w:val="TextBody"/>
-    <w:pPr/>
+    <w:basedOn w:val="Corpsdetexte"/>
     <w:rPr>
       <w:rFonts w:cs="Lohit Devanagari"/>
     </w:rPr>
   </w:style>
-  <w:style w:type="paragraph" w:styleId="Caption">
-    <w:name w:val="Caption"/>
+  <w:style w:type="paragraph" w:styleId="Lgende">
+    <w:name w:val="caption"/>
     <w:basedOn w:val="Normal"/>
     <w:qFormat/>
     <w:pPr>
@@ -2060,7 +4989,7 @@
       <w:szCs w:val="24"/>
     </w:rPr>
   </w:style>
-  <w:style w:type="paragraph" w:styleId="Index">
+  <w:style w:type="paragraph" w:customStyle="1" w:styleId="Index">
     <w:name w:val="Index"/>
     <w:basedOn w:val="Normal"/>
     <w:qFormat/>
@@ -2071,20 +5000,18 @@
       <w:rFonts w:cs="Lohit Devanagari"/>
     </w:rPr>
   </w:style>
-  <w:style w:type="paragraph" w:styleId="ListParagraph">
+  <w:style w:type="paragraph" w:styleId="Paragraphedeliste">
     <w:name w:val="List Paragraph"/>
     <w:basedOn w:val="Normal"/>
     <w:uiPriority w:val="34"/>
     <w:qFormat/>
-    <w:rsid w:val="00a95c3e"/>
+    <w:rsid w:val="00A95C3E"/>
     <w:pPr>
-      <w:spacing w:before="0" w:after="160"/>
-      <w:ind w:left="720" w:hanging="0"/>
+      <w:ind w:left="720"/>
       <w:contextualSpacing/>
     </w:pPr>
-    <w:rPr/>
   </w:style>
-  <w:style w:type="paragraph" w:styleId="HTMLPreformatted">
+  <w:style w:type="paragraph" w:styleId="PrformatHTML">
     <w:name w:val="HTML Preformatted"/>
     <w:basedOn w:val="Normal"/>
     <w:link w:val="PrformatHTMLCar"/>
@@ -2092,55 +5019,33 @@
     <w:semiHidden/>
     <w:unhideWhenUsed/>
     <w:qFormat/>
-    <w:rsid w:val="00a95c3e"/>
+    <w:rsid w:val="00A95C3E"/>
     <w:pPr>
       <w:tabs>
-        <w:tab w:val="clear" w:pos="708"/>
-        <w:tab w:val="left" w:pos="916" w:leader="none"/>
-        <w:tab w:val="left" w:pos="1832" w:leader="none"/>
-        <w:tab w:val="left" w:pos="2748" w:leader="none"/>
-        <w:tab w:val="left" w:pos="3664" w:leader="none"/>
-        <w:tab w:val="left" w:pos="4580" w:leader="none"/>
-        <w:tab w:val="left" w:pos="5496" w:leader="none"/>
-        <w:tab w:val="left" w:pos="6412" w:leader="none"/>
-        <w:tab w:val="left" w:pos="7328" w:leader="none"/>
-        <w:tab w:val="left" w:pos="8244" w:leader="none"/>
-        <w:tab w:val="left" w:pos="9160" w:leader="none"/>
-        <w:tab w:val="left" w:pos="10076" w:leader="none"/>
-        <w:tab w:val="left" w:pos="10992" w:leader="none"/>
-        <w:tab w:val="left" w:pos="11908" w:leader="none"/>
-        <w:tab w:val="left" w:pos="12824" w:leader="none"/>
-        <w:tab w:val="left" w:pos="13740" w:leader="none"/>
-        <w:tab w:val="left" w:pos="14656" w:leader="none"/>
+        <w:tab w:val="left" w:pos="916"/>
+        <w:tab w:val="left" w:pos="1832"/>
+        <w:tab w:val="left" w:pos="2748"/>
+        <w:tab w:val="left" w:pos="3664"/>
+        <w:tab w:val="left" w:pos="4580"/>
+        <w:tab w:val="left" w:pos="5496"/>
+        <w:tab w:val="left" w:pos="6412"/>
+        <w:tab w:val="left" w:pos="7328"/>
+        <w:tab w:val="left" w:pos="8244"/>
+        <w:tab w:val="left" w:pos="9160"/>
+        <w:tab w:val="left" w:pos="10076"/>
+        <w:tab w:val="left" w:pos="10992"/>
+        <w:tab w:val="left" w:pos="11908"/>
+        <w:tab w:val="left" w:pos="12824"/>
+        <w:tab w:val="left" w:pos="13740"/>
+        <w:tab w:val="left" w:pos="14656"/>
       </w:tabs>
-      <w:spacing w:lineRule="auto" w:line="240" w:before="0" w:after="0"/>
+      <w:spacing w:after="0" w:line="240" w:lineRule="auto"/>
     </w:pPr>
     <w:rPr>
-      <w:rFonts w:ascii="Courier New" w:hAnsi="Courier New" w:eastAsia="Times New Roman" w:cs="Courier New"/>
+      <w:rFonts w:ascii="Courier New" w:eastAsia="Times New Roman" w:hAnsi="Courier New" w:cs="Courier New"/>
       <w:sz w:val="20"/>
       <w:szCs w:val="20"/>
     </w:rPr>
-  </w:style>
-  <w:style w:type="numbering" w:styleId="NoList" w:default="1">
-    <w:name w:val="No List"/>
-    <w:uiPriority w:val="99"/>
-    <w:semiHidden/>
-    <w:unhideWhenUsed/>
-    <w:qFormat/>
-  </w:style>
-  <w:style w:type="table" w:default="1" w:styleId="TableauNormal">
-    <w:name w:val="Normal Table"/>
-    <w:uiPriority w:val="99"/>
-    <w:semiHidden/>
-    <w:unhideWhenUsed/>
-    <w:tblPr>
-      <w:tblCellMar>
-        <w:top w:w="0" w:type="dxa"/>
-        <w:left w:w="108" w:type="dxa"/>
-        <w:bottom w:w="0" w:type="dxa"/>
-        <w:right w:w="108" w:type="dxa"/>
-      </w:tblCellMar>
-    </w:tblPr>
   </w:style>
 </w:styles>
 </file>
